--- a/ПЗ1/ПЗ_1_Вольхин_ПМИ_41.docx
+++ b/ПЗ1/ПЗ_1_Вольхин_ПМИ_41.docx
@@ -2509,6 +2509,39 @@
         </w:rPr>
         <w:t>?</w:t>
       </w:r>
+      <w:r>
+        <w:rPr>
+          <w:rFonts w:ascii="Times New Roman" w:eastAsiaTheme="minorEastAsia" w:hAnsi="Times New Roman" w:cs="Times New Roman"/>
+          <w:iCs/>
+          <w:color w:val="000000" w:themeColor="text1"/>
+          <w:sz w:val="28"/>
+          <w:szCs w:val="28"/>
+          <w:lang w:val="en-US"/>
+        </w:rPr>
+        <w:br/>
+      </w:r>
+      <w:r>
+        <w:rPr>
+          <w:rFonts w:ascii="Times New Roman" w:eastAsiaTheme="minorEastAsia" w:hAnsi="Times New Roman" w:cs="Times New Roman"/>
+          <w:iCs/>
+          <w:color w:val="000000" w:themeColor="text1"/>
+          <w:sz w:val="28"/>
+          <w:szCs w:val="28"/>
+          <w:lang w:val="en-US"/>
+        </w:rPr>
+        <w:br/>
+      </w:r>
+      <w:r>
+        <w:rPr>
+          <w:rFonts w:ascii="Times New Roman" w:eastAsiaTheme="minorEastAsia" w:hAnsi="Times New Roman" w:cs="Times New Roman"/>
+          <w:iCs/>
+          <w:color w:val="000000" w:themeColor="text1"/>
+          <w:sz w:val="28"/>
+          <w:szCs w:val="28"/>
+          <w:lang w:val="en-US"/>
+        </w:rPr>
+        <w:br/>
+      </w:r>
     </w:p>
     <w:p>
       <w:pPr>
@@ -2543,6 +2576,7 @@
           <w:sz w:val="28"/>
           <w:szCs w:val="28"/>
         </w:rPr>
+        <w:lastRenderedPageBreak/>
         <w:t>Решени</w:t>
       </w:r>
       <w:r>
@@ -2589,30 +2623,7 @@
           <w:sz w:val="28"/>
           <w:szCs w:val="28"/>
         </w:rPr>
-        <w:t xml:space="preserve">Программный код с решением находится на публичном </w:t>
-      </w:r>
-      <w:proofErr w:type="spellStart"/>
-      <w:r>
-        <w:rPr>
-          <w:rFonts w:ascii="Times New Roman" w:eastAsiaTheme="minorEastAsia" w:hAnsi="Times New Roman" w:cs="Times New Roman"/>
-          <w:iCs/>
-          <w:color w:val="000000" w:themeColor="text1"/>
-          <w:sz w:val="28"/>
-          <w:szCs w:val="28"/>
-          <w:lang w:val="en-US"/>
-        </w:rPr>
-        <w:t>github</w:t>
-      </w:r>
-      <w:proofErr w:type="spellEnd"/>
-      <w:r>
-        <w:rPr>
-          <w:rFonts w:ascii="Times New Roman" w:eastAsiaTheme="minorEastAsia" w:hAnsi="Times New Roman" w:cs="Times New Roman"/>
-          <w:iCs/>
-          <w:color w:val="000000" w:themeColor="text1"/>
-          <w:sz w:val="28"/>
-          <w:szCs w:val="28"/>
-        </w:rPr>
-        <w:t xml:space="preserve"> репозитории по ссылке -</w:t>
+        <w:t>Вариант 3</w:t>
       </w:r>
       <w:r>
         <w:rPr>
@@ -2624,7 +2635,7 @@
           <w:sz w:val="28"/>
           <w:szCs w:val="28"/>
         </w:rPr>
-        <w:t xml:space="preserve"> </w:t>
+        <w:br/>
       </w:r>
       <w:r>
         <w:rPr>
@@ -2641,6 +2652,120 @@
       <w:r>
         <w:rPr>
           <w:rFonts w:ascii="Times New Roman" w:eastAsiaTheme="minorEastAsia" w:hAnsi="Times New Roman" w:cs="Times New Roman"/>
+          <w:iCs/>
+          <w:color w:val="000000" w:themeColor="text1"/>
+          <w:sz w:val="28"/>
+          <w:szCs w:val="28"/>
+        </w:rPr>
+        <w:t>Программный код с решением</w:t>
+      </w:r>
+      <w:r>
+        <w:rPr>
+          <w:rFonts w:ascii="Times New Roman" w:eastAsiaTheme="minorEastAsia" w:hAnsi="Times New Roman" w:cs="Times New Roman"/>
+          <w:iCs/>
+          <w:color w:val="000000" w:themeColor="text1"/>
+          <w:sz w:val="28"/>
+          <w:szCs w:val="28"/>
+        </w:rPr>
+        <w:t xml:space="preserve"> </w:t>
+      </w:r>
+      <w:r>
+        <w:rPr>
+          <w:rFonts w:ascii="Times New Roman" w:eastAsiaTheme="minorEastAsia" w:hAnsi="Times New Roman" w:cs="Times New Roman"/>
+          <w:iCs/>
+          <w:color w:val="000000" w:themeColor="text1"/>
+          <w:sz w:val="28"/>
+          <w:szCs w:val="28"/>
+        </w:rPr>
+        <w:t>для данного ПЗ</w:t>
+      </w:r>
+      <w:r>
+        <w:rPr>
+          <w:rFonts w:ascii="Times New Roman" w:eastAsiaTheme="minorEastAsia" w:hAnsi="Times New Roman" w:cs="Times New Roman"/>
+          <w:iCs/>
+          <w:color w:val="000000" w:themeColor="text1"/>
+          <w:sz w:val="28"/>
+          <w:szCs w:val="28"/>
+        </w:rPr>
+        <w:t xml:space="preserve"> находится на публичном </w:t>
+      </w:r>
+      <w:r>
+        <w:rPr>
+          <w:rFonts w:ascii="Times New Roman" w:eastAsiaTheme="minorEastAsia" w:hAnsi="Times New Roman" w:cs="Times New Roman"/>
+          <w:iCs/>
+          <w:color w:val="000000" w:themeColor="text1"/>
+          <w:sz w:val="28"/>
+          <w:szCs w:val="28"/>
+          <w:lang w:val="en-US"/>
+        </w:rPr>
+        <w:t>G</w:t>
+      </w:r>
+      <w:r>
+        <w:rPr>
+          <w:rFonts w:ascii="Times New Roman" w:eastAsiaTheme="minorEastAsia" w:hAnsi="Times New Roman" w:cs="Times New Roman"/>
+          <w:iCs/>
+          <w:color w:val="000000" w:themeColor="text1"/>
+          <w:sz w:val="28"/>
+          <w:szCs w:val="28"/>
+          <w:lang w:val="en-US"/>
+        </w:rPr>
+        <w:t>it</w:t>
+      </w:r>
+      <w:r>
+        <w:rPr>
+          <w:rFonts w:ascii="Times New Roman" w:eastAsiaTheme="minorEastAsia" w:hAnsi="Times New Roman" w:cs="Times New Roman"/>
+          <w:iCs/>
+          <w:color w:val="000000" w:themeColor="text1"/>
+          <w:sz w:val="28"/>
+          <w:szCs w:val="28"/>
+          <w:lang w:val="en-US"/>
+        </w:rPr>
+        <w:t>H</w:t>
+      </w:r>
+      <w:r>
+        <w:rPr>
+          <w:rFonts w:ascii="Times New Roman" w:eastAsiaTheme="minorEastAsia" w:hAnsi="Times New Roman" w:cs="Times New Roman"/>
+          <w:iCs/>
+          <w:color w:val="000000" w:themeColor="text1"/>
+          <w:sz w:val="28"/>
+          <w:szCs w:val="28"/>
+          <w:lang w:val="en-US"/>
+        </w:rPr>
+        <w:t>ub</w:t>
+      </w:r>
+      <w:r>
+        <w:rPr>
+          <w:rFonts w:ascii="Times New Roman" w:eastAsiaTheme="minorEastAsia" w:hAnsi="Times New Roman" w:cs="Times New Roman"/>
+          <w:iCs/>
+          <w:color w:val="000000" w:themeColor="text1"/>
+          <w:sz w:val="28"/>
+          <w:szCs w:val="28"/>
+        </w:rPr>
+        <w:t xml:space="preserve"> репозитории по </w:t>
+      </w:r>
+      <w:r>
+        <w:rPr>
+          <w:rFonts w:ascii="Times New Roman" w:eastAsiaTheme="minorEastAsia" w:hAnsi="Times New Roman" w:cs="Times New Roman"/>
+          <w:iCs/>
+          <w:color w:val="000000" w:themeColor="text1"/>
+          <w:sz w:val="28"/>
+          <w:szCs w:val="28"/>
+        </w:rPr>
+        <w:t>адресу</w:t>
+      </w:r>
+      <w:r>
+        <w:rPr>
+          <w:rFonts w:ascii="Times New Roman" w:eastAsiaTheme="minorEastAsia" w:hAnsi="Times New Roman" w:cs="Times New Roman"/>
+          <w:iCs/>
+          <w:color w:val="000000" w:themeColor="text1"/>
+          <w:sz w:val="28"/>
+          <w:szCs w:val="28"/>
+        </w:rPr>
+        <w:t xml:space="preserve"> -</w:t>
+      </w:r>
+      <w:r>
+        <w:rPr>
+          <w:rFonts w:ascii="Times New Roman" w:eastAsiaTheme="minorEastAsia" w:hAnsi="Times New Roman" w:cs="Times New Roman"/>
           <w:b/>
           <w:bCs/>
           <w:iCs/>
@@ -2648,8 +2773,39 @@
           <w:sz w:val="28"/>
           <w:szCs w:val="28"/>
         </w:rPr>
-        <w:lastRenderedPageBreak/>
-        <w:t xml:space="preserve">При выборе сетки из 20 сегментов значения погрешности производных сплайна и метода конечной разности не достигли необходимой точности в узлах разбиения </w:t>
+        <w:t xml:space="preserve"> </w:t>
+      </w:r>
+      <w:hyperlink r:id="rId16" w:history="1">
+        <w:r>
+          <w:rPr>
+            <w:rStyle w:val="Hyperlink"/>
+            <w:rFonts w:ascii="Times New Roman" w:eastAsiaTheme="minorEastAsia" w:hAnsi="Times New Roman" w:cs="Times New Roman"/>
+            <w:iCs/>
+            <w:sz w:val="28"/>
+            <w:szCs w:val="28"/>
+          </w:rPr>
+          <w:t>https://github.com/been-sys-ai/NM-Numerical-Methods.git</w:t>
+        </w:r>
+      </w:hyperlink>
+      <w:r>
+        <w:rPr>
+          <w:rFonts w:ascii="Times New Roman" w:eastAsiaTheme="minorEastAsia" w:hAnsi="Times New Roman" w:cs="Times New Roman"/>
+          <w:iCs/>
+          <w:color w:val="000000" w:themeColor="text1"/>
+          <w:sz w:val="28"/>
+          <w:szCs w:val="28"/>
+        </w:rPr>
+        <w:t xml:space="preserve"> </w:t>
+      </w:r>
+      <w:r>
+        <w:rPr>
+          <w:rFonts w:ascii="Times New Roman" w:eastAsiaTheme="minorEastAsia" w:hAnsi="Times New Roman" w:cs="Times New Roman"/>
+          <w:iCs/>
+          <w:color w:val="000000" w:themeColor="text1"/>
+          <w:sz w:val="28"/>
+          <w:szCs w:val="28"/>
+        </w:rPr>
+        <w:br/>
       </w:r>
       <w:r>
         <w:rPr>
@@ -2660,561 +2816,858 @@
           <w:color w:val="000000" w:themeColor="text1"/>
           <w:sz w:val="28"/>
           <w:szCs w:val="28"/>
+        </w:rPr>
+        <w:br/>
+      </w:r>
+      <w:r>
+        <w:rPr>
+          <w:rFonts w:ascii="Times New Roman" w:eastAsiaTheme="minorEastAsia" w:hAnsi="Times New Roman" w:cs="Times New Roman"/>
+          <w:iCs/>
+          <w:color w:val="000000" w:themeColor="text1"/>
+          <w:sz w:val="28"/>
+          <w:szCs w:val="28"/>
+        </w:rPr>
+        <w:t xml:space="preserve">В рамках пункта 3 </w:t>
+      </w:r>
+      <w:r>
+        <w:rPr>
+          <w:rFonts w:ascii="Times New Roman" w:eastAsiaTheme="minorEastAsia" w:hAnsi="Times New Roman" w:cs="Times New Roman"/>
+          <w:iCs/>
+          <w:color w:val="000000" w:themeColor="text1"/>
+          <w:sz w:val="28"/>
+          <w:szCs w:val="28"/>
+        </w:rPr>
+        <w:t>данного ПЗ</w:t>
+      </w:r>
+      <w:r>
+        <w:rPr>
+          <w:rFonts w:ascii="Times New Roman" w:eastAsiaTheme="minorEastAsia" w:hAnsi="Times New Roman" w:cs="Times New Roman"/>
+          <w:iCs/>
+          <w:color w:val="000000" w:themeColor="text1"/>
+          <w:sz w:val="28"/>
+          <w:szCs w:val="28"/>
+        </w:rPr>
+        <w:t xml:space="preserve"> были рассмотрены табличные функции сформированные по 20, 40 и 80 точкам соответственно.</w:t>
+      </w:r>
+      <w:r>
+        <w:rPr>
+          <w:rFonts w:ascii="Times New Roman" w:eastAsiaTheme="minorEastAsia" w:hAnsi="Times New Roman" w:cs="Times New Roman"/>
+          <w:iCs/>
+          <w:color w:val="000000" w:themeColor="text1"/>
+          <w:sz w:val="28"/>
+          <w:szCs w:val="28"/>
+        </w:rPr>
+        <w:br/>
+      </w:r>
+      <w:r>
+        <w:rPr>
+          <w:rFonts w:ascii="Times New Roman" w:eastAsiaTheme="minorEastAsia" w:hAnsi="Times New Roman" w:cs="Times New Roman"/>
+          <w:iCs/>
+          <w:color w:val="000000" w:themeColor="text1"/>
+          <w:sz w:val="28"/>
+          <w:szCs w:val="28"/>
+        </w:rPr>
+        <w:br/>
+        <w:t xml:space="preserve">Результаты оценки точности сплайн-аппроксимации функции </w:t>
+      </w:r>
+      <w:r>
+        <w:rPr>
+          <w:rFonts w:ascii="Times New Roman" w:eastAsiaTheme="minorEastAsia" w:hAnsi="Times New Roman" w:cs="Times New Roman"/>
+          <w:iCs/>
+          <w:color w:val="000000" w:themeColor="text1"/>
+          <w:sz w:val="28"/>
+          <w:szCs w:val="28"/>
           <w:lang w:val="en-US"/>
         </w:rPr>
-        <w:t>eps</w:t>
-      </w:r>
-      <w:r>
-        <w:rPr>
-          <w:rFonts w:ascii="Times New Roman" w:eastAsiaTheme="minorEastAsia" w:hAnsi="Times New Roman" w:cs="Times New Roman"/>
-          <w:b/>
-          <w:bCs/>
-          <w:iCs/>
-          <w:color w:val="000000" w:themeColor="text1"/>
-          <w:sz w:val="28"/>
-          <w:szCs w:val="28"/>
-        </w:rPr>
-        <w:t>=0.0001.</w:t>
-      </w:r>
-      <w:r>
-        <w:rPr>
-          <w:rFonts w:ascii="Times New Roman" w:eastAsiaTheme="minorEastAsia" w:hAnsi="Times New Roman" w:cs="Times New Roman"/>
-          <w:b/>
-          <w:bCs/>
-          <w:iCs/>
-          <w:color w:val="000000" w:themeColor="text1"/>
-          <w:sz w:val="28"/>
-          <w:szCs w:val="28"/>
+        <w:t>sin</w:t>
+      </w:r>
+      <w:r>
+        <w:rPr>
+          <w:rFonts w:ascii="Times New Roman" w:eastAsiaTheme="minorEastAsia" w:hAnsi="Times New Roman" w:cs="Times New Roman"/>
+          <w:iCs/>
+          <w:color w:val="000000" w:themeColor="text1"/>
+          <w:sz w:val="28"/>
+          <w:szCs w:val="28"/>
+        </w:rPr>
+        <w:t>(</w:t>
+      </w:r>
+      <w:r>
+        <w:rPr>
+          <w:rFonts w:ascii="Times New Roman" w:eastAsiaTheme="minorEastAsia" w:hAnsi="Times New Roman" w:cs="Times New Roman"/>
+          <w:iCs/>
+          <w:color w:val="000000" w:themeColor="text1"/>
+          <w:sz w:val="28"/>
+          <w:szCs w:val="28"/>
+          <w:lang w:val="en-US"/>
+        </w:rPr>
+        <w:t>x</w:t>
+      </w:r>
+      <w:r>
+        <w:rPr>
+          <w:rFonts w:ascii="Times New Roman" w:eastAsiaTheme="minorEastAsia" w:hAnsi="Times New Roman" w:cs="Times New Roman"/>
+          <w:iCs/>
+          <w:color w:val="000000" w:themeColor="text1"/>
+          <w:sz w:val="28"/>
+          <w:szCs w:val="28"/>
+        </w:rPr>
+        <w:t xml:space="preserve">), </w:t>
+      </w:r>
+      <w:r>
+        <w:rPr>
+          <w:rFonts w:ascii="Times New Roman" w:eastAsiaTheme="minorEastAsia" w:hAnsi="Times New Roman" w:cs="Times New Roman"/>
+          <w:iCs/>
+          <w:color w:val="000000" w:themeColor="text1"/>
+          <w:sz w:val="28"/>
+          <w:szCs w:val="28"/>
+        </w:rPr>
+        <w:t xml:space="preserve">которая была выбрана в качестве рассматриваемой непрерывной </w:t>
+      </w:r>
+      <w:proofErr w:type="spellStart"/>
+      <w:r>
+        <w:rPr>
+          <w:rFonts w:ascii="Times New Roman" w:eastAsiaTheme="minorEastAsia" w:hAnsi="Times New Roman" w:cs="Times New Roman"/>
+          <w:iCs/>
+          <w:color w:val="000000" w:themeColor="text1"/>
+          <w:sz w:val="28"/>
+          <w:szCs w:val="28"/>
+        </w:rPr>
+        <w:t>неполиномиальной</w:t>
+      </w:r>
+      <w:proofErr w:type="spellEnd"/>
+      <w:r>
+        <w:rPr>
+          <w:rFonts w:ascii="Times New Roman" w:eastAsiaTheme="minorEastAsia" w:hAnsi="Times New Roman" w:cs="Times New Roman"/>
+          <w:iCs/>
+          <w:color w:val="000000" w:themeColor="text1"/>
+          <w:sz w:val="28"/>
+          <w:szCs w:val="28"/>
+        </w:rPr>
+        <w:t xml:space="preserve"> функции</w:t>
+      </w:r>
+      <w:r>
+        <w:rPr>
+          <w:rFonts w:ascii="Times New Roman" w:eastAsiaTheme="minorEastAsia" w:hAnsi="Times New Roman" w:cs="Times New Roman"/>
+          <w:iCs/>
+          <w:color w:val="000000" w:themeColor="text1"/>
+          <w:sz w:val="28"/>
+          <w:szCs w:val="28"/>
+        </w:rPr>
+        <w:t>,</w:t>
+      </w:r>
+      <w:r>
+        <w:rPr>
+          <w:rFonts w:ascii="Times New Roman" w:eastAsiaTheme="minorEastAsia" w:hAnsi="Times New Roman" w:cs="Times New Roman"/>
+          <w:iCs/>
+          <w:color w:val="000000" w:themeColor="text1"/>
+          <w:sz w:val="28"/>
+          <w:szCs w:val="28"/>
+        </w:rPr>
+        <w:t xml:space="preserve"> имеют следующий вид</w:t>
+      </w:r>
+      <w:r>
+        <w:rPr>
+          <w:rFonts w:ascii="Times New Roman" w:eastAsiaTheme="minorEastAsia" w:hAnsi="Times New Roman" w:cs="Times New Roman"/>
+          <w:iCs/>
+          <w:color w:val="000000" w:themeColor="text1"/>
+          <w:sz w:val="28"/>
+          <w:szCs w:val="28"/>
+        </w:rPr>
+        <w:t>:</w:t>
+      </w:r>
+      <w:r>
+        <w:rPr>
+          <w:rFonts w:ascii="Times New Roman" w:eastAsiaTheme="minorEastAsia" w:hAnsi="Times New Roman" w:cs="Times New Roman"/>
+          <w:iCs/>
+          <w:color w:val="000000" w:themeColor="text1"/>
+          <w:sz w:val="28"/>
+          <w:szCs w:val="28"/>
+          <w:lang w:val="en-US"/>
         </w:rPr>
         <w:br/>
       </w:r>
-      <w:r>
-        <w:rPr>
-          <w:rFonts w:ascii="Times New Roman" w:eastAsiaTheme="minorEastAsia" w:hAnsi="Times New Roman" w:cs="Times New Roman"/>
-          <w:b/>
-          <w:bCs/>
-          <w:iCs/>
-          <w:color w:val="000000" w:themeColor="text1"/>
-          <w:sz w:val="28"/>
-          <w:szCs w:val="28"/>
-        </w:rPr>
-        <w:br/>
-      </w:r>
-      <w:r>
-        <w:rPr>
-          <w:rFonts w:ascii="Times New Roman" w:eastAsiaTheme="minorEastAsia" w:hAnsi="Times New Roman" w:cs="Times New Roman"/>
-          <w:b/>
-          <w:bCs/>
-          <w:iCs/>
-          <w:color w:val="000000" w:themeColor="text1"/>
-          <w:sz w:val="28"/>
-          <w:szCs w:val="28"/>
-        </w:rPr>
-        <w:t xml:space="preserve">Погрешность S(x): 0.00000056 Погрешность S'(x): 0.00065369 Погрешность S''(x): 0.45288629 Погрешность S'(x) </w:t>
-      </w:r>
-      <w:proofErr w:type="spellStart"/>
-      <w:r>
-        <w:rPr>
-          <w:rFonts w:ascii="Times New Roman" w:eastAsiaTheme="minorEastAsia" w:hAnsi="Times New Roman" w:cs="Times New Roman"/>
-          <w:b/>
-          <w:bCs/>
-          <w:iCs/>
-          <w:color w:val="000000" w:themeColor="text1"/>
-          <w:sz w:val="28"/>
-          <w:szCs w:val="28"/>
-        </w:rPr>
-        <w:t>disc</w:t>
-      </w:r>
-      <w:proofErr w:type="spellEnd"/>
-      <w:r>
-        <w:rPr>
-          <w:rFonts w:ascii="Times New Roman" w:eastAsiaTheme="minorEastAsia" w:hAnsi="Times New Roman" w:cs="Times New Roman"/>
-          <w:b/>
-          <w:bCs/>
-          <w:iCs/>
-          <w:color w:val="000000" w:themeColor="text1"/>
-          <w:sz w:val="28"/>
-          <w:szCs w:val="28"/>
-        </w:rPr>
-        <w:t xml:space="preserve">: 0.00261483 Погрешность S''(x) </w:t>
-      </w:r>
-      <w:proofErr w:type="spellStart"/>
-      <w:r>
-        <w:rPr>
-          <w:rFonts w:ascii="Times New Roman" w:eastAsiaTheme="minorEastAsia" w:hAnsi="Times New Roman" w:cs="Times New Roman"/>
-          <w:b/>
-          <w:bCs/>
-          <w:iCs/>
-          <w:color w:val="000000" w:themeColor="text1"/>
-          <w:sz w:val="28"/>
-          <w:szCs w:val="28"/>
-        </w:rPr>
-        <w:t>disc</w:t>
-      </w:r>
-      <w:proofErr w:type="spellEnd"/>
-      <w:r>
-        <w:rPr>
-          <w:rFonts w:ascii="Times New Roman" w:eastAsiaTheme="minorEastAsia" w:hAnsi="Times New Roman" w:cs="Times New Roman"/>
-          <w:b/>
-          <w:bCs/>
-          <w:iCs/>
-          <w:color w:val="000000" w:themeColor="text1"/>
-          <w:sz w:val="28"/>
-          <w:szCs w:val="28"/>
-        </w:rPr>
-        <w:t xml:space="preserve">: 0.45288629 Погрешность f'(x) </w:t>
-      </w:r>
-      <w:proofErr w:type="spellStart"/>
-      <w:r>
-        <w:rPr>
-          <w:rFonts w:ascii="Times New Roman" w:eastAsiaTheme="minorEastAsia" w:hAnsi="Times New Roman" w:cs="Times New Roman"/>
-          <w:b/>
-          <w:bCs/>
-          <w:iCs/>
-          <w:color w:val="000000" w:themeColor="text1"/>
-          <w:sz w:val="28"/>
-          <w:szCs w:val="28"/>
-        </w:rPr>
-        <w:t>disc</w:t>
-      </w:r>
-      <w:proofErr w:type="spellEnd"/>
-      <w:r>
-        <w:rPr>
-          <w:rFonts w:ascii="Times New Roman" w:eastAsiaTheme="minorEastAsia" w:hAnsi="Times New Roman" w:cs="Times New Roman"/>
-          <w:b/>
-          <w:bCs/>
-          <w:iCs/>
-          <w:color w:val="000000" w:themeColor="text1"/>
-          <w:sz w:val="28"/>
-          <w:szCs w:val="28"/>
-        </w:rPr>
-        <w:t xml:space="preserve">: 0.00013285 Погрешность f''(x) </w:t>
-      </w:r>
-      <w:proofErr w:type="spellStart"/>
-      <w:r>
-        <w:rPr>
-          <w:rFonts w:ascii="Times New Roman" w:eastAsiaTheme="minorEastAsia" w:hAnsi="Times New Roman" w:cs="Times New Roman"/>
-          <w:b/>
-          <w:bCs/>
-          <w:iCs/>
-          <w:color w:val="000000" w:themeColor="text1"/>
-          <w:sz w:val="28"/>
-          <w:szCs w:val="28"/>
-        </w:rPr>
-        <w:t>disc</w:t>
-      </w:r>
-      <w:proofErr w:type="spellEnd"/>
-      <w:r>
-        <w:rPr>
-          <w:rFonts w:ascii="Times New Roman" w:eastAsiaTheme="minorEastAsia" w:hAnsi="Times New Roman" w:cs="Times New Roman"/>
-          <w:b/>
-          <w:bCs/>
-          <w:iCs/>
-          <w:color w:val="000000" w:themeColor="text1"/>
-          <w:sz w:val="28"/>
-          <w:szCs w:val="28"/>
-        </w:rPr>
-        <w:t>: 0.00015888</w:t>
-      </w:r>
-      <w:r>
-        <w:rPr>
-          <w:rFonts w:ascii="Times New Roman" w:eastAsiaTheme="minorEastAsia" w:hAnsi="Times New Roman" w:cs="Times New Roman"/>
-          <w:b/>
-          <w:bCs/>
-          <w:iCs/>
-          <w:color w:val="000000" w:themeColor="text1"/>
-          <w:sz w:val="28"/>
-          <w:szCs w:val="28"/>
-        </w:rPr>
-        <w:br/>
-      </w:r>
-      <w:r>
-        <w:rPr>
-          <w:rFonts w:ascii="Times New Roman" w:eastAsiaTheme="minorEastAsia" w:hAnsi="Times New Roman" w:cs="Times New Roman"/>
-          <w:b/>
-          <w:bCs/>
-          <w:iCs/>
-          <w:color w:val="000000" w:themeColor="text1"/>
-          <w:sz w:val="28"/>
-          <w:szCs w:val="28"/>
-        </w:rPr>
-        <w:br/>
-      </w:r>
-      <w:r>
-        <w:rPr>
-          <w:rFonts w:ascii="Times New Roman" w:eastAsiaTheme="minorEastAsia" w:hAnsi="Times New Roman" w:cs="Times New Roman"/>
-          <w:b/>
-          <w:bCs/>
-          <w:iCs/>
-          <w:color w:val="000000" w:themeColor="text1"/>
-          <w:sz w:val="28"/>
-          <w:szCs w:val="28"/>
-        </w:rPr>
-        <w:t xml:space="preserve">Для достижение необходимой точности рассмотрим количество </w:t>
-      </w:r>
-      <w:proofErr w:type="spellStart"/>
-      <w:r>
-        <w:rPr>
-          <w:rFonts w:ascii="Times New Roman" w:eastAsiaTheme="minorEastAsia" w:hAnsi="Times New Roman" w:cs="Times New Roman"/>
-          <w:b/>
-          <w:bCs/>
-          <w:iCs/>
-          <w:color w:val="000000" w:themeColor="text1"/>
-          <w:sz w:val="28"/>
-          <w:szCs w:val="28"/>
-        </w:rPr>
-        <w:t>сгементов</w:t>
-      </w:r>
-      <w:proofErr w:type="spellEnd"/>
-      <w:r>
-        <w:rPr>
-          <w:rFonts w:ascii="Times New Roman" w:eastAsiaTheme="minorEastAsia" w:hAnsi="Times New Roman" w:cs="Times New Roman"/>
-          <w:b/>
-          <w:bCs/>
-          <w:iCs/>
-          <w:color w:val="000000" w:themeColor="text1"/>
-          <w:sz w:val="28"/>
-          <w:szCs w:val="28"/>
-        </w:rPr>
-        <w:t xml:space="preserve"> равное 40</w:t>
-      </w:r>
-      <w:r>
-        <w:rPr>
-          <w:rFonts w:ascii="Times New Roman" w:eastAsiaTheme="minorEastAsia" w:hAnsi="Times New Roman" w:cs="Times New Roman"/>
-          <w:b/>
-          <w:bCs/>
-          <w:iCs/>
-          <w:color w:val="000000" w:themeColor="text1"/>
-          <w:sz w:val="28"/>
-          <w:szCs w:val="28"/>
-        </w:rPr>
-        <w:br/>
-      </w:r>
-      <w:r>
-        <w:rPr>
-          <w:rFonts w:ascii="Times New Roman" w:eastAsiaTheme="minorEastAsia" w:hAnsi="Times New Roman" w:cs="Times New Roman"/>
-          <w:b/>
-          <w:bCs/>
-          <w:iCs/>
-          <w:color w:val="000000" w:themeColor="text1"/>
-          <w:sz w:val="28"/>
-          <w:szCs w:val="28"/>
-        </w:rPr>
-        <w:t xml:space="preserve">Погрешность S(x): 0.00000014 Погрешность S'(x): 0.00032684 Погрешность S''(x): 0.45288629 Погрешность S'(x) </w:t>
-      </w:r>
-      <w:proofErr w:type="spellStart"/>
-      <w:r>
-        <w:rPr>
-          <w:rFonts w:ascii="Times New Roman" w:eastAsiaTheme="minorEastAsia" w:hAnsi="Times New Roman" w:cs="Times New Roman"/>
-          <w:b/>
-          <w:bCs/>
-          <w:iCs/>
-          <w:color w:val="000000" w:themeColor="text1"/>
-          <w:sz w:val="28"/>
-          <w:szCs w:val="28"/>
-        </w:rPr>
-        <w:t>disc</w:t>
-      </w:r>
-      <w:proofErr w:type="spellEnd"/>
-      <w:r>
-        <w:rPr>
-          <w:rFonts w:ascii="Times New Roman" w:eastAsiaTheme="minorEastAsia" w:hAnsi="Times New Roman" w:cs="Times New Roman"/>
-          <w:b/>
-          <w:bCs/>
-          <w:iCs/>
-          <w:color w:val="000000" w:themeColor="text1"/>
-          <w:sz w:val="28"/>
-          <w:szCs w:val="28"/>
-        </w:rPr>
-        <w:t xml:space="preserve">: 0.00130738 Погрешность S''(x) </w:t>
-      </w:r>
-      <w:proofErr w:type="spellStart"/>
-      <w:r>
-        <w:rPr>
-          <w:rFonts w:ascii="Times New Roman" w:eastAsiaTheme="minorEastAsia" w:hAnsi="Times New Roman" w:cs="Times New Roman"/>
-          <w:b/>
-          <w:bCs/>
-          <w:iCs/>
-          <w:color w:val="000000" w:themeColor="text1"/>
-          <w:sz w:val="28"/>
-          <w:szCs w:val="28"/>
-        </w:rPr>
-        <w:t>disc</w:t>
-      </w:r>
-      <w:proofErr w:type="spellEnd"/>
-      <w:r>
-        <w:rPr>
-          <w:rFonts w:ascii="Times New Roman" w:eastAsiaTheme="minorEastAsia" w:hAnsi="Times New Roman" w:cs="Times New Roman"/>
-          <w:b/>
-          <w:bCs/>
-          <w:iCs/>
-          <w:color w:val="000000" w:themeColor="text1"/>
-          <w:sz w:val="28"/>
-          <w:szCs w:val="28"/>
-        </w:rPr>
-        <w:t xml:space="preserve">: 0.45288629 Погрешность f'(x) </w:t>
-      </w:r>
-      <w:proofErr w:type="spellStart"/>
-      <w:r>
-        <w:rPr>
-          <w:rFonts w:ascii="Times New Roman" w:eastAsiaTheme="minorEastAsia" w:hAnsi="Times New Roman" w:cs="Times New Roman"/>
-          <w:b/>
-          <w:bCs/>
-          <w:iCs/>
-          <w:color w:val="000000" w:themeColor="text1"/>
-          <w:sz w:val="28"/>
-          <w:szCs w:val="28"/>
-        </w:rPr>
-        <w:t>disc</w:t>
-      </w:r>
-      <w:proofErr w:type="spellEnd"/>
-      <w:r>
-        <w:rPr>
-          <w:rFonts w:ascii="Times New Roman" w:eastAsiaTheme="minorEastAsia" w:hAnsi="Times New Roman" w:cs="Times New Roman"/>
-          <w:b/>
-          <w:bCs/>
-          <w:iCs/>
-          <w:color w:val="000000" w:themeColor="text1"/>
-          <w:sz w:val="28"/>
-          <w:szCs w:val="28"/>
-        </w:rPr>
-        <w:t xml:space="preserve">: 0.00003323 Погрешность f''(x) </w:t>
-      </w:r>
-      <w:proofErr w:type="spellStart"/>
-      <w:r>
-        <w:rPr>
-          <w:rFonts w:ascii="Times New Roman" w:eastAsiaTheme="minorEastAsia" w:hAnsi="Times New Roman" w:cs="Times New Roman"/>
-          <w:b/>
-          <w:bCs/>
-          <w:iCs/>
-          <w:color w:val="000000" w:themeColor="text1"/>
-          <w:sz w:val="28"/>
-          <w:szCs w:val="28"/>
-        </w:rPr>
-        <w:t>disc</w:t>
-      </w:r>
-      <w:proofErr w:type="spellEnd"/>
-      <w:r>
-        <w:rPr>
-          <w:rFonts w:ascii="Times New Roman" w:eastAsiaTheme="minorEastAsia" w:hAnsi="Times New Roman" w:cs="Times New Roman"/>
-          <w:b/>
-          <w:bCs/>
-          <w:iCs/>
-          <w:color w:val="000000" w:themeColor="text1"/>
-          <w:sz w:val="28"/>
-          <w:szCs w:val="28"/>
-        </w:rPr>
-        <w:t>: 0.00004062</w:t>
-      </w:r>
-      <w:r>
-        <w:rPr>
-          <w:rFonts w:ascii="Times New Roman" w:eastAsiaTheme="minorEastAsia" w:hAnsi="Times New Roman" w:cs="Times New Roman"/>
-          <w:b/>
-          <w:bCs/>
-          <w:iCs/>
-          <w:color w:val="000000" w:themeColor="text1"/>
-          <w:sz w:val="28"/>
-          <w:szCs w:val="28"/>
-        </w:rPr>
-        <w:br/>
-      </w:r>
-      <w:r>
-        <w:rPr>
-          <w:rFonts w:ascii="Times New Roman" w:eastAsiaTheme="minorEastAsia" w:hAnsi="Times New Roman" w:cs="Times New Roman"/>
-          <w:b/>
-          <w:bCs/>
-          <w:iCs/>
-          <w:color w:val="000000" w:themeColor="text1"/>
-          <w:sz w:val="28"/>
-          <w:szCs w:val="28"/>
-        </w:rPr>
-        <w:br/>
-      </w:r>
-      <w:r>
-        <w:rPr>
-          <w:rFonts w:ascii="Times New Roman" w:eastAsiaTheme="minorEastAsia" w:hAnsi="Times New Roman" w:cs="Times New Roman"/>
-          <w:b/>
-          <w:bCs/>
-          <w:iCs/>
-          <w:color w:val="000000" w:themeColor="text1"/>
-          <w:sz w:val="28"/>
-          <w:szCs w:val="28"/>
-        </w:rPr>
-        <w:t>Следовательно при увеличении количества сегментов разбиения в 2 раза</w:t>
-      </w:r>
-      <w:r>
-        <w:rPr>
-          <w:rFonts w:ascii="Times New Roman" w:eastAsiaTheme="minorEastAsia" w:hAnsi="Times New Roman" w:cs="Times New Roman"/>
-          <w:b/>
-          <w:bCs/>
-          <w:iCs/>
-          <w:color w:val="000000" w:themeColor="text1"/>
-          <w:sz w:val="28"/>
-          <w:szCs w:val="28"/>
-        </w:rPr>
-        <w:t xml:space="preserve"> </w:t>
-      </w:r>
-      <w:r>
-        <w:rPr>
-          <w:rFonts w:ascii="Times New Roman" w:eastAsiaTheme="minorEastAsia" w:hAnsi="Times New Roman" w:cs="Times New Roman"/>
-          <w:b/>
-          <w:bCs/>
-          <w:iCs/>
-          <w:color w:val="000000" w:themeColor="text1"/>
-          <w:sz w:val="28"/>
-          <w:szCs w:val="28"/>
-        </w:rPr>
-        <w:t>точности метода конечных разностей оказалось достаточно для достижения необходимого результата</w:t>
-      </w:r>
-      <w:r>
-        <w:rPr>
-          <w:rFonts w:ascii="Times New Roman" w:eastAsiaTheme="minorEastAsia" w:hAnsi="Times New Roman" w:cs="Times New Roman"/>
-          <w:b/>
-          <w:bCs/>
-          <w:iCs/>
-          <w:color w:val="000000" w:themeColor="text1"/>
-          <w:sz w:val="28"/>
-          <w:szCs w:val="28"/>
-        </w:rPr>
-        <w:t xml:space="preserve">, </w:t>
-      </w:r>
-      <w:r>
-        <w:rPr>
-          <w:rFonts w:ascii="Times New Roman" w:eastAsiaTheme="minorEastAsia" w:hAnsi="Times New Roman" w:cs="Times New Roman"/>
-          <w:b/>
-          <w:bCs/>
-          <w:iCs/>
-          <w:color w:val="000000" w:themeColor="text1"/>
-          <w:sz w:val="28"/>
-          <w:szCs w:val="28"/>
-        </w:rPr>
-        <w:t>в отличии от кубического сплайна</w:t>
-      </w:r>
-      <w:r>
-        <w:rPr>
-          <w:rFonts w:ascii="Times New Roman" w:eastAsiaTheme="minorEastAsia" w:hAnsi="Times New Roman" w:cs="Times New Roman"/>
-          <w:b/>
-          <w:bCs/>
-          <w:iCs/>
-          <w:color w:val="000000" w:themeColor="text1"/>
-          <w:sz w:val="28"/>
-          <w:szCs w:val="28"/>
-        </w:rPr>
-        <w:t xml:space="preserve">, </w:t>
-      </w:r>
-      <w:r>
-        <w:rPr>
-          <w:rFonts w:ascii="Times New Roman" w:eastAsiaTheme="minorEastAsia" w:hAnsi="Times New Roman" w:cs="Times New Roman"/>
-          <w:b/>
-          <w:bCs/>
-          <w:iCs/>
-          <w:color w:val="000000" w:themeColor="text1"/>
-          <w:sz w:val="28"/>
-          <w:szCs w:val="28"/>
-        </w:rPr>
-        <w:t xml:space="preserve">при условии рассмотрения в качестве непрерывной функции </w:t>
-      </w:r>
-      <w:proofErr w:type="spellStart"/>
-      <w:r>
-        <w:rPr>
-          <w:rFonts w:ascii="Times New Roman" w:eastAsiaTheme="minorEastAsia" w:hAnsi="Times New Roman" w:cs="Times New Roman"/>
-          <w:b/>
-          <w:bCs/>
-          <w:iCs/>
-          <w:color w:val="000000" w:themeColor="text1"/>
-          <w:sz w:val="28"/>
-          <w:szCs w:val="28"/>
-        </w:rPr>
-        <w:t>функции</w:t>
-      </w:r>
-      <w:proofErr w:type="spellEnd"/>
-      <w:r>
-        <w:rPr>
-          <w:rFonts w:ascii="Times New Roman" w:eastAsiaTheme="minorEastAsia" w:hAnsi="Times New Roman" w:cs="Times New Roman"/>
-          <w:b/>
-          <w:bCs/>
-          <w:iCs/>
-          <w:color w:val="000000" w:themeColor="text1"/>
-          <w:sz w:val="28"/>
-          <w:szCs w:val="28"/>
-        </w:rPr>
-        <w:t xml:space="preserve"> </w:t>
-      </w:r>
-      <w:r>
-        <w:rPr>
-          <w:rFonts w:ascii="Times New Roman" w:eastAsiaTheme="minorEastAsia" w:hAnsi="Times New Roman" w:cs="Times New Roman"/>
-          <w:b/>
-          <w:bCs/>
-          <w:iCs/>
-          <w:color w:val="000000" w:themeColor="text1"/>
-          <w:sz w:val="28"/>
-          <w:szCs w:val="28"/>
-          <w:lang w:val="en-US"/>
-        </w:rPr>
-        <w:t>sin</w:t>
-      </w:r>
-      <w:r>
-        <w:rPr>
-          <w:rFonts w:ascii="Times New Roman" w:eastAsiaTheme="minorEastAsia" w:hAnsi="Times New Roman" w:cs="Times New Roman"/>
-          <w:b/>
-          <w:bCs/>
-          <w:iCs/>
-          <w:color w:val="000000" w:themeColor="text1"/>
-          <w:sz w:val="28"/>
-          <w:szCs w:val="28"/>
-        </w:rPr>
-        <w:t>(</w:t>
-      </w:r>
-      <w:r>
-        <w:rPr>
-          <w:rFonts w:ascii="Times New Roman" w:eastAsiaTheme="minorEastAsia" w:hAnsi="Times New Roman" w:cs="Times New Roman"/>
-          <w:b/>
-          <w:bCs/>
-          <w:iCs/>
-          <w:color w:val="000000" w:themeColor="text1"/>
-          <w:sz w:val="28"/>
-          <w:szCs w:val="28"/>
-          <w:lang w:val="en-US"/>
-        </w:rPr>
-        <w:t>x</w:t>
-      </w:r>
-      <w:r>
-        <w:rPr>
-          <w:rFonts w:ascii="Times New Roman" w:eastAsiaTheme="minorEastAsia" w:hAnsi="Times New Roman" w:cs="Times New Roman"/>
-          <w:b/>
-          <w:bCs/>
-          <w:iCs/>
-          <w:color w:val="000000" w:themeColor="text1"/>
-          <w:sz w:val="28"/>
-          <w:szCs w:val="28"/>
-        </w:rPr>
-        <w:t>).</w:t>
-      </w:r>
-      <w:r>
-        <w:rPr>
-          <w:rFonts w:ascii="Times New Roman" w:eastAsiaTheme="minorEastAsia" w:hAnsi="Times New Roman" w:cs="Times New Roman"/>
-          <w:b/>
-          <w:bCs/>
-          <w:iCs/>
-          <w:color w:val="000000" w:themeColor="text1"/>
-          <w:sz w:val="28"/>
-          <w:szCs w:val="28"/>
-        </w:rPr>
-        <w:br/>
-      </w:r>
-      <w:r>
-        <w:rPr>
-          <w:rFonts w:ascii="Times New Roman" w:eastAsiaTheme="minorEastAsia" w:hAnsi="Times New Roman" w:cs="Times New Roman"/>
-          <w:b/>
-          <w:bCs/>
-          <w:iCs/>
-          <w:color w:val="000000" w:themeColor="text1"/>
-          <w:sz w:val="28"/>
-          <w:szCs w:val="28"/>
-        </w:rPr>
-        <w:br/>
-      </w:r>
     </w:p>
+    <w:tbl>
+      <w:tblPr>
+        <w:tblStyle w:val="TableGrid"/>
+        <w:tblW w:w="7938" w:type="dxa"/>
+        <w:jc w:val="center"/>
+        <w:tblLook w:val="04A0" w:firstRow="1" w:lastRow="0" w:firstColumn="1" w:lastColumn="0" w:noHBand="0" w:noVBand="1"/>
+      </w:tblPr>
+      <w:tblGrid>
+        <w:gridCol w:w="1738"/>
+        <w:gridCol w:w="2066"/>
+        <w:gridCol w:w="2067"/>
+        <w:gridCol w:w="2067"/>
+      </w:tblGrid>
+      <w:tr>
+        <w:trPr>
+          <w:jc w:val="center"/>
+        </w:trPr>
+        <w:tc>
+          <w:tcPr>
+            <w:tcW w:w="2463" w:type="dxa"/>
+            <w:vAlign w:val="center"/>
+          </w:tcPr>
+          <w:p>
+            <w:pPr>
+              <w:pStyle w:val="ListParagraph"/>
+              <w:tabs>
+                <w:tab w:val="left" w:pos="1418"/>
+              </w:tabs>
+              <w:autoSpaceDE w:val="0"/>
+              <w:autoSpaceDN w:val="0"/>
+              <w:adjustRightInd w:val="0"/>
+              <w:ind w:left="0" w:right="113"/>
+              <w:jc w:val="center"/>
+              <w:rPr>
+                <w:rFonts w:ascii="Times New Roman" w:eastAsiaTheme="minorEastAsia" w:hAnsi="Times New Roman" w:cs="Times New Roman"/>
+                <w:iCs/>
+                <w:color w:val="000000" w:themeColor="text1"/>
+                <w:sz w:val="28"/>
+                <w:szCs w:val="28"/>
+              </w:rPr>
+            </w:pPr>
+            <w:r>
+              <w:rPr>
+                <w:rFonts w:ascii="Times New Roman" w:eastAsiaTheme="minorEastAsia" w:hAnsi="Times New Roman" w:cs="Times New Roman"/>
+                <w:iCs/>
+                <w:color w:val="000000" w:themeColor="text1"/>
+                <w:sz w:val="28"/>
+                <w:szCs w:val="28"/>
+              </w:rPr>
+              <w:t>Кол-во точек</w:t>
+            </w:r>
+          </w:p>
+        </w:tc>
+        <w:tc>
+          <w:tcPr>
+            <w:tcW w:w="2463" w:type="dxa"/>
+            <w:vAlign w:val="center"/>
+          </w:tcPr>
+          <w:p>
+            <w:pPr>
+              <w:pStyle w:val="ListParagraph"/>
+              <w:tabs>
+                <w:tab w:val="left" w:pos="1418"/>
+              </w:tabs>
+              <w:autoSpaceDE w:val="0"/>
+              <w:autoSpaceDN w:val="0"/>
+              <w:adjustRightInd w:val="0"/>
+              <w:ind w:left="0" w:right="113"/>
+              <w:jc w:val="center"/>
+              <w:rPr>
+                <w:rFonts w:ascii="Times New Roman" w:eastAsiaTheme="minorEastAsia" w:hAnsi="Times New Roman" w:cs="Times New Roman"/>
+                <w:iCs/>
+                <w:color w:val="000000" w:themeColor="text1"/>
+                <w:sz w:val="28"/>
+                <w:szCs w:val="28"/>
+                <w:lang w:val="en-US"/>
+              </w:rPr>
+            </w:pPr>
+            <m:oMathPara>
+              <m:oMath>
+                <m:r>
+                  <w:rPr>
+                    <w:rFonts w:ascii="Cambria Math" w:eastAsiaTheme="minorEastAsia" w:hAnsi="Cambria Math" w:cs="Times New Roman"/>
+                    <w:color w:val="000000" w:themeColor="text1"/>
+                    <w:sz w:val="28"/>
+                    <w:szCs w:val="28"/>
+                    <w:lang w:val="en-US"/>
+                  </w:rPr>
+                  <m:t>S(x)</m:t>
+                </m:r>
+              </m:oMath>
+            </m:oMathPara>
+          </w:p>
+        </w:tc>
+        <w:tc>
+          <w:tcPr>
+            <w:tcW w:w="2464" w:type="dxa"/>
+            <w:vAlign w:val="center"/>
+          </w:tcPr>
+          <w:p>
+            <w:pPr>
+              <w:pStyle w:val="ListParagraph"/>
+              <w:tabs>
+                <w:tab w:val="left" w:pos="1418"/>
+              </w:tabs>
+              <w:autoSpaceDE w:val="0"/>
+              <w:autoSpaceDN w:val="0"/>
+              <w:adjustRightInd w:val="0"/>
+              <w:ind w:left="0" w:right="113"/>
+              <w:jc w:val="center"/>
+              <w:rPr>
+                <w:rFonts w:ascii="Times New Roman" w:eastAsiaTheme="minorEastAsia" w:hAnsi="Times New Roman" w:cs="Times New Roman"/>
+                <w:iCs/>
+                <w:color w:val="000000" w:themeColor="text1"/>
+                <w:sz w:val="28"/>
+                <w:szCs w:val="28"/>
+              </w:rPr>
+            </w:pPr>
+            <m:oMathPara>
+              <m:oMath>
+                <m:acc>
+                  <m:accPr>
+                    <m:chr m:val="̇"/>
+                    <m:ctrlPr>
+                      <w:rPr>
+                        <w:rFonts w:ascii="Cambria Math" w:eastAsiaTheme="minorEastAsia" w:hAnsi="Cambria Math" w:cs="Times New Roman"/>
+                        <w:i/>
+                        <w:iCs/>
+                        <w:color w:val="000000" w:themeColor="text1"/>
+                        <w:sz w:val="28"/>
+                        <w:szCs w:val="28"/>
+                      </w:rPr>
+                    </m:ctrlPr>
+                  </m:accPr>
+                  <m:e>
+                    <m:r>
+                      <w:rPr>
+                        <w:rFonts w:ascii="Cambria Math" w:eastAsiaTheme="minorEastAsia" w:hAnsi="Cambria Math" w:cs="Times New Roman"/>
+                        <w:color w:val="000000" w:themeColor="text1"/>
+                        <w:sz w:val="28"/>
+                        <w:szCs w:val="28"/>
+                      </w:rPr>
+                      <m:t>S(x</m:t>
+                    </m:r>
+                    <m:r>
+                      <w:rPr>
+                        <w:rFonts w:ascii="Cambria Math" w:eastAsiaTheme="minorEastAsia" w:hAnsi="Cambria Math" w:cs="Times New Roman"/>
+                        <w:color w:val="000000" w:themeColor="text1"/>
+                        <w:sz w:val="28"/>
+                        <w:szCs w:val="28"/>
+                        <w:lang w:val="en-US"/>
+                      </w:rPr>
+                      <m:t>)</m:t>
+                    </m:r>
+                  </m:e>
+                </m:acc>
+              </m:oMath>
+            </m:oMathPara>
+          </w:p>
+        </w:tc>
+        <w:tc>
+          <w:tcPr>
+            <w:tcW w:w="2464" w:type="dxa"/>
+            <w:vAlign w:val="center"/>
+          </w:tcPr>
+          <w:p>
+            <w:pPr>
+              <w:pStyle w:val="ListParagraph"/>
+              <w:tabs>
+                <w:tab w:val="left" w:pos="1418"/>
+              </w:tabs>
+              <w:autoSpaceDE w:val="0"/>
+              <w:autoSpaceDN w:val="0"/>
+              <w:adjustRightInd w:val="0"/>
+              <w:ind w:left="0" w:right="113"/>
+              <w:jc w:val="center"/>
+              <w:rPr>
+                <w:rFonts w:ascii="Times New Roman" w:eastAsiaTheme="minorEastAsia" w:hAnsi="Times New Roman" w:cs="Times New Roman"/>
+                <w:iCs/>
+                <w:color w:val="000000" w:themeColor="text1"/>
+                <w:sz w:val="28"/>
+                <w:szCs w:val="28"/>
+              </w:rPr>
+            </w:pPr>
+            <m:oMathPara>
+              <m:oMath>
+                <m:acc>
+                  <m:accPr>
+                    <m:chr m:val="̈"/>
+                    <m:ctrlPr>
+                      <w:rPr>
+                        <w:rFonts w:ascii="Cambria Math" w:eastAsiaTheme="minorEastAsia" w:hAnsi="Cambria Math" w:cs="Times New Roman"/>
+                        <w:i/>
+                        <w:iCs/>
+                        <w:color w:val="000000" w:themeColor="text1"/>
+                        <w:sz w:val="28"/>
+                        <w:szCs w:val="28"/>
+                      </w:rPr>
+                    </m:ctrlPr>
+                  </m:accPr>
+                  <m:e>
+                    <m:r>
+                      <w:rPr>
+                        <w:rFonts w:ascii="Cambria Math" w:eastAsiaTheme="minorEastAsia" w:hAnsi="Cambria Math" w:cs="Times New Roman"/>
+                        <w:color w:val="000000" w:themeColor="text1"/>
+                        <w:sz w:val="28"/>
+                        <w:szCs w:val="28"/>
+                      </w:rPr>
+                      <m:t>S(x</m:t>
+                    </m:r>
+                    <m:r>
+                      <w:rPr>
+                        <w:rFonts w:ascii="Cambria Math" w:eastAsiaTheme="minorEastAsia" w:hAnsi="Cambria Math" w:cs="Times New Roman"/>
+                        <w:color w:val="000000" w:themeColor="text1"/>
+                        <w:sz w:val="28"/>
+                        <w:szCs w:val="28"/>
+                        <w:lang w:val="en-US"/>
+                      </w:rPr>
+                      <m:t>)</m:t>
+                    </m:r>
+                  </m:e>
+                </m:acc>
+              </m:oMath>
+            </m:oMathPara>
+          </w:p>
+        </w:tc>
+      </w:tr>
+      <w:tr>
+        <w:trPr>
+          <w:jc w:val="center"/>
+        </w:trPr>
+        <w:tc>
+          <w:tcPr>
+            <w:tcW w:w="2463" w:type="dxa"/>
+            <w:vAlign w:val="center"/>
+          </w:tcPr>
+          <w:p>
+            <w:pPr>
+              <w:pStyle w:val="ListParagraph"/>
+              <w:tabs>
+                <w:tab w:val="left" w:pos="1418"/>
+              </w:tabs>
+              <w:autoSpaceDE w:val="0"/>
+              <w:autoSpaceDN w:val="0"/>
+              <w:adjustRightInd w:val="0"/>
+              <w:ind w:left="0" w:right="113"/>
+              <w:jc w:val="center"/>
+              <w:rPr>
+                <w:rFonts w:ascii="Times New Roman" w:eastAsiaTheme="minorEastAsia" w:hAnsi="Times New Roman" w:cs="Times New Roman"/>
+                <w:iCs/>
+                <w:color w:val="000000" w:themeColor="text1"/>
+                <w:sz w:val="28"/>
+                <w:szCs w:val="28"/>
+                <w:lang w:val="en-US"/>
+              </w:rPr>
+            </w:pPr>
+            <w:r>
+              <w:rPr>
+                <w:rFonts w:ascii="Times New Roman" w:eastAsiaTheme="minorEastAsia" w:hAnsi="Times New Roman" w:cs="Times New Roman"/>
+                <w:iCs/>
+                <w:color w:val="000000" w:themeColor="text1"/>
+                <w:sz w:val="28"/>
+                <w:szCs w:val="28"/>
+                <w:lang w:val="en-US"/>
+              </w:rPr>
+              <w:t>20</w:t>
+            </w:r>
+          </w:p>
+        </w:tc>
+        <w:tc>
+          <w:tcPr>
+            <w:tcW w:w="2463" w:type="dxa"/>
+            <w:vAlign w:val="center"/>
+          </w:tcPr>
+          <w:p>
+            <w:pPr>
+              <w:pStyle w:val="ListParagraph"/>
+              <w:tabs>
+                <w:tab w:val="left" w:pos="1418"/>
+              </w:tabs>
+              <w:autoSpaceDE w:val="0"/>
+              <w:autoSpaceDN w:val="0"/>
+              <w:adjustRightInd w:val="0"/>
+              <w:ind w:left="0" w:right="113"/>
+              <w:jc w:val="center"/>
+              <w:rPr>
+                <w:rFonts w:ascii="Times New Roman" w:eastAsiaTheme="minorEastAsia" w:hAnsi="Times New Roman" w:cs="Times New Roman"/>
+                <w:iCs/>
+                <w:color w:val="000000" w:themeColor="text1"/>
+                <w:sz w:val="28"/>
+                <w:szCs w:val="28"/>
+              </w:rPr>
+            </w:pPr>
+            <w:r>
+              <w:rPr>
+                <w:rFonts w:ascii="Times New Roman" w:eastAsiaTheme="minorEastAsia" w:hAnsi="Times New Roman" w:cs="Times New Roman"/>
+                <w:iCs/>
+                <w:color w:val="000000" w:themeColor="text1"/>
+                <w:sz w:val="28"/>
+                <w:szCs w:val="28"/>
+              </w:rPr>
+              <w:t>0.00000889</w:t>
+            </w:r>
+          </w:p>
+        </w:tc>
+        <w:tc>
+          <w:tcPr>
+            <w:tcW w:w="2464" w:type="dxa"/>
+            <w:vAlign w:val="center"/>
+          </w:tcPr>
+          <w:p>
+            <w:pPr>
+              <w:pStyle w:val="ListParagraph"/>
+              <w:tabs>
+                <w:tab w:val="left" w:pos="1418"/>
+              </w:tabs>
+              <w:autoSpaceDE w:val="0"/>
+              <w:autoSpaceDN w:val="0"/>
+              <w:adjustRightInd w:val="0"/>
+              <w:ind w:left="0" w:right="113"/>
+              <w:jc w:val="center"/>
+              <w:rPr>
+                <w:rFonts w:ascii="Times New Roman" w:eastAsiaTheme="minorEastAsia" w:hAnsi="Times New Roman" w:cs="Times New Roman"/>
+                <w:iCs/>
+                <w:color w:val="000000" w:themeColor="text1"/>
+                <w:sz w:val="28"/>
+                <w:szCs w:val="28"/>
+              </w:rPr>
+            </w:pPr>
+            <w:r>
+              <w:rPr>
+                <w:rFonts w:ascii="Times New Roman" w:eastAsiaTheme="minorEastAsia" w:hAnsi="Times New Roman" w:cs="Times New Roman"/>
+                <w:iCs/>
+                <w:color w:val="000000" w:themeColor="text1"/>
+                <w:sz w:val="28"/>
+                <w:szCs w:val="28"/>
+              </w:rPr>
+              <w:t>0.00261483</w:t>
+            </w:r>
+          </w:p>
+        </w:tc>
+        <w:tc>
+          <w:tcPr>
+            <w:tcW w:w="2464" w:type="dxa"/>
+            <w:vAlign w:val="center"/>
+          </w:tcPr>
+          <w:p>
+            <w:pPr>
+              <w:pStyle w:val="ListParagraph"/>
+              <w:tabs>
+                <w:tab w:val="left" w:pos="1418"/>
+              </w:tabs>
+              <w:autoSpaceDE w:val="0"/>
+              <w:autoSpaceDN w:val="0"/>
+              <w:adjustRightInd w:val="0"/>
+              <w:ind w:left="0" w:right="113"/>
+              <w:jc w:val="center"/>
+              <w:rPr>
+                <w:rFonts w:ascii="Times New Roman" w:eastAsiaTheme="minorEastAsia" w:hAnsi="Times New Roman" w:cs="Times New Roman"/>
+                <w:iCs/>
+                <w:color w:val="000000" w:themeColor="text1"/>
+                <w:sz w:val="28"/>
+                <w:szCs w:val="28"/>
+              </w:rPr>
+            </w:pPr>
+            <w:r>
+              <w:rPr>
+                <w:rFonts w:ascii="Times New Roman" w:eastAsiaTheme="minorEastAsia" w:hAnsi="Times New Roman" w:cs="Times New Roman"/>
+                <w:iCs/>
+                <w:color w:val="000000" w:themeColor="text1"/>
+                <w:sz w:val="28"/>
+                <w:szCs w:val="28"/>
+              </w:rPr>
+              <w:t>0.45288629</w:t>
+            </w:r>
+          </w:p>
+        </w:tc>
+      </w:tr>
+      <w:tr>
+        <w:trPr>
+          <w:jc w:val="center"/>
+        </w:trPr>
+        <w:tc>
+          <w:tcPr>
+            <w:tcW w:w="2463" w:type="dxa"/>
+            <w:vAlign w:val="center"/>
+          </w:tcPr>
+          <w:p>
+            <w:pPr>
+              <w:pStyle w:val="ListParagraph"/>
+              <w:tabs>
+                <w:tab w:val="left" w:pos="1418"/>
+              </w:tabs>
+              <w:autoSpaceDE w:val="0"/>
+              <w:autoSpaceDN w:val="0"/>
+              <w:adjustRightInd w:val="0"/>
+              <w:ind w:left="0" w:right="113"/>
+              <w:jc w:val="center"/>
+              <w:rPr>
+                <w:rFonts w:ascii="Times New Roman" w:eastAsiaTheme="minorEastAsia" w:hAnsi="Times New Roman" w:cs="Times New Roman"/>
+                <w:iCs/>
+                <w:color w:val="000000" w:themeColor="text1"/>
+                <w:sz w:val="28"/>
+                <w:szCs w:val="28"/>
+                <w:lang w:val="en-US"/>
+              </w:rPr>
+            </w:pPr>
+            <w:r>
+              <w:rPr>
+                <w:rFonts w:ascii="Times New Roman" w:eastAsiaTheme="minorEastAsia" w:hAnsi="Times New Roman" w:cs="Times New Roman"/>
+                <w:iCs/>
+                <w:color w:val="000000" w:themeColor="text1"/>
+                <w:sz w:val="28"/>
+                <w:szCs w:val="28"/>
+                <w:lang w:val="en-US"/>
+              </w:rPr>
+              <w:t>40</w:t>
+            </w:r>
+          </w:p>
+        </w:tc>
+        <w:tc>
+          <w:tcPr>
+            <w:tcW w:w="2463" w:type="dxa"/>
+            <w:vAlign w:val="center"/>
+          </w:tcPr>
+          <w:p>
+            <w:pPr>
+              <w:pStyle w:val="ListParagraph"/>
+              <w:tabs>
+                <w:tab w:val="left" w:pos="1418"/>
+              </w:tabs>
+              <w:autoSpaceDE w:val="0"/>
+              <w:autoSpaceDN w:val="0"/>
+              <w:adjustRightInd w:val="0"/>
+              <w:ind w:left="0" w:right="113"/>
+              <w:jc w:val="center"/>
+              <w:rPr>
+                <w:rFonts w:ascii="Times New Roman" w:eastAsiaTheme="minorEastAsia" w:hAnsi="Times New Roman" w:cs="Times New Roman"/>
+                <w:iCs/>
+                <w:color w:val="000000" w:themeColor="text1"/>
+                <w:sz w:val="28"/>
+                <w:szCs w:val="28"/>
+              </w:rPr>
+            </w:pPr>
+            <w:r>
+              <w:rPr>
+                <w:rFonts w:ascii="Times New Roman" w:eastAsiaTheme="minorEastAsia" w:hAnsi="Times New Roman" w:cs="Times New Roman"/>
+                <w:iCs/>
+                <w:color w:val="000000" w:themeColor="text1"/>
+                <w:sz w:val="28"/>
+                <w:szCs w:val="28"/>
+              </w:rPr>
+              <w:t>0.00000222</w:t>
+            </w:r>
+          </w:p>
+        </w:tc>
+        <w:tc>
+          <w:tcPr>
+            <w:tcW w:w="2464" w:type="dxa"/>
+            <w:vAlign w:val="center"/>
+          </w:tcPr>
+          <w:p>
+            <w:pPr>
+              <w:pStyle w:val="ListParagraph"/>
+              <w:tabs>
+                <w:tab w:val="left" w:pos="1418"/>
+              </w:tabs>
+              <w:autoSpaceDE w:val="0"/>
+              <w:autoSpaceDN w:val="0"/>
+              <w:adjustRightInd w:val="0"/>
+              <w:ind w:left="0" w:right="113"/>
+              <w:jc w:val="center"/>
+              <w:rPr>
+                <w:rFonts w:ascii="Times New Roman" w:eastAsiaTheme="minorEastAsia" w:hAnsi="Times New Roman" w:cs="Times New Roman"/>
+                <w:iCs/>
+                <w:color w:val="000000" w:themeColor="text1"/>
+                <w:sz w:val="28"/>
+                <w:szCs w:val="28"/>
+              </w:rPr>
+            </w:pPr>
+            <w:r>
+              <w:rPr>
+                <w:rFonts w:ascii="Times New Roman" w:eastAsiaTheme="minorEastAsia" w:hAnsi="Times New Roman" w:cs="Times New Roman"/>
+                <w:iCs/>
+                <w:color w:val="000000" w:themeColor="text1"/>
+                <w:sz w:val="28"/>
+                <w:szCs w:val="28"/>
+              </w:rPr>
+              <w:t>0.00130738</w:t>
+            </w:r>
+          </w:p>
+        </w:tc>
+        <w:tc>
+          <w:tcPr>
+            <w:tcW w:w="2464" w:type="dxa"/>
+            <w:vAlign w:val="center"/>
+          </w:tcPr>
+          <w:p>
+            <w:pPr>
+              <w:pStyle w:val="ListParagraph"/>
+              <w:tabs>
+                <w:tab w:val="left" w:pos="1418"/>
+              </w:tabs>
+              <w:autoSpaceDE w:val="0"/>
+              <w:autoSpaceDN w:val="0"/>
+              <w:adjustRightInd w:val="0"/>
+              <w:ind w:left="0" w:right="113"/>
+              <w:jc w:val="center"/>
+              <w:rPr>
+                <w:rFonts w:ascii="Times New Roman" w:eastAsiaTheme="minorEastAsia" w:hAnsi="Times New Roman" w:cs="Times New Roman"/>
+                <w:iCs/>
+                <w:color w:val="000000" w:themeColor="text1"/>
+                <w:sz w:val="28"/>
+                <w:szCs w:val="28"/>
+                <w:lang w:val="en-US"/>
+              </w:rPr>
+            </w:pPr>
+            <w:r>
+              <w:rPr>
+                <w:rFonts w:ascii="Times New Roman" w:eastAsiaTheme="minorEastAsia" w:hAnsi="Times New Roman" w:cs="Times New Roman"/>
+                <w:iCs/>
+                <w:color w:val="000000" w:themeColor="text1"/>
+                <w:sz w:val="28"/>
+                <w:szCs w:val="28"/>
+              </w:rPr>
+              <w:t>0.45288629</w:t>
+            </w:r>
+          </w:p>
+        </w:tc>
+      </w:tr>
+      <w:tr>
+        <w:trPr>
+          <w:jc w:val="center"/>
+        </w:trPr>
+        <w:tc>
+          <w:tcPr>
+            <w:tcW w:w="2463" w:type="dxa"/>
+            <w:vAlign w:val="center"/>
+          </w:tcPr>
+          <w:p>
+            <w:pPr>
+              <w:pStyle w:val="ListParagraph"/>
+              <w:tabs>
+                <w:tab w:val="left" w:pos="1418"/>
+              </w:tabs>
+              <w:autoSpaceDE w:val="0"/>
+              <w:autoSpaceDN w:val="0"/>
+              <w:adjustRightInd w:val="0"/>
+              <w:ind w:left="0" w:right="113"/>
+              <w:jc w:val="center"/>
+              <w:rPr>
+                <w:rFonts w:ascii="Times New Roman" w:eastAsiaTheme="minorEastAsia" w:hAnsi="Times New Roman" w:cs="Times New Roman"/>
+                <w:iCs/>
+                <w:color w:val="000000" w:themeColor="text1"/>
+                <w:sz w:val="28"/>
+                <w:szCs w:val="28"/>
+                <w:lang w:val="en-US"/>
+              </w:rPr>
+            </w:pPr>
+            <w:r>
+              <w:rPr>
+                <w:rFonts w:ascii="Times New Roman" w:eastAsiaTheme="minorEastAsia" w:hAnsi="Times New Roman" w:cs="Times New Roman"/>
+                <w:iCs/>
+                <w:color w:val="000000" w:themeColor="text1"/>
+                <w:sz w:val="28"/>
+                <w:szCs w:val="28"/>
+                <w:lang w:val="en-US"/>
+              </w:rPr>
+              <w:t>80</w:t>
+            </w:r>
+          </w:p>
+        </w:tc>
+        <w:tc>
+          <w:tcPr>
+            <w:tcW w:w="2463" w:type="dxa"/>
+            <w:vAlign w:val="center"/>
+          </w:tcPr>
+          <w:p>
+            <w:pPr>
+              <w:pStyle w:val="ListParagraph"/>
+              <w:tabs>
+                <w:tab w:val="left" w:pos="1418"/>
+              </w:tabs>
+              <w:autoSpaceDE w:val="0"/>
+              <w:autoSpaceDN w:val="0"/>
+              <w:adjustRightInd w:val="0"/>
+              <w:ind w:left="0" w:right="113"/>
+              <w:jc w:val="center"/>
+              <w:rPr>
+                <w:rFonts w:ascii="Times New Roman" w:eastAsiaTheme="minorEastAsia" w:hAnsi="Times New Roman" w:cs="Times New Roman"/>
+                <w:iCs/>
+                <w:color w:val="000000" w:themeColor="text1"/>
+                <w:sz w:val="28"/>
+                <w:szCs w:val="28"/>
+              </w:rPr>
+            </w:pPr>
+            <w:r>
+              <w:rPr>
+                <w:rFonts w:ascii="Times New Roman" w:eastAsiaTheme="minorEastAsia" w:hAnsi="Times New Roman" w:cs="Times New Roman"/>
+                <w:iCs/>
+                <w:color w:val="000000" w:themeColor="text1"/>
+                <w:sz w:val="28"/>
+                <w:szCs w:val="28"/>
+              </w:rPr>
+              <w:t>0.00000056</w:t>
+            </w:r>
+          </w:p>
+        </w:tc>
+        <w:tc>
+          <w:tcPr>
+            <w:tcW w:w="2464" w:type="dxa"/>
+            <w:vAlign w:val="center"/>
+          </w:tcPr>
+          <w:p>
+            <w:pPr>
+              <w:pStyle w:val="ListParagraph"/>
+              <w:tabs>
+                <w:tab w:val="left" w:pos="1418"/>
+              </w:tabs>
+              <w:autoSpaceDE w:val="0"/>
+              <w:autoSpaceDN w:val="0"/>
+              <w:adjustRightInd w:val="0"/>
+              <w:ind w:left="0" w:right="113"/>
+              <w:jc w:val="center"/>
+              <w:rPr>
+                <w:rFonts w:ascii="Times New Roman" w:eastAsiaTheme="minorEastAsia" w:hAnsi="Times New Roman" w:cs="Times New Roman"/>
+                <w:iCs/>
+                <w:color w:val="000000" w:themeColor="text1"/>
+                <w:sz w:val="28"/>
+                <w:szCs w:val="28"/>
+              </w:rPr>
+            </w:pPr>
+            <w:r>
+              <w:rPr>
+                <w:rFonts w:ascii="Times New Roman" w:eastAsiaTheme="minorEastAsia" w:hAnsi="Times New Roman" w:cs="Times New Roman"/>
+                <w:iCs/>
+                <w:color w:val="000000" w:themeColor="text1"/>
+                <w:sz w:val="28"/>
+                <w:szCs w:val="28"/>
+              </w:rPr>
+              <w:t>0.00065369</w:t>
+            </w:r>
+          </w:p>
+        </w:tc>
+        <w:tc>
+          <w:tcPr>
+            <w:tcW w:w="2464" w:type="dxa"/>
+            <w:vAlign w:val="center"/>
+          </w:tcPr>
+          <w:p>
+            <w:pPr>
+              <w:pStyle w:val="ListParagraph"/>
+              <w:tabs>
+                <w:tab w:val="left" w:pos="1418"/>
+              </w:tabs>
+              <w:autoSpaceDE w:val="0"/>
+              <w:autoSpaceDN w:val="0"/>
+              <w:adjustRightInd w:val="0"/>
+              <w:ind w:left="0" w:right="113"/>
+              <w:jc w:val="center"/>
+              <w:rPr>
+                <w:rFonts w:ascii="Times New Roman" w:eastAsiaTheme="minorEastAsia" w:hAnsi="Times New Roman" w:cs="Times New Roman"/>
+                <w:iCs/>
+                <w:color w:val="000000" w:themeColor="text1"/>
+                <w:sz w:val="28"/>
+                <w:szCs w:val="28"/>
+              </w:rPr>
+            </w:pPr>
+            <w:r>
+              <w:rPr>
+                <w:rFonts w:ascii="Times New Roman" w:eastAsiaTheme="minorEastAsia" w:hAnsi="Times New Roman" w:cs="Times New Roman"/>
+                <w:iCs/>
+                <w:color w:val="000000" w:themeColor="text1"/>
+                <w:sz w:val="28"/>
+                <w:szCs w:val="28"/>
+              </w:rPr>
+              <w:t>0.45288629</w:t>
+            </w:r>
+          </w:p>
+        </w:tc>
+      </w:tr>
+    </w:tbl>
     <w:p>
       <w:pPr>
         <w:pStyle w:val="ListParagraph"/>
@@ -3228,275 +3681,66 @@
         <w:ind w:right="113"/>
         <w:rPr>
           <w:rFonts w:ascii="Times New Roman" w:eastAsiaTheme="minorEastAsia" w:hAnsi="Times New Roman" w:cs="Times New Roman"/>
+          <w:iCs/>
+          <w:color w:val="000000" w:themeColor="text1"/>
+          <w:sz w:val="28"/>
+          <w:szCs w:val="28"/>
+          <w:lang w:val="en-US"/>
+        </w:rPr>
+      </w:pPr>
+      <w:r>
+        <w:rPr>
+          <w:rFonts w:ascii="Times New Roman" w:eastAsiaTheme="minorEastAsia" w:hAnsi="Times New Roman" w:cs="Times New Roman"/>
           <w:b/>
           <w:bCs/>
           <w:iCs/>
           <w:color w:val="000000" w:themeColor="text1"/>
           <w:sz w:val="28"/>
           <w:szCs w:val="28"/>
+        </w:rPr>
+        <w:br/>
+      </w:r>
+      <w:r>
+        <w:rPr>
+          <w:rFonts w:ascii="Times New Roman" w:eastAsiaTheme="minorEastAsia" w:hAnsi="Times New Roman" w:cs="Times New Roman"/>
+          <w:iCs/>
+          <w:color w:val="000000" w:themeColor="text1"/>
+          <w:sz w:val="28"/>
+          <w:szCs w:val="28"/>
+        </w:rPr>
+        <w:t xml:space="preserve">При выборе сетки из 20 сегментов значения погрешности производных сплайна и метода конечной разности не достигли необходимой точности в узлах разбиения </w:t>
+      </w:r>
+      <w:r>
+        <w:rPr>
+          <w:rFonts w:ascii="Times New Roman" w:eastAsiaTheme="minorEastAsia" w:hAnsi="Times New Roman" w:cs="Times New Roman"/>
+          <w:iCs/>
+          <w:color w:val="000000" w:themeColor="text1"/>
+          <w:sz w:val="28"/>
+          <w:szCs w:val="28"/>
           <w:lang w:val="en-US"/>
         </w:rPr>
-      </w:pPr>
-      <w:r>
-        <w:rPr>
-          <w:rFonts w:ascii="Times New Roman" w:eastAsiaTheme="minorEastAsia" w:hAnsi="Times New Roman" w:cs="Times New Roman"/>
-          <w:b/>
-          <w:bCs/>
-          <w:iCs/>
-          <w:color w:val="000000" w:themeColor="text1"/>
-          <w:sz w:val="28"/>
-          <w:szCs w:val="28"/>
-        </w:rPr>
-        <w:t>Решени</w:t>
-      </w:r>
-      <w:r>
-        <w:rPr>
-          <w:rFonts w:ascii="Times New Roman" w:eastAsiaTheme="minorEastAsia" w:hAnsi="Times New Roman" w:cs="Times New Roman"/>
-          <w:b/>
-          <w:bCs/>
-          <w:iCs/>
-          <w:color w:val="000000" w:themeColor="text1"/>
-          <w:sz w:val="28"/>
-          <w:szCs w:val="28"/>
-        </w:rPr>
-        <w:t xml:space="preserve">е пункта 4 </w:t>
-      </w:r>
-      <w:r>
-        <w:rPr>
-          <w:rFonts w:ascii="Times New Roman" w:eastAsiaTheme="minorEastAsia" w:hAnsi="Times New Roman" w:cs="Times New Roman"/>
-          <w:b/>
-          <w:bCs/>
-          <w:iCs/>
-          <w:color w:val="000000" w:themeColor="text1"/>
-          <w:sz w:val="28"/>
-          <w:szCs w:val="28"/>
-        </w:rPr>
-        <w:t xml:space="preserve">со стороны </w:t>
-      </w:r>
-      <w:r>
-        <w:rPr>
-          <w:rFonts w:ascii="Times New Roman" w:eastAsiaTheme="minorEastAsia" w:hAnsi="Times New Roman" w:cs="Times New Roman"/>
-          <w:b/>
-          <w:bCs/>
+        <w:t>eps</w:t>
+      </w:r>
+      <w:r>
+        <w:rPr>
+          <w:rFonts w:ascii="Times New Roman" w:eastAsiaTheme="minorEastAsia" w:hAnsi="Times New Roman" w:cs="Times New Roman"/>
+          <w:iCs/>
+          <w:color w:val="000000" w:themeColor="text1"/>
+          <w:sz w:val="28"/>
+          <w:szCs w:val="28"/>
+        </w:rPr>
+        <w:t>=0.0001.</w:t>
+      </w:r>
+      <w:r>
+        <w:rPr>
+          <w:rFonts w:ascii="Times New Roman" w:eastAsiaTheme="minorEastAsia" w:hAnsi="Times New Roman" w:cs="Times New Roman"/>
           <w:iCs/>
           <w:color w:val="000000" w:themeColor="text1"/>
           <w:sz w:val="28"/>
           <w:szCs w:val="28"/>
           <w:lang w:val="en-US"/>
         </w:rPr>
-        <w:t>AI</w:t>
-      </w:r>
-      <w:r>
-        <w:rPr>
-          <w:rFonts w:ascii="Times New Roman" w:eastAsiaTheme="minorEastAsia" w:hAnsi="Times New Roman" w:cs="Times New Roman"/>
-          <w:b/>
-          <w:bCs/>
-          <w:iCs/>
-          <w:color w:val="000000" w:themeColor="text1"/>
-          <w:sz w:val="28"/>
-          <w:szCs w:val="28"/>
-        </w:rPr>
-        <w:t>-а</w:t>
-      </w:r>
-      <w:r>
-        <w:rPr>
-          <w:rFonts w:ascii="Times New Roman" w:eastAsiaTheme="minorEastAsia" w:hAnsi="Times New Roman" w:cs="Times New Roman"/>
-          <w:b/>
-          <w:bCs/>
-          <w:iCs/>
-          <w:color w:val="000000" w:themeColor="text1"/>
-          <w:sz w:val="28"/>
-          <w:szCs w:val="28"/>
-        </w:rPr>
-        <w:t>ссистентов</w:t>
-      </w:r>
-      <w:r>
-        <w:rPr>
-          <w:rFonts w:ascii="Times New Roman" w:eastAsiaTheme="minorEastAsia" w:hAnsi="Times New Roman" w:cs="Times New Roman"/>
-          <w:b/>
-          <w:bCs/>
-          <w:iCs/>
-          <w:color w:val="000000" w:themeColor="text1"/>
-          <w:sz w:val="28"/>
-          <w:szCs w:val="28"/>
-        </w:rPr>
-        <w:t>:</w:t>
-      </w:r>
-      <w:r>
-        <w:rPr>
-          <w:rFonts w:ascii="Times New Roman" w:eastAsiaTheme="minorEastAsia" w:hAnsi="Times New Roman" w:cs="Times New Roman"/>
-          <w:b/>
-          <w:bCs/>
-          <w:iCs/>
-          <w:color w:val="000000" w:themeColor="text1"/>
-          <w:sz w:val="28"/>
-          <w:szCs w:val="28"/>
-        </w:rPr>
         <w:br/>
-      </w:r>
-      <w:r>
-        <w:rPr>
-          <w:rFonts w:ascii="Times New Roman" w:eastAsiaTheme="minorEastAsia" w:hAnsi="Times New Roman" w:cs="Times New Roman"/>
-          <w:b/>
-          <w:bCs/>
-          <w:iCs/>
-          <w:color w:val="000000" w:themeColor="text1"/>
-          <w:sz w:val="28"/>
-          <w:szCs w:val="28"/>
-        </w:rPr>
-        <w:br/>
-      </w:r>
-      <w:r>
-        <w:rPr>
-          <w:rFonts w:ascii="Times New Roman" w:eastAsiaTheme="minorEastAsia" w:hAnsi="Times New Roman" w:cs="Times New Roman"/>
-          <w:b/>
-          <w:bCs/>
-          <w:iCs/>
-          <w:color w:val="000000" w:themeColor="text1"/>
-          <w:sz w:val="28"/>
-          <w:szCs w:val="28"/>
-        </w:rPr>
-        <w:t xml:space="preserve">В </w:t>
-      </w:r>
-      <w:proofErr w:type="gramStart"/>
-      <w:r>
-        <w:rPr>
-          <w:rFonts w:ascii="Times New Roman" w:eastAsiaTheme="minorEastAsia" w:hAnsi="Times New Roman" w:cs="Times New Roman"/>
-          <w:b/>
-          <w:bCs/>
-          <w:iCs/>
-          <w:color w:val="000000" w:themeColor="text1"/>
-          <w:sz w:val="28"/>
-          <w:szCs w:val="28"/>
-        </w:rPr>
-        <w:t>качестве  ИИ</w:t>
-      </w:r>
-      <w:proofErr w:type="gramEnd"/>
-      <w:r>
-        <w:rPr>
-          <w:rFonts w:ascii="Times New Roman" w:eastAsiaTheme="minorEastAsia" w:hAnsi="Times New Roman" w:cs="Times New Roman"/>
-          <w:b/>
-          <w:bCs/>
-          <w:iCs/>
-          <w:color w:val="000000" w:themeColor="text1"/>
-          <w:sz w:val="28"/>
-          <w:szCs w:val="28"/>
-        </w:rPr>
-        <w:t xml:space="preserve"> ассистентов рассмотрим следующие экземпляры</w:t>
-      </w:r>
-      <w:r>
-        <w:rPr>
-          <w:rFonts w:ascii="Times New Roman" w:eastAsiaTheme="minorEastAsia" w:hAnsi="Times New Roman" w:cs="Times New Roman"/>
-          <w:b/>
-          <w:bCs/>
-          <w:iCs/>
-          <w:color w:val="000000" w:themeColor="text1"/>
-          <w:sz w:val="28"/>
-          <w:szCs w:val="28"/>
-        </w:rPr>
-        <w:t xml:space="preserve">: </w:t>
-      </w:r>
-      <w:proofErr w:type="gramStart"/>
-      <w:r>
-        <w:rPr>
-          <w:rFonts w:ascii="Times New Roman" w:eastAsiaTheme="minorEastAsia" w:hAnsi="Times New Roman" w:cs="Times New Roman"/>
-          <w:b/>
-          <w:bCs/>
-          <w:iCs/>
-          <w:color w:val="000000" w:themeColor="text1"/>
-          <w:sz w:val="28"/>
-          <w:szCs w:val="28"/>
-          <w:lang w:val="en-US"/>
-        </w:rPr>
-        <w:t>DeepSeek</w:t>
-      </w:r>
-      <w:r>
-        <w:rPr>
-          <w:rFonts w:ascii="Times New Roman" w:eastAsiaTheme="minorEastAsia" w:hAnsi="Times New Roman" w:cs="Times New Roman"/>
-          <w:b/>
-          <w:bCs/>
-          <w:iCs/>
-          <w:color w:val="000000" w:themeColor="text1"/>
-          <w:sz w:val="28"/>
-          <w:szCs w:val="28"/>
-        </w:rPr>
-        <w:t>,</w:t>
-      </w:r>
-      <w:r>
-        <w:rPr>
-          <w:rFonts w:ascii="Times New Roman" w:eastAsiaTheme="minorEastAsia" w:hAnsi="Times New Roman" w:cs="Times New Roman"/>
-          <w:b/>
-          <w:bCs/>
-          <w:iCs/>
-          <w:color w:val="000000" w:themeColor="text1"/>
-          <w:sz w:val="28"/>
-          <w:szCs w:val="28"/>
-          <w:lang w:val="en-US"/>
-        </w:rPr>
-        <w:t>ChatGPT</w:t>
-      </w:r>
-      <w:proofErr w:type="gramEnd"/>
-      <w:r>
-        <w:rPr>
-          <w:rFonts w:ascii="Times New Roman" w:eastAsiaTheme="minorEastAsia" w:hAnsi="Times New Roman" w:cs="Times New Roman"/>
-          <w:b/>
-          <w:bCs/>
-          <w:iCs/>
-          <w:color w:val="000000" w:themeColor="text1"/>
-          <w:sz w:val="28"/>
-          <w:szCs w:val="28"/>
-        </w:rPr>
-        <w:t xml:space="preserve"> </w:t>
-      </w:r>
-      <w:r>
-        <w:rPr>
-          <w:rFonts w:ascii="Times New Roman" w:eastAsiaTheme="minorEastAsia" w:hAnsi="Times New Roman" w:cs="Times New Roman"/>
-          <w:b/>
-          <w:bCs/>
-          <w:iCs/>
-          <w:color w:val="000000" w:themeColor="text1"/>
-          <w:sz w:val="28"/>
-          <w:szCs w:val="28"/>
-        </w:rPr>
-        <w:t xml:space="preserve">и </w:t>
-      </w:r>
-      <w:r>
-        <w:rPr>
-          <w:rFonts w:ascii="Times New Roman" w:eastAsiaTheme="minorEastAsia" w:hAnsi="Times New Roman" w:cs="Times New Roman"/>
-          <w:b/>
-          <w:bCs/>
-          <w:iCs/>
-          <w:color w:val="000000" w:themeColor="text1"/>
-          <w:sz w:val="28"/>
-          <w:szCs w:val="28"/>
-          <w:lang w:val="en-US"/>
-        </w:rPr>
-        <w:t>Z</w:t>
-      </w:r>
-      <w:r>
-        <w:rPr>
-          <w:rFonts w:ascii="Times New Roman" w:eastAsiaTheme="minorEastAsia" w:hAnsi="Times New Roman" w:cs="Times New Roman"/>
-          <w:b/>
-          <w:bCs/>
-          <w:iCs/>
-          <w:color w:val="000000" w:themeColor="text1"/>
-          <w:sz w:val="28"/>
-          <w:szCs w:val="28"/>
-        </w:rPr>
-        <w:t>.</w:t>
-      </w:r>
-      <w:r>
-        <w:rPr>
-          <w:rFonts w:ascii="Times New Roman" w:eastAsiaTheme="minorEastAsia" w:hAnsi="Times New Roman" w:cs="Times New Roman"/>
-          <w:b/>
-          <w:bCs/>
-          <w:iCs/>
-          <w:color w:val="000000" w:themeColor="text1"/>
-          <w:sz w:val="28"/>
-          <w:szCs w:val="28"/>
-          <w:lang w:val="en-US"/>
-        </w:rPr>
-        <w:t>ai</w:t>
       </w:r>
     </w:p>
     <w:p>
@@ -3512,16 +3756,445 @@
         <w:ind w:right="113"/>
         <w:rPr>
           <w:rFonts w:ascii="Times New Roman" w:eastAsiaTheme="minorEastAsia" w:hAnsi="Times New Roman" w:cs="Times New Roman"/>
-          <w:b/>
-          <w:bCs/>
-          <w:iCs/>
-          <w:color w:val="000000" w:themeColor="text1"/>
-          <w:sz w:val="28"/>
-          <w:szCs w:val="28"/>
-          <w:lang w:val="en-US"/>
+          <w:iCs/>
+          <w:color w:val="000000" w:themeColor="text1"/>
+          <w:sz w:val="28"/>
+          <w:szCs w:val="28"/>
         </w:rPr>
       </w:pPr>
     </w:p>
+    <w:tbl>
+      <w:tblPr>
+        <w:tblStyle w:val="TableGrid"/>
+        <w:tblW w:w="7938" w:type="dxa"/>
+        <w:jc w:val="center"/>
+        <w:tblLook w:val="04A0" w:firstRow="1" w:lastRow="0" w:firstColumn="1" w:lastColumn="0" w:noHBand="0" w:noVBand="1"/>
+      </w:tblPr>
+      <w:tblGrid>
+        <w:gridCol w:w="1977"/>
+        <w:gridCol w:w="1977"/>
+        <w:gridCol w:w="2007"/>
+        <w:gridCol w:w="1977"/>
+      </w:tblGrid>
+      <w:tr>
+        <w:trPr>
+          <w:jc w:val="center"/>
+        </w:trPr>
+        <w:tc>
+          <w:tcPr>
+            <w:tcW w:w="2269" w:type="dxa"/>
+            <w:vAlign w:val="center"/>
+          </w:tcPr>
+          <w:p>
+            <w:pPr>
+              <w:pStyle w:val="ListParagraph"/>
+              <w:tabs>
+                <w:tab w:val="left" w:pos="1418"/>
+              </w:tabs>
+              <w:autoSpaceDE w:val="0"/>
+              <w:autoSpaceDN w:val="0"/>
+              <w:adjustRightInd w:val="0"/>
+              <w:ind w:left="0" w:right="113"/>
+              <w:jc w:val="center"/>
+              <w:rPr>
+                <w:rFonts w:ascii="Times New Roman" w:eastAsiaTheme="minorEastAsia" w:hAnsi="Times New Roman" w:cs="Times New Roman"/>
+                <w:iCs/>
+                <w:color w:val="000000" w:themeColor="text1"/>
+                <w:sz w:val="28"/>
+                <w:szCs w:val="28"/>
+              </w:rPr>
+            </w:pPr>
+            <m:oMathPara>
+              <m:oMath>
+                <m:acc>
+                  <m:accPr>
+                    <m:ctrlPr>
+                      <w:rPr>
+                        <w:rFonts w:ascii="Cambria Math" w:eastAsiaTheme="minorEastAsia" w:hAnsi="Cambria Math" w:cs="Times New Roman"/>
+                        <w:i/>
+                        <w:iCs/>
+                        <w:color w:val="000000" w:themeColor="text1"/>
+                        <w:sz w:val="28"/>
+                        <w:szCs w:val="28"/>
+                      </w:rPr>
+                    </m:ctrlPr>
+                  </m:accPr>
+                  <m:e>
+                    <m:r>
+                      <w:rPr>
+                        <w:rFonts w:ascii="Cambria Math" w:eastAsiaTheme="minorEastAsia" w:hAnsi="Cambria Math" w:cs="Times New Roman"/>
+                        <w:color w:val="000000" w:themeColor="text1"/>
+                        <w:sz w:val="28"/>
+                        <w:szCs w:val="28"/>
+                        <w:lang w:val="en-US"/>
+                      </w:rPr>
+                      <m:t>f'(x)</m:t>
+                    </m:r>
+                  </m:e>
+                </m:acc>
+              </m:oMath>
+            </m:oMathPara>
+          </w:p>
+        </w:tc>
+        <w:tc>
+          <w:tcPr>
+            <w:tcW w:w="2269" w:type="dxa"/>
+            <w:vAlign w:val="center"/>
+          </w:tcPr>
+          <w:p>
+            <w:pPr>
+              <w:pStyle w:val="ListParagraph"/>
+              <w:tabs>
+                <w:tab w:val="left" w:pos="1418"/>
+              </w:tabs>
+              <w:autoSpaceDE w:val="0"/>
+              <w:autoSpaceDN w:val="0"/>
+              <w:adjustRightInd w:val="0"/>
+              <w:ind w:left="0" w:right="113"/>
+              <w:jc w:val="center"/>
+              <w:rPr>
+                <w:rFonts w:ascii="Times New Roman" w:eastAsiaTheme="minorEastAsia" w:hAnsi="Times New Roman" w:cs="Times New Roman"/>
+                <w:iCs/>
+                <w:color w:val="000000" w:themeColor="text1"/>
+                <w:sz w:val="28"/>
+                <w:szCs w:val="28"/>
+              </w:rPr>
+            </w:pPr>
+            <m:oMathPara>
+              <m:oMath>
+                <m:acc>
+                  <m:accPr>
+                    <m:ctrlPr>
+                      <w:rPr>
+                        <w:rFonts w:ascii="Cambria Math" w:eastAsiaTheme="minorEastAsia" w:hAnsi="Cambria Math" w:cs="Times New Roman"/>
+                        <w:i/>
+                        <w:iCs/>
+                        <w:color w:val="000000" w:themeColor="text1"/>
+                        <w:sz w:val="28"/>
+                        <w:szCs w:val="28"/>
+                      </w:rPr>
+                    </m:ctrlPr>
+                  </m:accPr>
+                  <m:e>
+                    <m:r>
+                      <w:rPr>
+                        <w:rFonts w:ascii="Cambria Math" w:eastAsiaTheme="minorEastAsia" w:hAnsi="Cambria Math" w:cs="Times New Roman"/>
+                        <w:color w:val="000000" w:themeColor="text1"/>
+                        <w:sz w:val="28"/>
+                        <w:szCs w:val="28"/>
+                        <w:lang w:val="en-US"/>
+                      </w:rPr>
+                      <m:t>f'</m:t>
+                    </m:r>
+                    <m:r>
+                      <w:rPr>
+                        <w:rFonts w:ascii="Cambria Math" w:eastAsiaTheme="minorEastAsia" w:hAnsi="Cambria Math" w:cs="Times New Roman"/>
+                        <w:color w:val="000000" w:themeColor="text1"/>
+                        <w:sz w:val="28"/>
+                        <w:szCs w:val="28"/>
+                        <w:lang w:val="en-US"/>
+                      </w:rPr>
+                      <m:t>'</m:t>
+                    </m:r>
+                    <m:r>
+                      <w:rPr>
+                        <w:rFonts w:ascii="Cambria Math" w:eastAsiaTheme="minorEastAsia" w:hAnsi="Cambria Math" w:cs="Times New Roman"/>
+                        <w:color w:val="000000" w:themeColor="text1"/>
+                        <w:sz w:val="28"/>
+                        <w:szCs w:val="28"/>
+                        <w:lang w:val="en-US"/>
+                      </w:rPr>
+                      <m:t>(x)</m:t>
+                    </m:r>
+                  </m:e>
+                </m:acc>
+              </m:oMath>
+            </m:oMathPara>
+          </w:p>
+        </w:tc>
+        <w:tc>
+          <w:tcPr>
+            <w:tcW w:w="2326" w:type="dxa"/>
+            <w:vAlign w:val="center"/>
+          </w:tcPr>
+          <w:p>
+            <w:pPr>
+              <w:pStyle w:val="ListParagraph"/>
+              <w:tabs>
+                <w:tab w:val="left" w:pos="1418"/>
+              </w:tabs>
+              <w:autoSpaceDE w:val="0"/>
+              <w:autoSpaceDN w:val="0"/>
+              <w:adjustRightInd w:val="0"/>
+              <w:ind w:left="0" w:right="113"/>
+              <w:jc w:val="center"/>
+              <w:rPr>
+                <w:rFonts w:ascii="Times New Roman" w:eastAsiaTheme="minorEastAsia" w:hAnsi="Times New Roman" w:cs="Times New Roman"/>
+                <w:iCs/>
+                <w:color w:val="000000" w:themeColor="text1"/>
+                <w:sz w:val="28"/>
+                <w:szCs w:val="28"/>
+              </w:rPr>
+            </w:pPr>
+            <m:oMathPara>
+              <m:oMath>
+                <m:acc>
+                  <m:accPr>
+                    <m:chr m:val="̇"/>
+                    <m:ctrlPr>
+                      <w:rPr>
+                        <w:rFonts w:ascii="Cambria Math" w:eastAsiaTheme="minorEastAsia" w:hAnsi="Cambria Math" w:cs="Times New Roman"/>
+                        <w:i/>
+                        <w:iCs/>
+                        <w:color w:val="000000" w:themeColor="text1"/>
+                        <w:sz w:val="28"/>
+                        <w:szCs w:val="28"/>
+                      </w:rPr>
+                    </m:ctrlPr>
+                  </m:accPr>
+                  <m:e>
+                    <m:r>
+                      <w:rPr>
+                        <w:rFonts w:ascii="Cambria Math" w:eastAsiaTheme="minorEastAsia" w:hAnsi="Cambria Math" w:cs="Times New Roman"/>
+                        <w:color w:val="000000" w:themeColor="text1"/>
+                        <w:sz w:val="28"/>
+                        <w:szCs w:val="28"/>
+                      </w:rPr>
+                      <m:t>S(x</m:t>
+                    </m:r>
+                    <m:r>
+                      <w:rPr>
+                        <w:rFonts w:ascii="Cambria Math" w:eastAsiaTheme="minorEastAsia" w:hAnsi="Cambria Math" w:cs="Times New Roman"/>
+                        <w:color w:val="000000" w:themeColor="text1"/>
+                        <w:sz w:val="28"/>
+                        <w:szCs w:val="28"/>
+                        <w:lang w:val="en-US"/>
+                      </w:rPr>
+                      <m:t>)</m:t>
+                    </m:r>
+                  </m:e>
+                </m:acc>
+              </m:oMath>
+            </m:oMathPara>
+          </w:p>
+        </w:tc>
+        <w:tc>
+          <w:tcPr>
+            <w:tcW w:w="2270" w:type="dxa"/>
+            <w:vAlign w:val="center"/>
+          </w:tcPr>
+          <w:p>
+            <w:pPr>
+              <w:pStyle w:val="ListParagraph"/>
+              <w:tabs>
+                <w:tab w:val="left" w:pos="1418"/>
+              </w:tabs>
+              <w:autoSpaceDE w:val="0"/>
+              <w:autoSpaceDN w:val="0"/>
+              <w:adjustRightInd w:val="0"/>
+              <w:ind w:left="0" w:right="113"/>
+              <w:jc w:val="center"/>
+              <w:rPr>
+                <w:rFonts w:ascii="Times New Roman" w:eastAsiaTheme="minorEastAsia" w:hAnsi="Times New Roman" w:cs="Times New Roman"/>
+                <w:iCs/>
+                <w:color w:val="000000" w:themeColor="text1"/>
+                <w:sz w:val="28"/>
+                <w:szCs w:val="28"/>
+              </w:rPr>
+            </w:pPr>
+            <m:oMathPara>
+              <m:oMath>
+                <m:acc>
+                  <m:accPr>
+                    <m:chr m:val="̈"/>
+                    <m:ctrlPr>
+                      <w:rPr>
+                        <w:rFonts w:ascii="Cambria Math" w:eastAsiaTheme="minorEastAsia" w:hAnsi="Cambria Math" w:cs="Times New Roman"/>
+                        <w:i/>
+                        <w:iCs/>
+                        <w:color w:val="000000" w:themeColor="text1"/>
+                        <w:sz w:val="28"/>
+                        <w:szCs w:val="28"/>
+                      </w:rPr>
+                    </m:ctrlPr>
+                  </m:accPr>
+                  <m:e>
+                    <m:r>
+                      <w:rPr>
+                        <w:rFonts w:ascii="Cambria Math" w:eastAsiaTheme="minorEastAsia" w:hAnsi="Cambria Math" w:cs="Times New Roman"/>
+                        <w:color w:val="000000" w:themeColor="text1"/>
+                        <w:sz w:val="28"/>
+                        <w:szCs w:val="28"/>
+                      </w:rPr>
+                      <m:t>S(x</m:t>
+                    </m:r>
+                    <m:r>
+                      <w:rPr>
+                        <w:rFonts w:ascii="Cambria Math" w:eastAsiaTheme="minorEastAsia" w:hAnsi="Cambria Math" w:cs="Times New Roman"/>
+                        <w:color w:val="000000" w:themeColor="text1"/>
+                        <w:sz w:val="28"/>
+                        <w:szCs w:val="28"/>
+                        <w:lang w:val="en-US"/>
+                      </w:rPr>
+                      <m:t>)</m:t>
+                    </m:r>
+                  </m:e>
+                </m:acc>
+              </m:oMath>
+            </m:oMathPara>
+          </w:p>
+        </w:tc>
+      </w:tr>
+      <w:tr>
+        <w:trPr>
+          <w:jc w:val="center"/>
+        </w:trPr>
+        <w:tc>
+          <w:tcPr>
+            <w:tcW w:w="2269" w:type="dxa"/>
+            <w:vAlign w:val="center"/>
+          </w:tcPr>
+          <w:p>
+            <w:pPr>
+              <w:pStyle w:val="ListParagraph"/>
+              <w:tabs>
+                <w:tab w:val="left" w:pos="1418"/>
+              </w:tabs>
+              <w:autoSpaceDE w:val="0"/>
+              <w:autoSpaceDN w:val="0"/>
+              <w:adjustRightInd w:val="0"/>
+              <w:ind w:left="0" w:right="113"/>
+              <w:jc w:val="center"/>
+              <w:rPr>
+                <w:rFonts w:ascii="Times New Roman" w:eastAsiaTheme="minorEastAsia" w:hAnsi="Times New Roman" w:cs="Times New Roman"/>
+                <w:iCs/>
+                <w:color w:val="000000" w:themeColor="text1"/>
+                <w:sz w:val="28"/>
+                <w:szCs w:val="28"/>
+              </w:rPr>
+            </w:pPr>
+            <w:r>
+              <w:rPr>
+                <w:rFonts w:ascii="Times New Roman" w:eastAsiaTheme="minorEastAsia" w:hAnsi="Times New Roman" w:cs="Times New Roman"/>
+                <w:iCs/>
+                <w:color w:val="000000" w:themeColor="text1"/>
+                <w:sz w:val="28"/>
+                <w:szCs w:val="28"/>
+              </w:rPr>
+              <w:t>0.00013285</w:t>
+            </w:r>
+          </w:p>
+        </w:tc>
+        <w:tc>
+          <w:tcPr>
+            <w:tcW w:w="2269" w:type="dxa"/>
+            <w:vAlign w:val="center"/>
+          </w:tcPr>
+          <w:p>
+            <w:pPr>
+              <w:pStyle w:val="ListParagraph"/>
+              <w:tabs>
+                <w:tab w:val="left" w:pos="1418"/>
+              </w:tabs>
+              <w:autoSpaceDE w:val="0"/>
+              <w:autoSpaceDN w:val="0"/>
+              <w:adjustRightInd w:val="0"/>
+              <w:ind w:left="0" w:right="113"/>
+              <w:jc w:val="center"/>
+              <w:rPr>
+                <w:rFonts w:ascii="Times New Roman" w:eastAsiaTheme="minorEastAsia" w:hAnsi="Times New Roman" w:cs="Times New Roman"/>
+                <w:iCs/>
+                <w:color w:val="000000" w:themeColor="text1"/>
+                <w:sz w:val="28"/>
+                <w:szCs w:val="28"/>
+              </w:rPr>
+            </w:pPr>
+            <w:r>
+              <w:rPr>
+                <w:rFonts w:ascii="Times New Roman" w:eastAsiaTheme="minorEastAsia" w:hAnsi="Times New Roman" w:cs="Times New Roman"/>
+                <w:iCs/>
+                <w:color w:val="000000" w:themeColor="text1"/>
+                <w:sz w:val="28"/>
+                <w:szCs w:val="28"/>
+              </w:rPr>
+              <w:t>0.00015888</w:t>
+            </w:r>
+          </w:p>
+        </w:tc>
+        <w:tc>
+          <w:tcPr>
+            <w:tcW w:w="2326" w:type="dxa"/>
+            <w:vAlign w:val="center"/>
+          </w:tcPr>
+          <w:p>
+            <w:pPr>
+              <w:pStyle w:val="ListParagraph"/>
+              <w:tabs>
+                <w:tab w:val="left" w:pos="1418"/>
+              </w:tabs>
+              <w:autoSpaceDE w:val="0"/>
+              <w:autoSpaceDN w:val="0"/>
+              <w:adjustRightInd w:val="0"/>
+              <w:ind w:left="0" w:right="113"/>
+              <w:jc w:val="center"/>
+              <w:rPr>
+                <w:rFonts w:ascii="Times New Roman" w:eastAsiaTheme="minorEastAsia" w:hAnsi="Times New Roman" w:cs="Times New Roman"/>
+                <w:iCs/>
+                <w:color w:val="000000" w:themeColor="text1"/>
+                <w:sz w:val="28"/>
+                <w:szCs w:val="28"/>
+              </w:rPr>
+            </w:pPr>
+            <w:r>
+              <w:rPr>
+                <w:rFonts w:ascii="Times New Roman" w:eastAsiaTheme="minorEastAsia" w:hAnsi="Times New Roman" w:cs="Times New Roman"/>
+                <w:iCs/>
+                <w:color w:val="000000" w:themeColor="text1"/>
+                <w:sz w:val="28"/>
+                <w:szCs w:val="28"/>
+              </w:rPr>
+              <w:t>0.00261483</w:t>
+            </w:r>
+          </w:p>
+        </w:tc>
+        <w:tc>
+          <w:tcPr>
+            <w:tcW w:w="2270" w:type="dxa"/>
+            <w:vAlign w:val="center"/>
+          </w:tcPr>
+          <w:p>
+            <w:pPr>
+              <w:pStyle w:val="ListParagraph"/>
+              <w:tabs>
+                <w:tab w:val="left" w:pos="1418"/>
+              </w:tabs>
+              <w:autoSpaceDE w:val="0"/>
+              <w:autoSpaceDN w:val="0"/>
+              <w:adjustRightInd w:val="0"/>
+              <w:ind w:left="0" w:right="113"/>
+              <w:jc w:val="center"/>
+              <w:rPr>
+                <w:rFonts w:ascii="Times New Roman" w:eastAsiaTheme="minorEastAsia" w:hAnsi="Times New Roman" w:cs="Times New Roman"/>
+                <w:iCs/>
+                <w:color w:val="000000" w:themeColor="text1"/>
+                <w:sz w:val="28"/>
+                <w:szCs w:val="28"/>
+              </w:rPr>
+            </w:pPr>
+            <w:r>
+              <w:rPr>
+                <w:rFonts w:ascii="Times New Roman" w:eastAsiaTheme="minorEastAsia" w:hAnsi="Times New Roman" w:cs="Times New Roman"/>
+                <w:iCs/>
+                <w:color w:val="000000" w:themeColor="text1"/>
+                <w:sz w:val="28"/>
+                <w:szCs w:val="28"/>
+              </w:rPr>
+              <w:t>0.45288629</w:t>
+            </w:r>
+          </w:p>
+        </w:tc>
+      </w:tr>
+    </w:tbl>
     <w:p>
       <w:pPr>
         <w:pStyle w:val="ListParagraph"/>
@@ -3539,19 +4212,48 @@
           <w:color w:val="000000" w:themeColor="text1"/>
           <w:sz w:val="28"/>
           <w:szCs w:val="28"/>
-          <w:lang w:val="en-US"/>
-        </w:rPr>
-      </w:pPr>
-      <w:r>
-        <w:rPr>
-          <w:rFonts w:ascii="Times New Roman" w:eastAsiaTheme="minorEastAsia" w:hAnsi="Times New Roman" w:cs="Times New Roman"/>
-          <w:iCs/>
-          <w:color w:val="000000" w:themeColor="text1"/>
-          <w:sz w:val="28"/>
-          <w:szCs w:val="28"/>
-          <w:lang w:val="en-US"/>
-        </w:rPr>
-        <w:t>DeepSeek</w:t>
+        </w:rPr>
+      </w:pPr>
+      <w:r>
+        <w:rPr>
+          <w:rFonts w:ascii="Times New Roman" w:eastAsiaTheme="minorEastAsia" w:hAnsi="Times New Roman" w:cs="Times New Roman"/>
+          <w:iCs/>
+          <w:color w:val="000000" w:themeColor="text1"/>
+          <w:sz w:val="28"/>
+          <w:szCs w:val="28"/>
+        </w:rPr>
+        <w:br/>
+      </w:r>
+      <w:r>
+        <w:rPr>
+          <w:rFonts w:ascii="Times New Roman" w:eastAsiaTheme="minorEastAsia" w:hAnsi="Times New Roman" w:cs="Times New Roman"/>
+          <w:iCs/>
+          <w:color w:val="000000" w:themeColor="text1"/>
+          <w:sz w:val="28"/>
+          <w:szCs w:val="28"/>
+        </w:rPr>
+        <w:br/>
+        <w:t>Для достижение необходимой точности рассмотрим количество се</w:t>
+      </w:r>
+      <w:r>
+        <w:rPr>
+          <w:rFonts w:ascii="Times New Roman" w:eastAsiaTheme="minorEastAsia" w:hAnsi="Times New Roman" w:cs="Times New Roman"/>
+          <w:iCs/>
+          <w:color w:val="000000" w:themeColor="text1"/>
+          <w:sz w:val="28"/>
+          <w:szCs w:val="28"/>
+        </w:rPr>
+        <w:t>г</w:t>
+      </w:r>
+      <w:r>
+        <w:rPr>
+          <w:rFonts w:ascii="Times New Roman" w:eastAsiaTheme="minorEastAsia" w:hAnsi="Times New Roman" w:cs="Times New Roman"/>
+          <w:iCs/>
+          <w:color w:val="000000" w:themeColor="text1"/>
+          <w:sz w:val="28"/>
+          <w:szCs w:val="28"/>
+        </w:rPr>
+        <w:t>ментов равное 40</w:t>
       </w:r>
       <w:r>
         <w:rPr>
@@ -3566,8 +4268,6 @@
       <w:r>
         <w:rPr>
           <w:rFonts w:ascii="Times New Roman" w:eastAsiaTheme="minorEastAsia" w:hAnsi="Times New Roman" w:cs="Times New Roman"/>
-          <w:b/>
-          <w:bCs/>
           <w:iCs/>
           <w:color w:val="000000" w:themeColor="text1"/>
           <w:sz w:val="28"/>
@@ -3585,28 +4285,419 @@
         </w:rPr>
         <w:br/>
       </w:r>
-      <w:r>
-        <w:rPr>
-          <w:rFonts w:ascii="Times New Roman" w:eastAsiaTheme="minorEastAsia" w:hAnsi="Times New Roman" w:cs="Times New Roman"/>
-          <w:iCs/>
-          <w:color w:val="000000" w:themeColor="text1"/>
-          <w:sz w:val="28"/>
-          <w:szCs w:val="28"/>
-          <w:lang w:val="en-US"/>
-        </w:rPr>
-        <w:t>ChatGPT</w:t>
-      </w:r>
-      <w:r>
-        <w:rPr>
-          <w:rFonts w:ascii="Times New Roman" w:eastAsiaTheme="minorEastAsia" w:hAnsi="Times New Roman" w:cs="Times New Roman"/>
-          <w:iCs/>
-          <w:color w:val="000000" w:themeColor="text1"/>
-          <w:sz w:val="28"/>
-          <w:szCs w:val="28"/>
-        </w:rPr>
-        <w:t>:</w:t>
-      </w:r>
     </w:p>
+    <w:tbl>
+      <w:tblPr>
+        <w:tblStyle w:val="TableGrid"/>
+        <w:tblW w:w="7938" w:type="dxa"/>
+        <w:jc w:val="center"/>
+        <w:tblLook w:val="04A0" w:firstRow="1" w:lastRow="0" w:firstColumn="1" w:lastColumn="0" w:noHBand="0" w:noVBand="1"/>
+      </w:tblPr>
+      <w:tblGrid>
+        <w:gridCol w:w="1977"/>
+        <w:gridCol w:w="1977"/>
+        <w:gridCol w:w="2007"/>
+        <w:gridCol w:w="1977"/>
+      </w:tblGrid>
+      <w:tr>
+        <w:trPr>
+          <w:jc w:val="center"/>
+        </w:trPr>
+        <w:tc>
+          <w:tcPr>
+            <w:tcW w:w="2269" w:type="dxa"/>
+            <w:vAlign w:val="center"/>
+          </w:tcPr>
+          <w:p>
+            <w:pPr>
+              <w:pStyle w:val="ListParagraph"/>
+              <w:tabs>
+                <w:tab w:val="left" w:pos="1418"/>
+              </w:tabs>
+              <w:autoSpaceDE w:val="0"/>
+              <w:autoSpaceDN w:val="0"/>
+              <w:adjustRightInd w:val="0"/>
+              <w:ind w:left="0" w:right="113"/>
+              <w:jc w:val="center"/>
+              <w:rPr>
+                <w:rFonts w:ascii="Times New Roman" w:eastAsiaTheme="minorEastAsia" w:hAnsi="Times New Roman" w:cs="Times New Roman"/>
+                <w:iCs/>
+                <w:color w:val="000000" w:themeColor="text1"/>
+                <w:sz w:val="28"/>
+                <w:szCs w:val="28"/>
+              </w:rPr>
+            </w:pPr>
+            <m:oMathPara>
+              <m:oMath>
+                <m:acc>
+                  <m:accPr>
+                    <m:ctrlPr>
+                      <w:rPr>
+                        <w:rFonts w:ascii="Cambria Math" w:eastAsiaTheme="minorEastAsia" w:hAnsi="Cambria Math" w:cs="Times New Roman"/>
+                        <w:i/>
+                        <w:iCs/>
+                        <w:color w:val="000000" w:themeColor="text1"/>
+                        <w:sz w:val="28"/>
+                        <w:szCs w:val="28"/>
+                      </w:rPr>
+                    </m:ctrlPr>
+                  </m:accPr>
+                  <m:e>
+                    <m:r>
+                      <w:rPr>
+                        <w:rFonts w:ascii="Cambria Math" w:eastAsiaTheme="minorEastAsia" w:hAnsi="Cambria Math" w:cs="Times New Roman"/>
+                        <w:color w:val="000000" w:themeColor="text1"/>
+                        <w:sz w:val="28"/>
+                        <w:szCs w:val="28"/>
+                        <w:lang w:val="en-US"/>
+                      </w:rPr>
+                      <m:t>f'(x)</m:t>
+                    </m:r>
+                  </m:e>
+                </m:acc>
+              </m:oMath>
+            </m:oMathPara>
+          </w:p>
+        </w:tc>
+        <w:tc>
+          <w:tcPr>
+            <w:tcW w:w="2269" w:type="dxa"/>
+            <w:vAlign w:val="center"/>
+          </w:tcPr>
+          <w:p>
+            <w:pPr>
+              <w:pStyle w:val="ListParagraph"/>
+              <w:tabs>
+                <w:tab w:val="left" w:pos="1418"/>
+              </w:tabs>
+              <w:autoSpaceDE w:val="0"/>
+              <w:autoSpaceDN w:val="0"/>
+              <w:adjustRightInd w:val="0"/>
+              <w:ind w:left="0" w:right="113"/>
+              <w:jc w:val="center"/>
+              <w:rPr>
+                <w:rFonts w:ascii="Times New Roman" w:eastAsiaTheme="minorEastAsia" w:hAnsi="Times New Roman" w:cs="Times New Roman"/>
+                <w:iCs/>
+                <w:color w:val="000000" w:themeColor="text1"/>
+                <w:sz w:val="28"/>
+                <w:szCs w:val="28"/>
+              </w:rPr>
+            </w:pPr>
+            <m:oMathPara>
+              <m:oMath>
+                <m:acc>
+                  <m:accPr>
+                    <m:ctrlPr>
+                      <w:rPr>
+                        <w:rFonts w:ascii="Cambria Math" w:eastAsiaTheme="minorEastAsia" w:hAnsi="Cambria Math" w:cs="Times New Roman"/>
+                        <w:i/>
+                        <w:iCs/>
+                        <w:color w:val="000000" w:themeColor="text1"/>
+                        <w:sz w:val="28"/>
+                        <w:szCs w:val="28"/>
+                      </w:rPr>
+                    </m:ctrlPr>
+                  </m:accPr>
+                  <m:e>
+                    <m:r>
+                      <w:rPr>
+                        <w:rFonts w:ascii="Cambria Math" w:eastAsiaTheme="minorEastAsia" w:hAnsi="Cambria Math" w:cs="Times New Roman"/>
+                        <w:color w:val="000000" w:themeColor="text1"/>
+                        <w:sz w:val="28"/>
+                        <w:szCs w:val="28"/>
+                        <w:lang w:val="en-US"/>
+                      </w:rPr>
+                      <m:t>f''(x)</m:t>
+                    </m:r>
+                  </m:e>
+                </m:acc>
+              </m:oMath>
+            </m:oMathPara>
+          </w:p>
+        </w:tc>
+        <w:tc>
+          <w:tcPr>
+            <w:tcW w:w="2326" w:type="dxa"/>
+            <w:vAlign w:val="center"/>
+          </w:tcPr>
+          <w:p>
+            <w:pPr>
+              <w:pStyle w:val="ListParagraph"/>
+              <w:tabs>
+                <w:tab w:val="left" w:pos="1418"/>
+              </w:tabs>
+              <w:autoSpaceDE w:val="0"/>
+              <w:autoSpaceDN w:val="0"/>
+              <w:adjustRightInd w:val="0"/>
+              <w:ind w:left="0" w:right="113"/>
+              <w:jc w:val="center"/>
+              <w:rPr>
+                <w:rFonts w:ascii="Times New Roman" w:eastAsiaTheme="minorEastAsia" w:hAnsi="Times New Roman" w:cs="Times New Roman"/>
+                <w:iCs/>
+                <w:color w:val="000000" w:themeColor="text1"/>
+                <w:sz w:val="28"/>
+                <w:szCs w:val="28"/>
+              </w:rPr>
+            </w:pPr>
+            <m:oMathPara>
+              <m:oMath>
+                <m:acc>
+                  <m:accPr>
+                    <m:chr m:val="̇"/>
+                    <m:ctrlPr>
+                      <w:rPr>
+                        <w:rFonts w:ascii="Cambria Math" w:eastAsiaTheme="minorEastAsia" w:hAnsi="Cambria Math" w:cs="Times New Roman"/>
+                        <w:i/>
+                        <w:iCs/>
+                        <w:color w:val="000000" w:themeColor="text1"/>
+                        <w:sz w:val="28"/>
+                        <w:szCs w:val="28"/>
+                      </w:rPr>
+                    </m:ctrlPr>
+                  </m:accPr>
+                  <m:e>
+                    <m:r>
+                      <w:rPr>
+                        <w:rFonts w:ascii="Cambria Math" w:eastAsiaTheme="minorEastAsia" w:hAnsi="Cambria Math" w:cs="Times New Roman"/>
+                        <w:color w:val="000000" w:themeColor="text1"/>
+                        <w:sz w:val="28"/>
+                        <w:szCs w:val="28"/>
+                      </w:rPr>
+                      <m:t>S(x</m:t>
+                    </m:r>
+                    <m:r>
+                      <w:rPr>
+                        <w:rFonts w:ascii="Cambria Math" w:eastAsiaTheme="minorEastAsia" w:hAnsi="Cambria Math" w:cs="Times New Roman"/>
+                        <w:color w:val="000000" w:themeColor="text1"/>
+                        <w:sz w:val="28"/>
+                        <w:szCs w:val="28"/>
+                        <w:lang w:val="en-US"/>
+                      </w:rPr>
+                      <m:t>)</m:t>
+                    </m:r>
+                  </m:e>
+                </m:acc>
+              </m:oMath>
+            </m:oMathPara>
+          </w:p>
+        </w:tc>
+        <w:tc>
+          <w:tcPr>
+            <w:tcW w:w="2270" w:type="dxa"/>
+            <w:vAlign w:val="center"/>
+          </w:tcPr>
+          <w:p>
+            <w:pPr>
+              <w:pStyle w:val="ListParagraph"/>
+              <w:tabs>
+                <w:tab w:val="left" w:pos="1418"/>
+              </w:tabs>
+              <w:autoSpaceDE w:val="0"/>
+              <w:autoSpaceDN w:val="0"/>
+              <w:adjustRightInd w:val="0"/>
+              <w:ind w:left="0" w:right="113"/>
+              <w:jc w:val="center"/>
+              <w:rPr>
+                <w:rFonts w:ascii="Times New Roman" w:eastAsiaTheme="minorEastAsia" w:hAnsi="Times New Roman" w:cs="Times New Roman"/>
+                <w:iCs/>
+                <w:color w:val="000000" w:themeColor="text1"/>
+                <w:sz w:val="28"/>
+                <w:szCs w:val="28"/>
+              </w:rPr>
+            </w:pPr>
+            <m:oMathPara>
+              <m:oMath>
+                <m:acc>
+                  <m:accPr>
+                    <m:chr m:val="̈"/>
+                    <m:ctrlPr>
+                      <w:rPr>
+                        <w:rFonts w:ascii="Cambria Math" w:eastAsiaTheme="minorEastAsia" w:hAnsi="Cambria Math" w:cs="Times New Roman"/>
+                        <w:i/>
+                        <w:iCs/>
+                        <w:color w:val="000000" w:themeColor="text1"/>
+                        <w:sz w:val="28"/>
+                        <w:szCs w:val="28"/>
+                      </w:rPr>
+                    </m:ctrlPr>
+                  </m:accPr>
+                  <m:e>
+                    <m:r>
+                      <w:rPr>
+                        <w:rFonts w:ascii="Cambria Math" w:eastAsiaTheme="minorEastAsia" w:hAnsi="Cambria Math" w:cs="Times New Roman"/>
+                        <w:color w:val="000000" w:themeColor="text1"/>
+                        <w:sz w:val="28"/>
+                        <w:szCs w:val="28"/>
+                      </w:rPr>
+                      <m:t>S(x</m:t>
+                    </m:r>
+                    <m:r>
+                      <w:rPr>
+                        <w:rFonts w:ascii="Cambria Math" w:eastAsiaTheme="minorEastAsia" w:hAnsi="Cambria Math" w:cs="Times New Roman"/>
+                        <w:color w:val="000000" w:themeColor="text1"/>
+                        <w:sz w:val="28"/>
+                        <w:szCs w:val="28"/>
+                        <w:lang w:val="en-US"/>
+                      </w:rPr>
+                      <m:t>)</m:t>
+                    </m:r>
+                  </m:e>
+                </m:acc>
+              </m:oMath>
+            </m:oMathPara>
+          </w:p>
+        </w:tc>
+      </w:tr>
+      <w:tr>
+        <w:trPr>
+          <w:jc w:val="center"/>
+        </w:trPr>
+        <w:tc>
+          <w:tcPr>
+            <w:tcW w:w="2269" w:type="dxa"/>
+            <w:vAlign w:val="center"/>
+          </w:tcPr>
+          <w:p>
+            <w:pPr>
+              <w:pStyle w:val="ListParagraph"/>
+              <w:tabs>
+                <w:tab w:val="left" w:pos="1418"/>
+              </w:tabs>
+              <w:autoSpaceDE w:val="0"/>
+              <w:autoSpaceDN w:val="0"/>
+              <w:adjustRightInd w:val="0"/>
+              <w:ind w:left="0" w:right="113"/>
+              <w:jc w:val="center"/>
+              <w:rPr>
+                <w:rFonts w:ascii="Times New Roman" w:eastAsiaTheme="minorEastAsia" w:hAnsi="Times New Roman" w:cs="Times New Roman"/>
+                <w:iCs/>
+                <w:color w:val="000000" w:themeColor="text1"/>
+                <w:sz w:val="28"/>
+                <w:szCs w:val="28"/>
+              </w:rPr>
+            </w:pPr>
+            <w:r>
+              <w:rPr>
+                <w:rFonts w:ascii="Times New Roman" w:eastAsiaTheme="minorEastAsia" w:hAnsi="Times New Roman" w:cs="Times New Roman"/>
+                <w:iCs/>
+                <w:color w:val="000000" w:themeColor="text1"/>
+                <w:sz w:val="28"/>
+                <w:szCs w:val="28"/>
+              </w:rPr>
+              <w:t>0.00003323</w:t>
+            </w:r>
+          </w:p>
+        </w:tc>
+        <w:tc>
+          <w:tcPr>
+            <w:tcW w:w="2269" w:type="dxa"/>
+            <w:vAlign w:val="center"/>
+          </w:tcPr>
+          <w:p>
+            <w:pPr>
+              <w:pStyle w:val="ListParagraph"/>
+              <w:tabs>
+                <w:tab w:val="left" w:pos="1418"/>
+              </w:tabs>
+              <w:autoSpaceDE w:val="0"/>
+              <w:autoSpaceDN w:val="0"/>
+              <w:adjustRightInd w:val="0"/>
+              <w:ind w:left="0" w:right="113"/>
+              <w:jc w:val="center"/>
+              <w:rPr>
+                <w:rFonts w:ascii="Times New Roman" w:eastAsiaTheme="minorEastAsia" w:hAnsi="Times New Roman" w:cs="Times New Roman"/>
+                <w:iCs/>
+                <w:color w:val="000000" w:themeColor="text1"/>
+                <w:sz w:val="28"/>
+                <w:szCs w:val="28"/>
+              </w:rPr>
+            </w:pPr>
+            <w:r>
+              <w:rPr>
+                <w:rFonts w:ascii="Times New Roman" w:eastAsiaTheme="minorEastAsia" w:hAnsi="Times New Roman" w:cs="Times New Roman"/>
+                <w:iCs/>
+                <w:color w:val="000000" w:themeColor="text1"/>
+                <w:sz w:val="28"/>
+                <w:szCs w:val="28"/>
+              </w:rPr>
+              <w:t>0.00004062</w:t>
+            </w:r>
+          </w:p>
+        </w:tc>
+        <w:tc>
+          <w:tcPr>
+            <w:tcW w:w="2326" w:type="dxa"/>
+            <w:vAlign w:val="center"/>
+          </w:tcPr>
+          <w:p>
+            <w:pPr>
+              <w:pStyle w:val="ListParagraph"/>
+              <w:tabs>
+                <w:tab w:val="left" w:pos="1418"/>
+              </w:tabs>
+              <w:autoSpaceDE w:val="0"/>
+              <w:autoSpaceDN w:val="0"/>
+              <w:adjustRightInd w:val="0"/>
+              <w:ind w:left="0" w:right="113"/>
+              <w:jc w:val="center"/>
+              <w:rPr>
+                <w:rFonts w:ascii="Times New Roman" w:eastAsiaTheme="minorEastAsia" w:hAnsi="Times New Roman" w:cs="Times New Roman"/>
+                <w:iCs/>
+                <w:color w:val="000000" w:themeColor="text1"/>
+                <w:sz w:val="28"/>
+                <w:szCs w:val="28"/>
+              </w:rPr>
+            </w:pPr>
+            <w:r>
+              <w:rPr>
+                <w:rFonts w:ascii="Times New Roman" w:eastAsiaTheme="minorEastAsia" w:hAnsi="Times New Roman" w:cs="Times New Roman"/>
+                <w:iCs/>
+                <w:color w:val="000000" w:themeColor="text1"/>
+                <w:sz w:val="28"/>
+                <w:szCs w:val="28"/>
+              </w:rPr>
+              <w:t>0.00130738</w:t>
+            </w:r>
+          </w:p>
+        </w:tc>
+        <w:tc>
+          <w:tcPr>
+            <w:tcW w:w="2270" w:type="dxa"/>
+            <w:vAlign w:val="center"/>
+          </w:tcPr>
+          <w:p>
+            <w:pPr>
+              <w:pStyle w:val="ListParagraph"/>
+              <w:tabs>
+                <w:tab w:val="left" w:pos="1418"/>
+              </w:tabs>
+              <w:autoSpaceDE w:val="0"/>
+              <w:autoSpaceDN w:val="0"/>
+              <w:adjustRightInd w:val="0"/>
+              <w:ind w:left="0" w:right="113"/>
+              <w:jc w:val="center"/>
+              <w:rPr>
+                <w:rFonts w:ascii="Times New Roman" w:eastAsiaTheme="minorEastAsia" w:hAnsi="Times New Roman" w:cs="Times New Roman"/>
+                <w:iCs/>
+                <w:color w:val="000000" w:themeColor="text1"/>
+                <w:sz w:val="28"/>
+                <w:szCs w:val="28"/>
+              </w:rPr>
+            </w:pPr>
+            <w:r>
+              <w:rPr>
+                <w:rFonts w:ascii="Times New Roman" w:eastAsiaTheme="minorEastAsia" w:hAnsi="Times New Roman" w:cs="Times New Roman"/>
+                <w:iCs/>
+                <w:color w:val="000000" w:themeColor="text1"/>
+                <w:sz w:val="28"/>
+                <w:szCs w:val="28"/>
+              </w:rPr>
+              <w:t>0.45288629</w:t>
+            </w:r>
+          </w:p>
+        </w:tc>
+      </w:tr>
+    </w:tbl>
     <w:p>
       <w:pPr>
         <w:pStyle w:val="ListParagraph"/>
@@ -3627,6 +4718,150 @@
           <w:lang w:val="en-US"/>
         </w:rPr>
       </w:pPr>
+      <w:r>
+        <w:rPr>
+          <w:rFonts w:ascii="Times New Roman" w:eastAsiaTheme="minorEastAsia" w:hAnsi="Times New Roman" w:cs="Times New Roman"/>
+          <w:iCs/>
+          <w:color w:val="000000" w:themeColor="text1"/>
+          <w:sz w:val="28"/>
+          <w:szCs w:val="28"/>
+        </w:rPr>
+        <w:br/>
+      </w:r>
+      <w:r>
+        <w:rPr>
+          <w:rFonts w:ascii="Times New Roman" w:eastAsiaTheme="minorEastAsia" w:hAnsi="Times New Roman" w:cs="Times New Roman"/>
+          <w:iCs/>
+          <w:color w:val="000000" w:themeColor="text1"/>
+          <w:sz w:val="28"/>
+          <w:szCs w:val="28"/>
+        </w:rPr>
+        <w:br/>
+        <w:t>Следовательно</w:t>
+      </w:r>
+      <w:r>
+        <w:rPr>
+          <w:rFonts w:ascii="Times New Roman" w:eastAsiaTheme="minorEastAsia" w:hAnsi="Times New Roman" w:cs="Times New Roman"/>
+          <w:iCs/>
+          <w:color w:val="000000" w:themeColor="text1"/>
+          <w:sz w:val="28"/>
+          <w:szCs w:val="28"/>
+        </w:rPr>
+        <w:t xml:space="preserve">, </w:t>
+      </w:r>
+      <w:r>
+        <w:rPr>
+          <w:rFonts w:ascii="Times New Roman" w:eastAsiaTheme="minorEastAsia" w:hAnsi="Times New Roman" w:cs="Times New Roman"/>
+          <w:iCs/>
+          <w:color w:val="000000" w:themeColor="text1"/>
+          <w:sz w:val="28"/>
+          <w:szCs w:val="28"/>
+        </w:rPr>
+        <w:t xml:space="preserve">при увеличении количества сегментов разбиения в 2 </w:t>
+      </w:r>
+      <w:r>
+        <w:rPr>
+          <w:rFonts w:ascii="Times New Roman" w:eastAsiaTheme="minorEastAsia" w:hAnsi="Times New Roman" w:cs="Times New Roman"/>
+          <w:iCs/>
+          <w:color w:val="000000" w:themeColor="text1"/>
+          <w:sz w:val="28"/>
+          <w:szCs w:val="28"/>
+        </w:rPr>
+        <w:t>раза, относительно</w:t>
+      </w:r>
+      <w:r>
+        <w:rPr>
+          <w:rFonts w:ascii="Times New Roman" w:eastAsiaTheme="minorEastAsia" w:hAnsi="Times New Roman" w:cs="Times New Roman"/>
+          <w:iCs/>
+          <w:color w:val="000000" w:themeColor="text1"/>
+          <w:sz w:val="28"/>
+          <w:szCs w:val="28"/>
+        </w:rPr>
+        <w:t xml:space="preserve"> исходных 20 сегментов</w:t>
+      </w:r>
+      <w:r>
+        <w:rPr>
+          <w:rFonts w:ascii="Times New Roman" w:eastAsiaTheme="minorEastAsia" w:hAnsi="Times New Roman" w:cs="Times New Roman"/>
+          <w:iCs/>
+          <w:color w:val="000000" w:themeColor="text1"/>
+          <w:sz w:val="28"/>
+          <w:szCs w:val="28"/>
+        </w:rPr>
+        <w:t>,</w:t>
+      </w:r>
+      <w:r>
+        <w:rPr>
+          <w:rFonts w:ascii="Times New Roman" w:eastAsiaTheme="minorEastAsia" w:hAnsi="Times New Roman" w:cs="Times New Roman"/>
+          <w:iCs/>
+          <w:color w:val="000000" w:themeColor="text1"/>
+          <w:sz w:val="28"/>
+          <w:szCs w:val="28"/>
+        </w:rPr>
+        <w:t xml:space="preserve"> </w:t>
+      </w:r>
+      <w:r>
+        <w:rPr>
+          <w:rFonts w:ascii="Times New Roman" w:eastAsiaTheme="minorEastAsia" w:hAnsi="Times New Roman" w:cs="Times New Roman"/>
+          <w:iCs/>
+          <w:color w:val="000000" w:themeColor="text1"/>
+          <w:sz w:val="28"/>
+          <w:szCs w:val="28"/>
+        </w:rPr>
+        <w:t xml:space="preserve">точности метода конечных разностей оказалось достаточно для достижения необходимого </w:t>
+      </w:r>
+      <w:r>
+        <w:rPr>
+          <w:rFonts w:ascii="Times New Roman" w:eastAsiaTheme="minorEastAsia" w:hAnsi="Times New Roman" w:cs="Times New Roman"/>
+          <w:iCs/>
+          <w:color w:val="000000" w:themeColor="text1"/>
+          <w:sz w:val="28"/>
+          <w:szCs w:val="28"/>
+        </w:rPr>
+        <w:lastRenderedPageBreak/>
+        <w:t xml:space="preserve">результата, в отличии от кубического сплайна, при условии рассмотрения в качестве непрерывной функции </w:t>
+      </w:r>
+      <w:r>
+        <w:rPr>
+          <w:rFonts w:ascii="Times New Roman" w:eastAsiaTheme="minorEastAsia" w:hAnsi="Times New Roman" w:cs="Times New Roman"/>
+          <w:iCs/>
+          <w:color w:val="000000" w:themeColor="text1"/>
+          <w:sz w:val="28"/>
+          <w:szCs w:val="28"/>
+          <w:lang w:val="en-US"/>
+        </w:rPr>
+        <w:t>sin</w:t>
+      </w:r>
+      <w:r>
+        <w:rPr>
+          <w:rFonts w:ascii="Times New Roman" w:eastAsiaTheme="minorEastAsia" w:hAnsi="Times New Roman" w:cs="Times New Roman"/>
+          <w:iCs/>
+          <w:color w:val="000000" w:themeColor="text1"/>
+          <w:sz w:val="28"/>
+          <w:szCs w:val="28"/>
+        </w:rPr>
+        <w:t>(</w:t>
+      </w:r>
+      <w:r>
+        <w:rPr>
+          <w:rFonts w:ascii="Times New Roman" w:eastAsiaTheme="minorEastAsia" w:hAnsi="Times New Roman" w:cs="Times New Roman"/>
+          <w:iCs/>
+          <w:color w:val="000000" w:themeColor="text1"/>
+          <w:sz w:val="28"/>
+          <w:szCs w:val="28"/>
+          <w:lang w:val="en-US"/>
+        </w:rPr>
+        <w:t>x</w:t>
+      </w:r>
+      <w:r>
+        <w:rPr>
+          <w:rFonts w:ascii="Times New Roman" w:eastAsiaTheme="minorEastAsia" w:hAnsi="Times New Roman" w:cs="Times New Roman"/>
+          <w:iCs/>
+          <w:color w:val="000000" w:themeColor="text1"/>
+          <w:sz w:val="28"/>
+          <w:szCs w:val="28"/>
+        </w:rPr>
+        <w:t>).</w:t>
+      </w:r>
     </w:p>
     <w:p>
       <w:pPr>
@@ -3648,6 +4883,56 @@
           <w:lang w:val="en-US"/>
         </w:rPr>
       </w:pPr>
+    </w:p>
+    <w:p>
+      <w:pPr>
+        <w:pStyle w:val="ListParagraph"/>
+        <w:tabs>
+          <w:tab w:val="left" w:pos="1418"/>
+        </w:tabs>
+        <w:autoSpaceDE w:val="0"/>
+        <w:autoSpaceDN w:val="0"/>
+        <w:adjustRightInd w:val="0"/>
+        <w:spacing w:after="0"/>
+        <w:ind w:right="113"/>
+        <w:rPr>
+          <w:rFonts w:ascii="Times New Roman" w:eastAsiaTheme="minorEastAsia" w:hAnsi="Times New Roman" w:cs="Times New Roman"/>
+          <w:iCs/>
+          <w:color w:val="000000" w:themeColor="text1"/>
+          <w:sz w:val="28"/>
+          <w:szCs w:val="28"/>
+        </w:rPr>
+      </w:pPr>
+      <w:r>
+        <w:rPr>
+          <w:rFonts w:ascii="Times New Roman" w:eastAsiaTheme="minorEastAsia" w:hAnsi="Times New Roman" w:cs="Times New Roman"/>
+          <w:iCs/>
+          <w:color w:val="000000" w:themeColor="text1"/>
+          <w:sz w:val="28"/>
+          <w:szCs w:val="28"/>
+        </w:rPr>
+        <w:t>Решени</w:t>
+      </w:r>
+      <w:r>
+        <w:rPr>
+          <w:rFonts w:ascii="Times New Roman" w:eastAsiaTheme="minorEastAsia" w:hAnsi="Times New Roman" w:cs="Times New Roman"/>
+          <w:iCs/>
+          <w:color w:val="000000" w:themeColor="text1"/>
+          <w:sz w:val="28"/>
+          <w:szCs w:val="28"/>
+        </w:rPr>
+        <w:t xml:space="preserve">е пункта 4 </w:t>
+      </w:r>
+      <w:r>
+        <w:rPr>
+          <w:rFonts w:ascii="Times New Roman" w:eastAsiaTheme="minorEastAsia" w:hAnsi="Times New Roman" w:cs="Times New Roman"/>
+          <w:iCs/>
+          <w:color w:val="000000" w:themeColor="text1"/>
+          <w:sz w:val="28"/>
+          <w:szCs w:val="28"/>
+        </w:rPr>
+        <w:t xml:space="preserve">со стороны </w:t>
+      </w:r>
       <w:r>
         <w:rPr>
           <w:rFonts w:ascii="Times New Roman" w:eastAsiaTheme="minorEastAsia" w:hAnsi="Times New Roman" w:cs="Times New Roman"/>
@@ -3657,7 +4942,37 @@
           <w:szCs w:val="28"/>
           <w:lang w:val="en-US"/>
         </w:rPr>
-        <w:t>Z.ai:</w:t>
+        <w:t>AI</w:t>
+      </w:r>
+      <w:r>
+        <w:rPr>
+          <w:rFonts w:ascii="Times New Roman" w:eastAsiaTheme="minorEastAsia" w:hAnsi="Times New Roman" w:cs="Times New Roman"/>
+          <w:iCs/>
+          <w:color w:val="000000" w:themeColor="text1"/>
+          <w:sz w:val="28"/>
+          <w:szCs w:val="28"/>
+        </w:rPr>
+        <w:t>-а</w:t>
+      </w:r>
+      <w:r>
+        <w:rPr>
+          <w:rFonts w:ascii="Times New Roman" w:eastAsiaTheme="minorEastAsia" w:hAnsi="Times New Roman" w:cs="Times New Roman"/>
+          <w:iCs/>
+          <w:color w:val="000000" w:themeColor="text1"/>
+          <w:sz w:val="28"/>
+          <w:szCs w:val="28"/>
+        </w:rPr>
+        <w:t>ссистентов</w:t>
+      </w:r>
+      <w:r>
+        <w:rPr>
+          <w:rFonts w:ascii="Times New Roman" w:eastAsiaTheme="minorEastAsia" w:hAnsi="Times New Roman" w:cs="Times New Roman"/>
+          <w:iCs/>
+          <w:color w:val="000000" w:themeColor="text1"/>
+          <w:sz w:val="28"/>
+          <w:szCs w:val="28"/>
+        </w:rPr>
+        <w:t>:</w:t>
       </w:r>
       <w:r>
         <w:rPr>
@@ -3677,7 +4992,975 @@
           <w:sz w:val="28"/>
           <w:szCs w:val="28"/>
         </w:rPr>
+        <w:br/>
+        <w:t xml:space="preserve">В качестве ИИ ассистентов рассмотрим следующие экземпляры: </w:t>
+      </w:r>
+      <w:r>
+        <w:rPr>
+          <w:rFonts w:ascii="Times New Roman" w:eastAsiaTheme="minorEastAsia" w:hAnsi="Times New Roman" w:cs="Times New Roman"/>
+          <w:iCs/>
+          <w:color w:val="000000" w:themeColor="text1"/>
+          <w:sz w:val="28"/>
+          <w:szCs w:val="28"/>
+          <w:lang w:val="en-US"/>
+        </w:rPr>
+        <w:t>DeepSeek</w:t>
+      </w:r>
+      <w:r>
+        <w:rPr>
+          <w:rFonts w:ascii="Times New Roman" w:eastAsiaTheme="minorEastAsia" w:hAnsi="Times New Roman" w:cs="Times New Roman"/>
+          <w:iCs/>
+          <w:color w:val="000000" w:themeColor="text1"/>
+          <w:sz w:val="28"/>
+          <w:szCs w:val="28"/>
+        </w:rPr>
+        <w:t>,</w:t>
+      </w:r>
+      <w:r>
+        <w:rPr>
+          <w:rFonts w:ascii="Times New Roman" w:eastAsiaTheme="minorEastAsia" w:hAnsi="Times New Roman" w:cs="Times New Roman"/>
+          <w:iCs/>
+          <w:color w:val="000000" w:themeColor="text1"/>
+          <w:sz w:val="28"/>
+          <w:szCs w:val="28"/>
+        </w:rPr>
+        <w:t xml:space="preserve"> </w:t>
+      </w:r>
+      <w:r>
+        <w:rPr>
+          <w:rFonts w:ascii="Times New Roman" w:eastAsiaTheme="minorEastAsia" w:hAnsi="Times New Roman" w:cs="Times New Roman"/>
+          <w:iCs/>
+          <w:color w:val="000000" w:themeColor="text1"/>
+          <w:sz w:val="28"/>
+          <w:szCs w:val="28"/>
+          <w:lang w:val="en-US"/>
+        </w:rPr>
+        <w:t>ChatGPT</w:t>
+      </w:r>
+      <w:r>
+        <w:rPr>
+          <w:rFonts w:ascii="Times New Roman" w:eastAsiaTheme="minorEastAsia" w:hAnsi="Times New Roman" w:cs="Times New Roman"/>
+          <w:iCs/>
+          <w:color w:val="000000" w:themeColor="text1"/>
+          <w:sz w:val="28"/>
+          <w:szCs w:val="28"/>
+        </w:rPr>
+        <w:t xml:space="preserve"> и </w:t>
+      </w:r>
+      <w:r>
+        <w:rPr>
+          <w:rFonts w:ascii="Times New Roman" w:eastAsiaTheme="minorEastAsia" w:hAnsi="Times New Roman" w:cs="Times New Roman"/>
+          <w:iCs/>
+          <w:color w:val="000000" w:themeColor="text1"/>
+          <w:sz w:val="28"/>
+          <w:szCs w:val="28"/>
+          <w:lang w:val="en-US"/>
+        </w:rPr>
+        <w:t>Grok</w:t>
+      </w:r>
+    </w:p>
+    <w:p>
+      <w:pPr>
+        <w:pStyle w:val="ListParagraph"/>
+        <w:tabs>
+          <w:tab w:val="left" w:pos="1418"/>
+        </w:tabs>
+        <w:autoSpaceDE w:val="0"/>
+        <w:autoSpaceDN w:val="0"/>
+        <w:adjustRightInd w:val="0"/>
+        <w:spacing w:after="0"/>
+        <w:ind w:right="113"/>
+        <w:rPr>
+          <w:rFonts w:ascii="Times New Roman" w:eastAsiaTheme="minorEastAsia" w:hAnsi="Times New Roman" w:cs="Times New Roman"/>
+          <w:b/>
+          <w:bCs/>
+          <w:iCs/>
+          <w:color w:val="000000" w:themeColor="text1"/>
+          <w:sz w:val="28"/>
+          <w:szCs w:val="28"/>
+        </w:rPr>
+      </w:pPr>
+    </w:p>
+    <w:p>
+      <w:pPr>
+        <w:pStyle w:val="ListParagraph"/>
+        <w:tabs>
+          <w:tab w:val="left" w:pos="1418"/>
+        </w:tabs>
+        <w:autoSpaceDE w:val="0"/>
+        <w:autoSpaceDN w:val="0"/>
+        <w:adjustRightInd w:val="0"/>
+        <w:spacing w:after="0"/>
+        <w:ind w:right="113"/>
+        <w:rPr>
+          <w:rFonts w:ascii="Times New Roman" w:eastAsiaTheme="minorEastAsia" w:hAnsi="Times New Roman" w:cs="Times New Roman"/>
+          <w:iCs/>
+          <w:color w:val="000000" w:themeColor="text1"/>
+          <w:sz w:val="28"/>
+          <w:szCs w:val="28"/>
+          <w:lang w:val="en-US"/>
+        </w:rPr>
+      </w:pPr>
+      <w:r>
+        <w:rPr>
+          <w:rFonts w:ascii="Times New Roman" w:eastAsiaTheme="minorEastAsia" w:hAnsi="Times New Roman" w:cs="Times New Roman"/>
+          <w:iCs/>
+          <w:color w:val="000000" w:themeColor="text1"/>
+          <w:sz w:val="28"/>
+          <w:szCs w:val="28"/>
+          <w:lang w:val="en-US"/>
+        </w:rPr>
+        <w:t>DeepSeek</w:t>
+      </w:r>
+      <w:r>
+        <w:rPr>
+          <w:rFonts w:ascii="Times New Roman" w:eastAsiaTheme="minorEastAsia" w:hAnsi="Times New Roman" w:cs="Times New Roman"/>
+          <w:iCs/>
+          <w:color w:val="000000" w:themeColor="text1"/>
+          <w:sz w:val="28"/>
+          <w:szCs w:val="28"/>
+        </w:rPr>
+        <w:t>:</w:t>
+      </w:r>
+      <w:r>
+        <w:rPr>
+          <w:rFonts w:ascii="Times New Roman" w:eastAsiaTheme="minorEastAsia" w:hAnsi="Times New Roman" w:cs="Times New Roman"/>
+          <w:iCs/>
+          <w:color w:val="000000" w:themeColor="text1"/>
+          <w:sz w:val="28"/>
+          <w:szCs w:val="28"/>
+        </w:rPr>
+        <w:br/>
+      </w:r>
+      <w:r>
+        <w:rPr>
+          <w:rFonts w:ascii="Times New Roman" w:eastAsiaTheme="minorEastAsia" w:hAnsi="Times New Roman" w:cs="Times New Roman"/>
+          <w:iCs/>
+          <w:color w:val="000000" w:themeColor="text1"/>
+          <w:sz w:val="28"/>
+          <w:szCs w:val="28"/>
+        </w:rPr>
+        <w:br/>
+      </w:r>
+      <w:r>
+        <w:rPr>
+          <w:rFonts w:ascii="Times New Roman" w:eastAsiaTheme="minorEastAsia" w:hAnsi="Times New Roman" w:cs="Times New Roman"/>
+          <w:iCs/>
+          <w:color w:val="000000" w:themeColor="text1"/>
+          <w:sz w:val="28"/>
+          <w:szCs w:val="28"/>
+          <w:lang w:val="en-US"/>
+        </w:rPr>
+        <w:t>DeepSeek</w:t>
+      </w:r>
+      <w:r>
+        <w:rPr>
+          <w:rFonts w:ascii="Times New Roman" w:eastAsiaTheme="minorEastAsia" w:hAnsi="Times New Roman" w:cs="Times New Roman"/>
+          <w:iCs/>
+          <w:color w:val="000000" w:themeColor="text1"/>
+          <w:sz w:val="28"/>
+          <w:szCs w:val="28"/>
+        </w:rPr>
+        <w:t xml:space="preserve"> </w:t>
+      </w:r>
+      <w:r>
+        <w:rPr>
+          <w:rFonts w:ascii="Times New Roman" w:eastAsiaTheme="minorEastAsia" w:hAnsi="Times New Roman" w:cs="Times New Roman"/>
+          <w:iCs/>
+          <w:color w:val="000000" w:themeColor="text1"/>
+          <w:sz w:val="28"/>
+          <w:szCs w:val="28"/>
+        </w:rPr>
+        <w:t>использовал</w:t>
+      </w:r>
+      <w:r>
+        <w:rPr>
+          <w:rFonts w:ascii="Times New Roman" w:eastAsiaTheme="minorEastAsia" w:hAnsi="Times New Roman" w:cs="Times New Roman"/>
+          <w:iCs/>
+          <w:color w:val="000000" w:themeColor="text1"/>
+          <w:sz w:val="28"/>
+          <w:szCs w:val="28"/>
+        </w:rPr>
+        <w:t xml:space="preserve"> такие же формулы для</w:t>
+      </w:r>
+      <w:r>
+        <w:rPr>
+          <w:rFonts w:ascii="Times New Roman" w:eastAsiaTheme="minorEastAsia" w:hAnsi="Times New Roman" w:cs="Times New Roman"/>
+          <w:iCs/>
+          <w:color w:val="000000" w:themeColor="text1"/>
+          <w:sz w:val="28"/>
+          <w:szCs w:val="28"/>
+        </w:rPr>
+        <w:t xml:space="preserve"> вычисления производных методом конечных разностей</w:t>
+      </w:r>
+      <w:r>
+        <w:rPr>
+          <w:rFonts w:ascii="Times New Roman" w:eastAsiaTheme="minorEastAsia" w:hAnsi="Times New Roman" w:cs="Times New Roman"/>
+          <w:iCs/>
+          <w:color w:val="000000" w:themeColor="text1"/>
+          <w:sz w:val="28"/>
+          <w:szCs w:val="28"/>
+        </w:rPr>
+        <w:t xml:space="preserve">, </w:t>
+      </w:r>
+      <w:r>
+        <w:rPr>
+          <w:rFonts w:ascii="Times New Roman" w:eastAsiaTheme="minorEastAsia" w:hAnsi="Times New Roman" w:cs="Times New Roman"/>
+          <w:iCs/>
+          <w:color w:val="000000" w:themeColor="text1"/>
+          <w:sz w:val="28"/>
+          <w:szCs w:val="28"/>
+        </w:rPr>
+        <w:t>какие были использованы для внутренних и граничных точек в рамках данной работы (трехточечные и четырехточечные)</w:t>
+      </w:r>
+      <w:r>
+        <w:rPr>
+          <w:rFonts w:ascii="Times New Roman" w:eastAsiaTheme="minorEastAsia" w:hAnsi="Times New Roman" w:cs="Times New Roman"/>
+          <w:iCs/>
+          <w:color w:val="000000" w:themeColor="text1"/>
+          <w:sz w:val="28"/>
+          <w:szCs w:val="28"/>
+        </w:rPr>
         <w:t xml:space="preserve">. </w:t>
+      </w:r>
+      <w:r>
+        <w:rPr>
+          <w:rFonts w:ascii="Times New Roman" w:eastAsiaTheme="minorEastAsia" w:hAnsi="Times New Roman" w:cs="Times New Roman"/>
+          <w:iCs/>
+          <w:color w:val="000000" w:themeColor="text1"/>
+          <w:sz w:val="28"/>
+          <w:szCs w:val="28"/>
+        </w:rPr>
+        <w:t>И в процессе оценки количества сегментов через порядок точности он пришел к аналогичному числу необходимых сегментов</w:t>
+      </w:r>
+      <w:r>
+        <w:rPr>
+          <w:rFonts w:ascii="Times New Roman" w:eastAsiaTheme="minorEastAsia" w:hAnsi="Times New Roman" w:cs="Times New Roman"/>
+          <w:iCs/>
+          <w:color w:val="000000" w:themeColor="text1"/>
+          <w:sz w:val="28"/>
+          <w:szCs w:val="28"/>
+        </w:rPr>
+        <w:t xml:space="preserve">: </w:t>
+      </w:r>
+      <w:r>
+        <w:rPr>
+          <w:rFonts w:ascii="Times New Roman" w:eastAsiaTheme="minorEastAsia" w:hAnsi="Times New Roman" w:cs="Times New Roman"/>
+          <w:iCs/>
+          <w:color w:val="000000" w:themeColor="text1"/>
+          <w:sz w:val="28"/>
+          <w:szCs w:val="28"/>
+        </w:rPr>
+        <w:t>40</w:t>
+      </w:r>
+      <w:r>
+        <w:rPr>
+          <w:rFonts w:ascii="Times New Roman" w:eastAsiaTheme="minorEastAsia" w:hAnsi="Times New Roman" w:cs="Times New Roman"/>
+          <w:iCs/>
+          <w:color w:val="000000" w:themeColor="text1"/>
+          <w:sz w:val="28"/>
+          <w:szCs w:val="28"/>
+        </w:rPr>
+        <w:t>.</w:t>
+      </w:r>
+      <w:r>
+        <w:rPr>
+          <w:rFonts w:ascii="Times New Roman" w:eastAsiaTheme="minorEastAsia" w:hAnsi="Times New Roman" w:cs="Times New Roman"/>
+          <w:iCs/>
+          <w:color w:val="000000" w:themeColor="text1"/>
+          <w:sz w:val="28"/>
+          <w:szCs w:val="28"/>
+        </w:rPr>
+        <w:t xml:space="preserve"> Однако</w:t>
+      </w:r>
+      <w:r>
+        <w:rPr>
+          <w:rFonts w:ascii="Times New Roman" w:eastAsiaTheme="minorEastAsia" w:hAnsi="Times New Roman" w:cs="Times New Roman"/>
+          <w:iCs/>
+          <w:color w:val="000000" w:themeColor="text1"/>
+          <w:sz w:val="28"/>
+          <w:szCs w:val="28"/>
+        </w:rPr>
+        <w:t xml:space="preserve">, </w:t>
+      </w:r>
+      <w:r>
+        <w:rPr>
+          <w:rFonts w:ascii="Times New Roman" w:eastAsiaTheme="minorEastAsia" w:hAnsi="Times New Roman" w:cs="Times New Roman"/>
+          <w:iCs/>
+          <w:color w:val="000000" w:themeColor="text1"/>
+          <w:sz w:val="28"/>
+          <w:szCs w:val="28"/>
+        </w:rPr>
+        <w:t>он не учел условия нулевой кривизны</w:t>
+      </w:r>
+      <w:r>
+        <w:rPr>
+          <w:rFonts w:ascii="Times New Roman" w:eastAsiaTheme="minorEastAsia" w:hAnsi="Times New Roman" w:cs="Times New Roman"/>
+          <w:iCs/>
+          <w:color w:val="000000" w:themeColor="text1"/>
+          <w:sz w:val="28"/>
+          <w:szCs w:val="28"/>
+        </w:rPr>
+        <w:t xml:space="preserve">, </w:t>
+      </w:r>
+      <w:r>
+        <w:rPr>
+          <w:rFonts w:ascii="Times New Roman" w:eastAsiaTheme="minorEastAsia" w:hAnsi="Times New Roman" w:cs="Times New Roman"/>
+          <w:iCs/>
+          <w:color w:val="000000" w:themeColor="text1"/>
+          <w:sz w:val="28"/>
+          <w:szCs w:val="28"/>
+        </w:rPr>
+        <w:t>из</w:t>
+      </w:r>
+      <w:r>
+        <w:rPr>
+          <w:rFonts w:ascii="Times New Roman" w:eastAsiaTheme="minorEastAsia" w:hAnsi="Times New Roman" w:cs="Times New Roman"/>
+          <w:iCs/>
+          <w:color w:val="000000" w:themeColor="text1"/>
+          <w:sz w:val="28"/>
+          <w:szCs w:val="28"/>
+        </w:rPr>
+        <w:t>-</w:t>
+      </w:r>
+      <w:r>
+        <w:rPr>
+          <w:rFonts w:ascii="Times New Roman" w:eastAsiaTheme="minorEastAsia" w:hAnsi="Times New Roman" w:cs="Times New Roman"/>
+          <w:iCs/>
+          <w:color w:val="000000" w:themeColor="text1"/>
+          <w:sz w:val="28"/>
+          <w:szCs w:val="28"/>
+        </w:rPr>
+        <w:t>за чего решил</w:t>
+      </w:r>
+      <w:r>
+        <w:rPr>
+          <w:rFonts w:ascii="Times New Roman" w:eastAsiaTheme="minorEastAsia" w:hAnsi="Times New Roman" w:cs="Times New Roman"/>
+          <w:iCs/>
+          <w:color w:val="000000" w:themeColor="text1"/>
+          <w:sz w:val="28"/>
+          <w:szCs w:val="28"/>
+        </w:rPr>
+        <w:t xml:space="preserve">, </w:t>
+      </w:r>
+      <w:r>
+        <w:rPr>
+          <w:rFonts w:ascii="Times New Roman" w:eastAsiaTheme="minorEastAsia" w:hAnsi="Times New Roman" w:cs="Times New Roman"/>
+          <w:iCs/>
+          <w:color w:val="000000" w:themeColor="text1"/>
+          <w:sz w:val="28"/>
+          <w:szCs w:val="28"/>
+        </w:rPr>
+        <w:t>что возможно добиться необходимой точности при использовании второй производной сплайна</w:t>
+      </w:r>
+      <w:r>
+        <w:rPr>
+          <w:rFonts w:ascii="Times New Roman" w:eastAsiaTheme="minorEastAsia" w:hAnsi="Times New Roman" w:cs="Times New Roman"/>
+          <w:iCs/>
+          <w:color w:val="000000" w:themeColor="text1"/>
+          <w:sz w:val="28"/>
+          <w:szCs w:val="28"/>
+        </w:rPr>
+        <w:t xml:space="preserve">, </w:t>
+      </w:r>
+      <w:r>
+        <w:rPr>
+          <w:rFonts w:ascii="Times New Roman" w:eastAsiaTheme="minorEastAsia" w:hAnsi="Times New Roman" w:cs="Times New Roman"/>
+          <w:iCs/>
+          <w:color w:val="000000" w:themeColor="text1"/>
+          <w:sz w:val="28"/>
+          <w:szCs w:val="28"/>
+        </w:rPr>
+        <w:t>а также сказал</w:t>
+      </w:r>
+      <w:r>
+        <w:rPr>
+          <w:rFonts w:ascii="Times New Roman" w:eastAsiaTheme="minorEastAsia" w:hAnsi="Times New Roman" w:cs="Times New Roman"/>
+          <w:iCs/>
+          <w:color w:val="000000" w:themeColor="text1"/>
+          <w:sz w:val="28"/>
+          <w:szCs w:val="28"/>
+        </w:rPr>
+        <w:t xml:space="preserve">, </w:t>
+      </w:r>
+      <w:r>
+        <w:rPr>
+          <w:rFonts w:ascii="Times New Roman" w:eastAsiaTheme="minorEastAsia" w:hAnsi="Times New Roman" w:cs="Times New Roman"/>
+          <w:iCs/>
+          <w:color w:val="000000" w:themeColor="text1"/>
+          <w:sz w:val="28"/>
+          <w:szCs w:val="28"/>
+        </w:rPr>
+        <w:t xml:space="preserve">что метод сплайна будет наиболее </w:t>
+      </w:r>
+      <w:r>
+        <w:rPr>
+          <w:rFonts w:ascii="Times New Roman" w:eastAsiaTheme="minorEastAsia" w:hAnsi="Times New Roman" w:cs="Times New Roman"/>
+          <w:iCs/>
+          <w:color w:val="000000" w:themeColor="text1"/>
+          <w:sz w:val="28"/>
+          <w:szCs w:val="28"/>
+        </w:rPr>
+        <w:t>предпочтительным</w:t>
+      </w:r>
+      <w:r>
+        <w:rPr>
+          <w:rFonts w:ascii="Times New Roman" w:eastAsiaTheme="minorEastAsia" w:hAnsi="Times New Roman" w:cs="Times New Roman"/>
+          <w:iCs/>
+          <w:color w:val="000000" w:themeColor="text1"/>
+          <w:sz w:val="28"/>
+          <w:szCs w:val="28"/>
+        </w:rPr>
+        <w:t>.</w:t>
+      </w:r>
+      <w:r>
+        <w:rPr>
+          <w:rFonts w:ascii="Times New Roman" w:eastAsiaTheme="minorEastAsia" w:hAnsi="Times New Roman" w:cs="Times New Roman"/>
+          <w:b/>
+          <w:bCs/>
+          <w:iCs/>
+          <w:color w:val="000000" w:themeColor="text1"/>
+          <w:sz w:val="28"/>
+          <w:szCs w:val="28"/>
+        </w:rPr>
+        <w:br/>
+      </w:r>
+      <w:r>
+        <w:rPr>
+          <w:rFonts w:ascii="Times New Roman" w:eastAsiaTheme="minorEastAsia" w:hAnsi="Times New Roman" w:cs="Times New Roman"/>
+          <w:iCs/>
+          <w:color w:val="000000" w:themeColor="text1"/>
+          <w:sz w:val="28"/>
+          <w:szCs w:val="28"/>
+        </w:rPr>
+        <w:br/>
+      </w:r>
+      <w:r>
+        <w:rPr>
+          <w:rFonts w:ascii="Times New Roman" w:eastAsiaTheme="minorEastAsia" w:hAnsi="Times New Roman" w:cs="Times New Roman"/>
+          <w:iCs/>
+          <w:color w:val="000000" w:themeColor="text1"/>
+          <w:sz w:val="28"/>
+          <w:szCs w:val="28"/>
+          <w:lang w:val="en-US"/>
+        </w:rPr>
+        <w:t>ChatGPT</w:t>
+      </w:r>
+      <w:r>
+        <w:rPr>
+          <w:rFonts w:ascii="Times New Roman" w:eastAsiaTheme="minorEastAsia" w:hAnsi="Times New Roman" w:cs="Times New Roman"/>
+          <w:iCs/>
+          <w:color w:val="000000" w:themeColor="text1"/>
+          <w:sz w:val="28"/>
+          <w:szCs w:val="28"/>
+        </w:rPr>
+        <w:t>:</w:t>
+      </w:r>
+      <w:r>
+        <w:rPr>
+          <w:rFonts w:ascii="Times New Roman" w:eastAsiaTheme="minorEastAsia" w:hAnsi="Times New Roman" w:cs="Times New Roman"/>
+          <w:iCs/>
+          <w:color w:val="000000" w:themeColor="text1"/>
+          <w:sz w:val="28"/>
+          <w:szCs w:val="28"/>
+        </w:rPr>
+        <w:br/>
+      </w:r>
+      <w:r>
+        <w:rPr>
+          <w:rFonts w:ascii="Times New Roman" w:eastAsiaTheme="minorEastAsia" w:hAnsi="Times New Roman" w:cs="Times New Roman"/>
+          <w:iCs/>
+          <w:color w:val="000000" w:themeColor="text1"/>
+          <w:sz w:val="28"/>
+          <w:szCs w:val="28"/>
+        </w:rPr>
+        <w:br/>
+      </w:r>
+      <w:r>
+        <w:rPr>
+          <w:rFonts w:ascii="Times New Roman" w:eastAsiaTheme="minorEastAsia" w:hAnsi="Times New Roman" w:cs="Times New Roman"/>
+          <w:iCs/>
+          <w:color w:val="000000" w:themeColor="text1"/>
+          <w:sz w:val="28"/>
+          <w:szCs w:val="28"/>
+          <w:lang w:val="en-US"/>
+        </w:rPr>
+        <w:t>ChatGPT</w:t>
+      </w:r>
+      <w:r>
+        <w:rPr>
+          <w:rFonts w:ascii="Times New Roman" w:eastAsiaTheme="minorEastAsia" w:hAnsi="Times New Roman" w:cs="Times New Roman"/>
+          <w:iCs/>
+          <w:color w:val="000000" w:themeColor="text1"/>
+          <w:sz w:val="28"/>
+          <w:szCs w:val="28"/>
+        </w:rPr>
+        <w:t xml:space="preserve"> </w:t>
+      </w:r>
+      <w:r>
+        <w:rPr>
+          <w:rFonts w:ascii="Times New Roman" w:eastAsiaTheme="minorEastAsia" w:hAnsi="Times New Roman" w:cs="Times New Roman"/>
+          <w:iCs/>
+          <w:color w:val="000000" w:themeColor="text1"/>
+          <w:sz w:val="28"/>
+          <w:szCs w:val="28"/>
+        </w:rPr>
+        <w:t>смог построить равномерную сетку</w:t>
+      </w:r>
+      <w:r>
+        <w:rPr>
+          <w:rFonts w:ascii="Times New Roman" w:eastAsiaTheme="minorEastAsia" w:hAnsi="Times New Roman" w:cs="Times New Roman"/>
+          <w:iCs/>
+          <w:color w:val="000000" w:themeColor="text1"/>
+          <w:sz w:val="28"/>
+          <w:szCs w:val="28"/>
+        </w:rPr>
+        <w:t xml:space="preserve">, </w:t>
+      </w:r>
+      <w:r>
+        <w:rPr>
+          <w:rFonts w:ascii="Times New Roman" w:eastAsiaTheme="minorEastAsia" w:hAnsi="Times New Roman" w:cs="Times New Roman"/>
+          <w:iCs/>
+          <w:color w:val="000000" w:themeColor="text1"/>
+          <w:sz w:val="28"/>
+          <w:szCs w:val="28"/>
+        </w:rPr>
+        <w:t>однако в качестве формул для расчёта производной с помощью метода конечн</w:t>
+      </w:r>
+      <w:r>
+        <w:rPr>
+          <w:rFonts w:ascii="Times New Roman" w:eastAsiaTheme="minorEastAsia" w:hAnsi="Times New Roman" w:cs="Times New Roman"/>
+          <w:iCs/>
+          <w:color w:val="000000" w:themeColor="text1"/>
+          <w:sz w:val="28"/>
+          <w:szCs w:val="28"/>
+        </w:rPr>
+        <w:t>ых</w:t>
+      </w:r>
+      <w:r>
+        <w:rPr>
+          <w:rFonts w:ascii="Times New Roman" w:eastAsiaTheme="minorEastAsia" w:hAnsi="Times New Roman" w:cs="Times New Roman"/>
+          <w:iCs/>
+          <w:color w:val="000000" w:themeColor="text1"/>
+          <w:sz w:val="28"/>
+          <w:szCs w:val="28"/>
+        </w:rPr>
+        <w:t xml:space="preserve"> разност</w:t>
+      </w:r>
+      <w:r>
+        <w:rPr>
+          <w:rFonts w:ascii="Times New Roman" w:eastAsiaTheme="minorEastAsia" w:hAnsi="Times New Roman" w:cs="Times New Roman"/>
+          <w:iCs/>
+          <w:color w:val="000000" w:themeColor="text1"/>
+          <w:sz w:val="28"/>
+          <w:szCs w:val="28"/>
+        </w:rPr>
+        <w:t>ей</w:t>
+      </w:r>
+      <w:r>
+        <w:rPr>
+          <w:rFonts w:ascii="Times New Roman" w:eastAsiaTheme="minorEastAsia" w:hAnsi="Times New Roman" w:cs="Times New Roman"/>
+          <w:iCs/>
+          <w:color w:val="000000" w:themeColor="text1"/>
+          <w:sz w:val="28"/>
+          <w:szCs w:val="28"/>
+        </w:rPr>
+        <w:t xml:space="preserve"> он рассмотрел пятиточечные формулы для внутренних и граничных точек</w:t>
+      </w:r>
+      <w:r>
+        <w:rPr>
+          <w:rFonts w:ascii="Times New Roman" w:eastAsiaTheme="minorEastAsia" w:hAnsi="Times New Roman" w:cs="Times New Roman"/>
+          <w:iCs/>
+          <w:color w:val="000000" w:themeColor="text1"/>
+          <w:sz w:val="28"/>
+          <w:szCs w:val="28"/>
+        </w:rPr>
+        <w:t xml:space="preserve">. </w:t>
+      </w:r>
+      <w:r>
+        <w:rPr>
+          <w:rFonts w:ascii="Times New Roman" w:eastAsiaTheme="minorEastAsia" w:hAnsi="Times New Roman" w:cs="Times New Roman"/>
+          <w:iCs/>
+          <w:color w:val="000000" w:themeColor="text1"/>
+          <w:sz w:val="28"/>
+          <w:szCs w:val="28"/>
+        </w:rPr>
+        <w:t>При этом он даже не стал рассматривать возможность увеличения числа сегментов при разбиении</w:t>
+      </w:r>
+      <w:r>
+        <w:rPr>
+          <w:rFonts w:ascii="Times New Roman" w:eastAsiaTheme="minorEastAsia" w:hAnsi="Times New Roman" w:cs="Times New Roman"/>
+          <w:iCs/>
+          <w:color w:val="000000" w:themeColor="text1"/>
+          <w:sz w:val="28"/>
+          <w:szCs w:val="28"/>
+        </w:rPr>
+        <w:t xml:space="preserve">, </w:t>
+      </w:r>
+      <w:r>
+        <w:rPr>
+          <w:rFonts w:ascii="Times New Roman" w:eastAsiaTheme="minorEastAsia" w:hAnsi="Times New Roman" w:cs="Times New Roman"/>
+          <w:iCs/>
+          <w:color w:val="000000" w:themeColor="text1"/>
+          <w:sz w:val="28"/>
+          <w:szCs w:val="28"/>
+        </w:rPr>
+        <w:t>а сразу решил перейти к пятиточечным формулам</w:t>
+      </w:r>
+      <w:r>
+        <w:rPr>
+          <w:rFonts w:ascii="Times New Roman" w:eastAsiaTheme="minorEastAsia" w:hAnsi="Times New Roman" w:cs="Times New Roman"/>
+          <w:iCs/>
+          <w:color w:val="000000" w:themeColor="text1"/>
+          <w:sz w:val="28"/>
+          <w:szCs w:val="28"/>
+        </w:rPr>
+        <w:t>.</w:t>
+      </w:r>
+      <w:r>
+        <w:rPr>
+          <w:rFonts w:ascii="Times New Roman" w:eastAsiaTheme="minorEastAsia" w:hAnsi="Times New Roman" w:cs="Times New Roman"/>
+          <w:iCs/>
+          <w:color w:val="000000" w:themeColor="text1"/>
+          <w:sz w:val="28"/>
+          <w:szCs w:val="28"/>
+        </w:rPr>
+        <w:t xml:space="preserve"> Однако он подметил</w:t>
+      </w:r>
+      <w:r>
+        <w:rPr>
+          <w:rFonts w:ascii="Times New Roman" w:eastAsiaTheme="minorEastAsia" w:hAnsi="Times New Roman" w:cs="Times New Roman"/>
+          <w:iCs/>
+          <w:color w:val="000000" w:themeColor="text1"/>
+          <w:sz w:val="28"/>
+          <w:szCs w:val="28"/>
+        </w:rPr>
+        <w:t xml:space="preserve">, </w:t>
+      </w:r>
+      <w:r>
+        <w:rPr>
+          <w:rFonts w:ascii="Times New Roman" w:eastAsiaTheme="minorEastAsia" w:hAnsi="Times New Roman" w:cs="Times New Roman"/>
+          <w:iCs/>
+          <w:color w:val="000000" w:themeColor="text1"/>
+          <w:sz w:val="28"/>
+          <w:szCs w:val="28"/>
+        </w:rPr>
+        <w:t>что в силу условия нулевой кривизны для кубического сплайна</w:t>
+      </w:r>
+      <w:r>
+        <w:rPr>
+          <w:rFonts w:ascii="Times New Roman" w:eastAsiaTheme="minorEastAsia" w:hAnsi="Times New Roman" w:cs="Times New Roman"/>
+          <w:iCs/>
+          <w:color w:val="000000" w:themeColor="text1"/>
+          <w:sz w:val="28"/>
+          <w:szCs w:val="28"/>
+        </w:rPr>
+        <w:t xml:space="preserve">, </w:t>
+      </w:r>
+      <w:r>
+        <w:rPr>
+          <w:rFonts w:ascii="Times New Roman" w:eastAsiaTheme="minorEastAsia" w:hAnsi="Times New Roman" w:cs="Times New Roman"/>
+          <w:iCs/>
+          <w:color w:val="000000" w:themeColor="text1"/>
+          <w:sz w:val="28"/>
+          <w:szCs w:val="28"/>
+        </w:rPr>
+        <w:t>не получится добиться необходимой точности при его использовании</w:t>
+      </w:r>
+      <w:r>
+        <w:rPr>
+          <w:rFonts w:ascii="Times New Roman" w:eastAsiaTheme="minorEastAsia" w:hAnsi="Times New Roman" w:cs="Times New Roman"/>
+          <w:iCs/>
+          <w:color w:val="000000" w:themeColor="text1"/>
+          <w:sz w:val="28"/>
+          <w:szCs w:val="28"/>
+        </w:rPr>
+        <w:t>.</w:t>
+      </w:r>
+    </w:p>
+    <w:p>
+      <w:pPr>
+        <w:pStyle w:val="ListParagraph"/>
+        <w:tabs>
+          <w:tab w:val="left" w:pos="1418"/>
+        </w:tabs>
+        <w:autoSpaceDE w:val="0"/>
+        <w:autoSpaceDN w:val="0"/>
+        <w:adjustRightInd w:val="0"/>
+        <w:spacing w:after="0"/>
+        <w:ind w:right="113"/>
+        <w:rPr>
+          <w:rFonts w:ascii="Times New Roman" w:eastAsiaTheme="minorEastAsia" w:hAnsi="Times New Roman" w:cs="Times New Roman"/>
+          <w:iCs/>
+          <w:color w:val="000000" w:themeColor="text1"/>
+          <w:sz w:val="28"/>
+          <w:szCs w:val="28"/>
+        </w:rPr>
+      </w:pPr>
+    </w:p>
+    <w:p>
+      <w:pPr>
+        <w:pStyle w:val="ListParagraph"/>
+        <w:tabs>
+          <w:tab w:val="left" w:pos="1418"/>
+        </w:tabs>
+        <w:autoSpaceDE w:val="0"/>
+        <w:autoSpaceDN w:val="0"/>
+        <w:adjustRightInd w:val="0"/>
+        <w:spacing w:after="0"/>
+        <w:ind w:right="113"/>
+        <w:rPr>
+          <w:rFonts w:ascii="Times New Roman" w:eastAsiaTheme="minorEastAsia" w:hAnsi="Times New Roman" w:cs="Times New Roman"/>
+          <w:iCs/>
+          <w:color w:val="000000" w:themeColor="text1"/>
+          <w:sz w:val="28"/>
+          <w:szCs w:val="28"/>
+          <w:lang w:val="en-US"/>
+        </w:rPr>
+      </w:pPr>
+      <w:r>
+        <w:rPr>
+          <w:rFonts w:ascii="Times New Roman" w:eastAsiaTheme="minorEastAsia" w:hAnsi="Times New Roman" w:cs="Times New Roman"/>
+          <w:iCs/>
+          <w:color w:val="000000" w:themeColor="text1"/>
+          <w:sz w:val="28"/>
+          <w:szCs w:val="28"/>
+          <w:lang w:val="en-US"/>
+        </w:rPr>
+        <w:t>Grok</w:t>
+      </w:r>
+      <w:r>
+        <w:rPr>
+          <w:rFonts w:ascii="Times New Roman" w:eastAsiaTheme="minorEastAsia" w:hAnsi="Times New Roman" w:cs="Times New Roman"/>
+          <w:iCs/>
+          <w:color w:val="000000" w:themeColor="text1"/>
+          <w:sz w:val="28"/>
+          <w:szCs w:val="28"/>
+          <w:lang w:val="en-US"/>
+        </w:rPr>
+        <w:t>:</w:t>
+      </w:r>
+    </w:p>
+    <w:p>
+      <w:pPr>
+        <w:pStyle w:val="ListParagraph"/>
+        <w:tabs>
+          <w:tab w:val="left" w:pos="1418"/>
+        </w:tabs>
+        <w:autoSpaceDE w:val="0"/>
+        <w:autoSpaceDN w:val="0"/>
+        <w:adjustRightInd w:val="0"/>
+        <w:spacing w:after="0"/>
+        <w:ind w:right="113"/>
+        <w:rPr>
+          <w:rFonts w:ascii="Times New Roman" w:eastAsiaTheme="minorEastAsia" w:hAnsi="Times New Roman" w:cs="Times New Roman"/>
+          <w:iCs/>
+          <w:color w:val="000000" w:themeColor="text1"/>
+          <w:sz w:val="28"/>
+          <w:szCs w:val="28"/>
+          <w:lang w:val="en-US"/>
+        </w:rPr>
+      </w:pPr>
+    </w:p>
+    <w:p>
+      <w:pPr>
+        <w:pStyle w:val="ListParagraph"/>
+        <w:tabs>
+          <w:tab w:val="left" w:pos="1418"/>
+        </w:tabs>
+        <w:autoSpaceDE w:val="0"/>
+        <w:autoSpaceDN w:val="0"/>
+        <w:adjustRightInd w:val="0"/>
+        <w:spacing w:after="0"/>
+        <w:ind w:right="113"/>
+        <w:rPr>
+          <w:rFonts w:ascii="Times New Roman" w:eastAsiaTheme="minorEastAsia" w:hAnsi="Times New Roman" w:cs="Times New Roman"/>
+          <w:iCs/>
+          <w:color w:val="000000" w:themeColor="text1"/>
+          <w:sz w:val="28"/>
+          <w:szCs w:val="28"/>
+        </w:rPr>
+      </w:pPr>
+      <w:r>
+        <w:rPr>
+          <w:rFonts w:ascii="Times New Roman" w:eastAsiaTheme="minorEastAsia" w:hAnsi="Times New Roman" w:cs="Times New Roman"/>
+          <w:iCs/>
+          <w:color w:val="000000" w:themeColor="text1"/>
+          <w:sz w:val="28"/>
+          <w:szCs w:val="28"/>
+          <w:lang w:val="en-US"/>
+        </w:rPr>
+        <w:t>Grok</w:t>
+      </w:r>
+      <w:r>
+        <w:rPr>
+          <w:rFonts w:ascii="Times New Roman" w:eastAsiaTheme="minorEastAsia" w:hAnsi="Times New Roman" w:cs="Times New Roman"/>
+          <w:iCs/>
+          <w:color w:val="000000" w:themeColor="text1"/>
+          <w:sz w:val="28"/>
+          <w:szCs w:val="28"/>
+        </w:rPr>
+        <w:t xml:space="preserve"> </w:t>
+      </w:r>
+      <w:r>
+        <w:rPr>
+          <w:rFonts w:ascii="Times New Roman" w:eastAsiaTheme="minorEastAsia" w:hAnsi="Times New Roman" w:cs="Times New Roman"/>
+          <w:iCs/>
+          <w:color w:val="000000" w:themeColor="text1"/>
+          <w:sz w:val="28"/>
+          <w:szCs w:val="28"/>
+        </w:rPr>
+        <w:t>воспользовался теоретическими оценками погрешности кубического сплайна и пришел к аналогичному числу сегментов</w:t>
+      </w:r>
+      <w:r>
+        <w:rPr>
+          <w:rFonts w:ascii="Times New Roman" w:eastAsiaTheme="minorEastAsia" w:hAnsi="Times New Roman" w:cs="Times New Roman"/>
+          <w:iCs/>
+          <w:color w:val="000000" w:themeColor="text1"/>
+          <w:sz w:val="28"/>
+          <w:szCs w:val="28"/>
+        </w:rPr>
+        <w:t xml:space="preserve">: </w:t>
+      </w:r>
+      <w:r>
+        <w:rPr>
+          <w:rFonts w:ascii="Times New Roman" w:eastAsiaTheme="minorEastAsia" w:hAnsi="Times New Roman" w:cs="Times New Roman"/>
+          <w:iCs/>
+          <w:color w:val="000000" w:themeColor="text1"/>
+          <w:sz w:val="28"/>
+          <w:szCs w:val="28"/>
+        </w:rPr>
+        <w:t>40</w:t>
+      </w:r>
+      <w:r>
+        <w:rPr>
+          <w:rFonts w:ascii="Times New Roman" w:eastAsiaTheme="minorEastAsia" w:hAnsi="Times New Roman" w:cs="Times New Roman"/>
+          <w:iCs/>
+          <w:color w:val="000000" w:themeColor="text1"/>
+          <w:sz w:val="28"/>
+          <w:szCs w:val="28"/>
+        </w:rPr>
+        <w:t xml:space="preserve">. </w:t>
+      </w:r>
+      <w:r>
+        <w:rPr>
+          <w:rFonts w:ascii="Times New Roman" w:eastAsiaTheme="minorEastAsia" w:hAnsi="Times New Roman" w:cs="Times New Roman"/>
+          <w:iCs/>
+          <w:color w:val="000000" w:themeColor="text1"/>
+          <w:sz w:val="28"/>
+          <w:szCs w:val="28"/>
+        </w:rPr>
+        <w:t>При этом также учел условие нулевой кривизны в своих рассуждениях</w:t>
+      </w:r>
+      <w:r>
+        <w:rPr>
+          <w:rFonts w:ascii="Times New Roman" w:eastAsiaTheme="minorEastAsia" w:hAnsi="Times New Roman" w:cs="Times New Roman"/>
+          <w:iCs/>
+          <w:color w:val="000000" w:themeColor="text1"/>
+          <w:sz w:val="28"/>
+          <w:szCs w:val="28"/>
+        </w:rPr>
+        <w:t xml:space="preserve">. </w:t>
+      </w:r>
+      <w:r>
+        <w:rPr>
+          <w:rFonts w:ascii="Times New Roman" w:eastAsiaTheme="minorEastAsia" w:hAnsi="Times New Roman" w:cs="Times New Roman"/>
+          <w:iCs/>
+          <w:color w:val="000000" w:themeColor="text1"/>
+          <w:sz w:val="28"/>
+          <w:szCs w:val="28"/>
+        </w:rPr>
+        <w:t>И пришел к выводу о том</w:t>
+      </w:r>
+      <w:r>
+        <w:rPr>
+          <w:rFonts w:ascii="Times New Roman" w:eastAsiaTheme="minorEastAsia" w:hAnsi="Times New Roman" w:cs="Times New Roman"/>
+          <w:iCs/>
+          <w:color w:val="000000" w:themeColor="text1"/>
+          <w:sz w:val="28"/>
+          <w:szCs w:val="28"/>
+        </w:rPr>
+        <w:t xml:space="preserve">, </w:t>
+      </w:r>
+      <w:r>
+        <w:rPr>
+          <w:rFonts w:ascii="Times New Roman" w:eastAsiaTheme="minorEastAsia" w:hAnsi="Times New Roman" w:cs="Times New Roman"/>
+          <w:iCs/>
+          <w:color w:val="000000" w:themeColor="text1"/>
+          <w:sz w:val="28"/>
+          <w:szCs w:val="28"/>
+        </w:rPr>
+        <w:t>что метод конечных разностей в данном случае будет более предпочтительным</w:t>
+      </w:r>
+      <w:r>
+        <w:rPr>
+          <w:rFonts w:ascii="Times New Roman" w:eastAsiaTheme="minorEastAsia" w:hAnsi="Times New Roman" w:cs="Times New Roman"/>
+          <w:iCs/>
+          <w:color w:val="000000" w:themeColor="text1"/>
+          <w:sz w:val="28"/>
+          <w:szCs w:val="28"/>
+        </w:rPr>
+        <w:t xml:space="preserve">. </w:t>
+      </w:r>
+      <w:r>
+        <w:rPr>
+          <w:rFonts w:ascii="Times New Roman" w:eastAsiaTheme="minorEastAsia" w:hAnsi="Times New Roman" w:cs="Times New Roman"/>
+          <w:iCs/>
+          <w:color w:val="000000" w:themeColor="text1"/>
+          <w:sz w:val="28"/>
+          <w:szCs w:val="28"/>
+        </w:rPr>
+        <w:t>Однако в процессе рассуждений он по большей части основывался на эмпирических оценках</w:t>
+      </w:r>
+      <w:r>
+        <w:rPr>
+          <w:rFonts w:ascii="Times New Roman" w:eastAsiaTheme="minorEastAsia" w:hAnsi="Times New Roman" w:cs="Times New Roman"/>
+          <w:iCs/>
+          <w:color w:val="000000" w:themeColor="text1"/>
+          <w:sz w:val="28"/>
+          <w:szCs w:val="28"/>
+        </w:rPr>
+        <w:t xml:space="preserve"> в рамках рассуждения</w:t>
+      </w:r>
+      <w:r>
+        <w:rPr>
+          <w:rFonts w:ascii="Times New Roman" w:eastAsiaTheme="minorEastAsia" w:hAnsi="Times New Roman" w:cs="Times New Roman"/>
+          <w:iCs/>
+          <w:color w:val="000000" w:themeColor="text1"/>
+          <w:sz w:val="28"/>
+          <w:szCs w:val="28"/>
+        </w:rPr>
+        <w:t>.</w:t>
+      </w:r>
+    </w:p>
+    <w:p>
+      <w:pPr>
+        <w:pStyle w:val="ListParagraph"/>
+        <w:tabs>
+          <w:tab w:val="left" w:pos="1418"/>
+        </w:tabs>
+        <w:autoSpaceDE w:val="0"/>
+        <w:autoSpaceDN w:val="0"/>
+        <w:adjustRightInd w:val="0"/>
+        <w:spacing w:after="0"/>
+        <w:ind w:right="113"/>
+        <w:rPr>
+          <w:rFonts w:ascii="Times New Roman" w:eastAsiaTheme="minorEastAsia" w:hAnsi="Times New Roman" w:cs="Times New Roman"/>
+          <w:iCs/>
+          <w:color w:val="000000" w:themeColor="text1"/>
+          <w:sz w:val="28"/>
+          <w:szCs w:val="28"/>
+        </w:rPr>
+      </w:pPr>
+      <w:r>
+        <w:rPr>
+          <w:rFonts w:ascii="Times New Roman" w:eastAsiaTheme="minorEastAsia" w:hAnsi="Times New Roman" w:cs="Times New Roman"/>
+          <w:iCs/>
+          <w:color w:val="000000" w:themeColor="text1"/>
+          <w:sz w:val="28"/>
+          <w:szCs w:val="28"/>
+        </w:rPr>
+        <w:br/>
       </w:r>
     </w:p>
     <w:p>
@@ -3713,6 +5996,7 @@
           <w:sz w:val="28"/>
           <w:szCs w:val="28"/>
         </w:rPr>
+        <w:lastRenderedPageBreak/>
         <w:t>Вывод</w:t>
       </w:r>
       <w:r>
@@ -3735,107 +6019,57 @@
           <w:sz w:val="28"/>
           <w:szCs w:val="28"/>
         </w:rPr>
-        <w:t xml:space="preserve">В ходе </w:t>
-      </w:r>
-      <w:r>
-        <w:rPr>
-          <w:rFonts w:ascii="Times New Roman" w:eastAsiaTheme="minorEastAsia" w:hAnsi="Times New Roman" w:cs="Times New Roman"/>
-          <w:iCs/>
-          <w:color w:val="000000" w:themeColor="text1"/>
-          <w:sz w:val="28"/>
-          <w:szCs w:val="28"/>
-        </w:rPr>
-        <w:t>выполнения данного практического задания</w:t>
-      </w:r>
-      <w:r>
-        <w:rPr>
-          <w:rFonts w:ascii="Times New Roman" w:eastAsiaTheme="minorEastAsia" w:hAnsi="Times New Roman" w:cs="Times New Roman"/>
-          <w:iCs/>
-          <w:color w:val="000000" w:themeColor="text1"/>
-          <w:sz w:val="28"/>
-          <w:szCs w:val="28"/>
-        </w:rPr>
-        <w:t xml:space="preserve"> были сформированы практические навыки оценки погрешности</w:t>
-      </w:r>
-      <w:r>
-        <w:rPr>
-          <w:rFonts w:ascii="Times New Roman" w:eastAsiaTheme="minorEastAsia" w:hAnsi="Times New Roman" w:cs="Times New Roman"/>
-          <w:iCs/>
-          <w:color w:val="000000" w:themeColor="text1"/>
-          <w:sz w:val="28"/>
-          <w:szCs w:val="28"/>
-        </w:rPr>
-        <w:t xml:space="preserve"> результата численного решения прикладных задач</w:t>
-      </w:r>
-      <w:r>
-        <w:rPr>
-          <w:rFonts w:ascii="Times New Roman" w:eastAsiaTheme="minorEastAsia" w:hAnsi="Times New Roman" w:cs="Times New Roman"/>
-          <w:iCs/>
-          <w:color w:val="000000" w:themeColor="text1"/>
-          <w:sz w:val="28"/>
-          <w:szCs w:val="28"/>
-        </w:rPr>
-        <w:t xml:space="preserve">. </w:t>
-      </w:r>
-      <w:r>
-        <w:rPr>
-          <w:rFonts w:ascii="Times New Roman" w:eastAsiaTheme="minorEastAsia" w:hAnsi="Times New Roman" w:cs="Times New Roman"/>
-          <w:iCs/>
-          <w:color w:val="000000" w:themeColor="text1"/>
-          <w:sz w:val="28"/>
-          <w:szCs w:val="28"/>
-        </w:rPr>
-        <w:t xml:space="preserve">А также было </w:t>
-      </w:r>
-      <w:r>
-        <w:rPr>
-          <w:rFonts w:ascii="Times New Roman" w:eastAsiaTheme="minorEastAsia" w:hAnsi="Times New Roman" w:cs="Times New Roman"/>
-          <w:iCs/>
-          <w:color w:val="000000" w:themeColor="text1"/>
-          <w:sz w:val="28"/>
-          <w:szCs w:val="28"/>
-        </w:rPr>
-        <w:t>о</w:t>
-      </w:r>
-      <w:r>
-        <w:rPr>
-          <w:rFonts w:ascii="Times New Roman" w:eastAsiaTheme="minorEastAsia" w:hAnsi="Times New Roman" w:cs="Times New Roman"/>
-          <w:iCs/>
-          <w:color w:val="000000" w:themeColor="text1"/>
-          <w:sz w:val="28"/>
-          <w:szCs w:val="28"/>
-        </w:rPr>
-        <w:t>пределено</w:t>
-      </w:r>
-      <w:r>
-        <w:rPr>
-          <w:rFonts w:ascii="Times New Roman" w:eastAsiaTheme="minorEastAsia" w:hAnsi="Times New Roman" w:cs="Times New Roman"/>
-          <w:iCs/>
-          <w:color w:val="000000" w:themeColor="text1"/>
-          <w:sz w:val="28"/>
-          <w:szCs w:val="28"/>
-        </w:rPr>
-        <w:t xml:space="preserve"> следующее наблюдение</w:t>
-      </w:r>
-      <w:r>
-        <w:rPr>
-          <w:rFonts w:ascii="Times New Roman" w:eastAsiaTheme="minorEastAsia" w:hAnsi="Times New Roman" w:cs="Times New Roman"/>
-          <w:iCs/>
-          <w:color w:val="000000" w:themeColor="text1"/>
-          <w:sz w:val="28"/>
-          <w:szCs w:val="28"/>
-        </w:rPr>
-        <w:t>:</w:t>
-      </w:r>
-      <w:r>
-        <w:rPr>
-          <w:rFonts w:ascii="Times New Roman" w:eastAsiaTheme="minorEastAsia" w:hAnsi="Times New Roman" w:cs="Times New Roman"/>
-          <w:iCs/>
-          <w:color w:val="000000" w:themeColor="text1"/>
-          <w:sz w:val="28"/>
-          <w:szCs w:val="28"/>
-        </w:rPr>
-        <w:t xml:space="preserve"> использование AI</w:t>
+        <w:t xml:space="preserve">В ходе выполнения данного практического задания были сформированы </w:t>
+      </w:r>
+      <w:r>
+        <w:rPr>
+          <w:rFonts w:ascii="Times New Roman" w:eastAsiaTheme="minorEastAsia" w:hAnsi="Times New Roman" w:cs="Times New Roman"/>
+          <w:iCs/>
+          <w:color w:val="000000" w:themeColor="text1"/>
+          <w:sz w:val="28"/>
+          <w:szCs w:val="28"/>
+        </w:rPr>
+        <w:t>практические навыки интерполяции табличных функций и численного дифференцирования.</w:t>
+      </w:r>
+      <w:r>
+        <w:rPr>
+          <w:rFonts w:ascii="Times New Roman" w:eastAsiaTheme="minorEastAsia" w:hAnsi="Times New Roman" w:cs="Times New Roman"/>
+          <w:iCs/>
+          <w:color w:val="000000" w:themeColor="text1"/>
+          <w:sz w:val="28"/>
+          <w:szCs w:val="28"/>
+        </w:rPr>
+        <w:t xml:space="preserve"> А также было определено следующее наблюдение</w:t>
+      </w:r>
+      <w:r>
+        <w:rPr>
+          <w:rFonts w:ascii="Times New Roman" w:eastAsiaTheme="minorEastAsia" w:hAnsi="Times New Roman" w:cs="Times New Roman"/>
+          <w:iCs/>
+          <w:color w:val="000000" w:themeColor="text1"/>
+          <w:sz w:val="28"/>
+          <w:szCs w:val="28"/>
+        </w:rPr>
+        <w:t xml:space="preserve">: </w:t>
+      </w:r>
+      <w:r>
+        <w:rPr>
+          <w:rFonts w:ascii="Times New Roman" w:eastAsiaTheme="minorEastAsia" w:hAnsi="Times New Roman" w:cs="Times New Roman"/>
+          <w:iCs/>
+          <w:color w:val="000000" w:themeColor="text1"/>
+          <w:sz w:val="28"/>
+          <w:szCs w:val="28"/>
+        </w:rPr>
+        <w:t xml:space="preserve">использование </w:t>
+      </w:r>
+      <w:r>
+        <w:rPr>
+          <w:rFonts w:ascii="Times New Roman" w:eastAsiaTheme="minorEastAsia" w:hAnsi="Times New Roman" w:cs="Times New Roman"/>
+          <w:iCs/>
+          <w:color w:val="000000" w:themeColor="text1"/>
+          <w:sz w:val="28"/>
+          <w:szCs w:val="28"/>
+        </w:rPr>
+        <w:t>AI</w:t>
       </w:r>
       <w:r>
         <w:rPr>
@@ -3855,31 +6089,61 @@
           <w:sz w:val="28"/>
           <w:szCs w:val="28"/>
         </w:rPr>
-        <w:t xml:space="preserve"> может ускорить получение решения и служить инструментом для проверки, но требует критической оценки и понимания математических методо</w:t>
-      </w:r>
-      <w:r>
-        <w:rPr>
-          <w:rFonts w:ascii="Times New Roman" w:eastAsiaTheme="minorEastAsia" w:hAnsi="Times New Roman" w:cs="Times New Roman"/>
-          <w:iCs/>
-          <w:color w:val="000000" w:themeColor="text1"/>
-          <w:sz w:val="28"/>
-          <w:szCs w:val="28"/>
-        </w:rPr>
-        <w:t>в</w:t>
-      </w:r>
-      <w:r>
-        <w:rPr>
-          <w:rFonts w:ascii="Times New Roman" w:eastAsiaTheme="minorEastAsia" w:hAnsi="Times New Roman" w:cs="Times New Roman"/>
-          <w:iCs/>
-          <w:color w:val="000000" w:themeColor="text1"/>
-          <w:sz w:val="28"/>
-          <w:szCs w:val="28"/>
-        </w:rPr>
-        <w:t>.</w:t>
+        <w:t xml:space="preserve"> может ускорить получение решения</w:t>
+      </w:r>
+      <w:r>
+        <w:rPr>
+          <w:rFonts w:ascii="Times New Roman" w:eastAsiaTheme="minorEastAsia" w:hAnsi="Times New Roman" w:cs="Times New Roman"/>
+          <w:iCs/>
+          <w:color w:val="000000" w:themeColor="text1"/>
+          <w:sz w:val="28"/>
+          <w:szCs w:val="28"/>
+        </w:rPr>
+        <w:t xml:space="preserve"> и самопроверки при необходимых вводных</w:t>
+      </w:r>
+      <w:r>
+        <w:rPr>
+          <w:rFonts w:ascii="Times New Roman" w:eastAsiaTheme="minorEastAsia" w:hAnsi="Times New Roman" w:cs="Times New Roman"/>
+          <w:iCs/>
+          <w:color w:val="000000" w:themeColor="text1"/>
+          <w:sz w:val="28"/>
+          <w:szCs w:val="28"/>
+        </w:rPr>
+        <w:t xml:space="preserve">, </w:t>
+      </w:r>
+      <w:r>
+        <w:rPr>
+          <w:rFonts w:ascii="Times New Roman" w:eastAsiaTheme="minorEastAsia" w:hAnsi="Times New Roman" w:cs="Times New Roman"/>
+          <w:iCs/>
+          <w:color w:val="000000" w:themeColor="text1"/>
+          <w:sz w:val="28"/>
+          <w:szCs w:val="28"/>
+        </w:rPr>
+        <w:t>однако оно все равно требует критического мышления и понимания теоретических основ математической области в рамках задачи</w:t>
+      </w:r>
+      <w:r>
+        <w:rPr>
+          <w:rFonts w:ascii="Times New Roman" w:eastAsiaTheme="minorEastAsia" w:hAnsi="Times New Roman" w:cs="Times New Roman"/>
+          <w:iCs/>
+          <w:color w:val="000000" w:themeColor="text1"/>
+          <w:sz w:val="28"/>
+          <w:szCs w:val="28"/>
+        </w:rPr>
+        <w:t xml:space="preserve">, </w:t>
+      </w:r>
+      <w:r>
+        <w:rPr>
+          <w:rFonts w:ascii="Times New Roman" w:eastAsiaTheme="minorEastAsia" w:hAnsi="Times New Roman" w:cs="Times New Roman"/>
+          <w:iCs/>
+          <w:color w:val="000000" w:themeColor="text1"/>
+          <w:sz w:val="28"/>
+          <w:szCs w:val="28"/>
+        </w:rPr>
+        <w:t>для получения качественного результата.</w:t>
       </w:r>
     </w:p>
     <w:sectPr>
-      <w:footerReference w:type="first" r:id="rId16"/>
+      <w:footerReference w:type="first" r:id="rId17"/>
       <w:pgSz w:w="11906" w:h="16838" w:code="9"/>
       <w:pgMar w:top="1134" w:right="1134" w:bottom="1134" w:left="1134" w:header="709" w:footer="624" w:gutter="0"/>
       <w:pgBorders>
@@ -9719,6 +11983,18 @@
       </w:numPr>
     </w:pPr>
   </w:style>
+  <w:style w:type="character" w:styleId="UnresolvedMention">
+    <w:name w:val="Unresolved Mention"/>
+    <w:basedOn w:val="DefaultParagraphFont"/>
+    <w:uiPriority w:val="99"/>
+    <w:semiHidden/>
+    <w:unhideWhenUsed/>
+    <w:rsid w:val="001A645C"/>
+    <w:rPr>
+      <w:color w:val="605E5C"/>
+      <w:shd w:val="clear" w:color="auto" w:fill="E1DFDD"/>
+    </w:rPr>
+  </w:style>
 </w:styles>
 </file>
 
@@ -10004,7 +12280,6 @@
     <w:rsid w:val="002C531B"/>
     <w:rsid w:val="002E0F7D"/>
     <w:rsid w:val="002E62CA"/>
-    <w:rsid w:val="002F6F2B"/>
     <w:rsid w:val="00307E51"/>
     <w:rsid w:val="00315B34"/>
     <w:rsid w:val="0034175F"/>
@@ -10059,6 +12334,7 @@
     <w:rsid w:val="0074380C"/>
     <w:rsid w:val="00767003"/>
     <w:rsid w:val="007720F9"/>
+    <w:rsid w:val="00782217"/>
     <w:rsid w:val="007B796D"/>
     <w:rsid w:val="007D095B"/>
     <w:rsid w:val="007D2BF2"/>
@@ -10177,6 +12453,7 @@
     <w:rsid w:val="00F24CCE"/>
     <w:rsid w:val="00F34454"/>
     <w:rsid w:val="00F351F6"/>
+    <w:rsid w:val="00F35C72"/>
     <w:rsid w:val="00F43503"/>
     <w:rsid w:val="00F4570F"/>
     <w:rsid w:val="00F46566"/>
@@ -10644,7 +12921,7 @@
     <w:basedOn w:val="DefaultParagraphFont"/>
     <w:uiPriority w:val="99"/>
     <w:semiHidden/>
-    <w:rsid w:val="004852A6"/>
+    <w:rsid w:val="00F35C72"/>
     <w:rPr>
       <w:color w:val="808080"/>
     </w:rPr>

--- a/ПЗ1/ПЗ_1_Вольхин_ПМИ_41.docx
+++ b/ПЗ1/ПЗ_1_Вольхин_ПМИ_41.docx
@@ -4233,7 +4233,27 @@
           <w:szCs w:val="28"/>
         </w:rPr>
         <w:br/>
-        <w:t>Для достижение необходимой точности рассмотрим количество се</w:t>
+        <w:t>Для достижени</w:t>
+      </w:r>
+      <w:r>
+        <w:rPr>
+          <w:rFonts w:ascii="Times New Roman" w:eastAsiaTheme="minorEastAsia" w:hAnsi="Times New Roman" w:cs="Times New Roman"/>
+          <w:iCs/>
+          <w:color w:val="000000" w:themeColor="text1"/>
+          <w:sz w:val="28"/>
+          <w:szCs w:val="28"/>
+        </w:rPr>
+        <w:t>я</w:t>
+      </w:r>
+      <w:r>
+        <w:rPr>
+          <w:rFonts w:ascii="Times New Roman" w:eastAsiaTheme="minorEastAsia" w:hAnsi="Times New Roman" w:cs="Times New Roman"/>
+          <w:iCs/>
+          <w:color w:val="000000" w:themeColor="text1"/>
+          <w:sz w:val="28"/>
+          <w:szCs w:val="28"/>
+        </w:rPr>
+        <w:t xml:space="preserve"> необходимой точности рассмотрим количество се</w:t>
       </w:r>
       <w:r>
         <w:rPr>
@@ -4715,7 +4735,6 @@
           <w:color w:val="000000" w:themeColor="text1"/>
           <w:sz w:val="28"/>
           <w:szCs w:val="28"/>
-          <w:lang w:val="en-US"/>
         </w:rPr>
       </w:pPr>
       <w:r>
@@ -4818,7 +4837,27 @@
           <w:szCs w:val="28"/>
         </w:rPr>
         <w:lastRenderedPageBreak/>
-        <w:t xml:space="preserve">результата, в отличии от кубического сплайна, при условии рассмотрения в качестве непрерывной функции </w:t>
+        <w:t>результата, в отличи</w:t>
+      </w:r>
+      <w:r>
+        <w:rPr>
+          <w:rFonts w:ascii="Times New Roman" w:eastAsiaTheme="minorEastAsia" w:hAnsi="Times New Roman" w:cs="Times New Roman"/>
+          <w:iCs/>
+          <w:color w:val="000000" w:themeColor="text1"/>
+          <w:sz w:val="28"/>
+          <w:szCs w:val="28"/>
+        </w:rPr>
+        <w:t>е</w:t>
+      </w:r>
+      <w:r>
+        <w:rPr>
+          <w:rFonts w:ascii="Times New Roman" w:eastAsiaTheme="minorEastAsia" w:hAnsi="Times New Roman" w:cs="Times New Roman"/>
+          <w:iCs/>
+          <w:color w:val="000000" w:themeColor="text1"/>
+          <w:sz w:val="28"/>
+          <w:szCs w:val="28"/>
+        </w:rPr>
+        <w:t xml:space="preserve"> от кубического сплайна, при условии рассмотрения в качестве непрерывной функции </w:t>
       </w:r>
       <w:r>
         <w:rPr>
@@ -4880,7 +4919,6 @@
           <w:color w:val="000000" w:themeColor="text1"/>
           <w:sz w:val="28"/>
           <w:szCs w:val="28"/>
-          <w:lang w:val="en-US"/>
         </w:rPr>
       </w:pPr>
     </w:p>
@@ -4993,7 +5031,27 @@
           <w:szCs w:val="28"/>
         </w:rPr>
         <w:br/>
-        <w:t xml:space="preserve">В качестве ИИ ассистентов рассмотрим следующие экземпляры: </w:t>
+        <w:t>В качестве ИИ</w:t>
+      </w:r>
+      <w:r>
+        <w:rPr>
+          <w:rFonts w:ascii="Times New Roman" w:eastAsiaTheme="minorEastAsia" w:hAnsi="Times New Roman" w:cs="Times New Roman"/>
+          <w:iCs/>
+          <w:color w:val="000000" w:themeColor="text1"/>
+          <w:sz w:val="28"/>
+          <w:szCs w:val="28"/>
+        </w:rPr>
+        <w:t>-</w:t>
+      </w:r>
+      <w:r>
+        <w:rPr>
+          <w:rFonts w:ascii="Times New Roman" w:eastAsiaTheme="minorEastAsia" w:hAnsi="Times New Roman" w:cs="Times New Roman"/>
+          <w:iCs/>
+          <w:color w:val="000000" w:themeColor="text1"/>
+          <w:sz w:val="28"/>
+          <w:szCs w:val="28"/>
+        </w:rPr>
+        <w:t xml:space="preserve">ассистентов рассмотрим следующие экземпляры: </w:t>
       </w:r>
       <w:r>
         <w:rPr>
@@ -12334,7 +12392,6 @@
     <w:rsid w:val="0074380C"/>
     <w:rsid w:val="00767003"/>
     <w:rsid w:val="007720F9"/>
-    <w:rsid w:val="00782217"/>
     <w:rsid w:val="007B796D"/>
     <w:rsid w:val="007D095B"/>
     <w:rsid w:val="007D2BF2"/>
@@ -12451,6 +12508,7 @@
     <w:rsid w:val="00EC30C7"/>
     <w:rsid w:val="00EF12C6"/>
     <w:rsid w:val="00F24CCE"/>
+    <w:rsid w:val="00F32C64"/>
     <w:rsid w:val="00F34454"/>
     <w:rsid w:val="00F351F6"/>
     <w:rsid w:val="00F35C72"/>

--- a/ПЗ1/ПЗ_1_Вольхин_ПМИ_41.docx
+++ b/ПЗ1/ПЗ_1_Вольхин_ПМИ_41.docx
@@ -3771,10 +3771,10 @@
         <w:tblLook w:val="04A0" w:firstRow="1" w:lastRow="0" w:firstColumn="1" w:lastColumn="0" w:noHBand="0" w:noVBand="1"/>
       </w:tblPr>
       <w:tblGrid>
-        <w:gridCol w:w="1977"/>
-        <w:gridCol w:w="1977"/>
-        <w:gridCol w:w="2007"/>
-        <w:gridCol w:w="1977"/>
+        <w:gridCol w:w="1974"/>
+        <w:gridCol w:w="1974"/>
+        <w:gridCol w:w="2015"/>
+        <w:gridCol w:w="1975"/>
       </w:tblGrid>
       <w:tr>
         <w:trPr>
@@ -4081,7 +4081,7 @@
                 <w:sz w:val="28"/>
                 <w:szCs w:val="28"/>
               </w:rPr>
-              <w:t>0.00013285</w:t>
+              <w:t>0.00013</w:t>
             </w:r>
           </w:p>
         </w:tc>
@@ -4117,7 +4117,17 @@
                 <w:sz w:val="28"/>
                 <w:szCs w:val="28"/>
               </w:rPr>
-              <w:t>0.00015888</w:t>
+              <w:t>0.0001</w:t>
+            </w:r>
+            <w:r>
+              <w:rPr>
+                <w:rFonts w:ascii="Times New Roman" w:eastAsiaTheme="minorEastAsia" w:hAnsi="Times New Roman" w:cs="Times New Roman"/>
+                <w:iCs/>
+                <w:color w:val="000000" w:themeColor="text1"/>
+                <w:sz w:val="28"/>
+                <w:szCs w:val="28"/>
+              </w:rPr>
+              <w:t>6</w:t>
             </w:r>
           </w:p>
         </w:tc>
@@ -4153,7 +4163,7 @@
                 <w:sz w:val="28"/>
                 <w:szCs w:val="28"/>
               </w:rPr>
-              <w:t>0.00261483</w:t>
+              <w:t>0.00261</w:t>
             </w:r>
           </w:p>
         </w:tc>
@@ -4189,7 +4199,17 @@
                 <w:sz w:val="28"/>
                 <w:szCs w:val="28"/>
               </w:rPr>
-              <w:t>0.45288629</w:t>
+              <w:t>0.4528</w:t>
+            </w:r>
+            <w:r>
+              <w:rPr>
+                <w:rFonts w:ascii="Times New Roman" w:eastAsiaTheme="minorEastAsia" w:hAnsi="Times New Roman" w:cs="Times New Roman"/>
+                <w:iCs/>
+                <w:color w:val="000000" w:themeColor="text1"/>
+                <w:sz w:val="28"/>
+                <w:szCs w:val="28"/>
+              </w:rPr>
+              <w:t>9</w:t>
             </w:r>
           </w:p>
         </w:tc>
@@ -4314,10 +4334,10 @@
         <w:tblLook w:val="04A0" w:firstRow="1" w:lastRow="0" w:firstColumn="1" w:lastColumn="0" w:noHBand="0" w:noVBand="1"/>
       </w:tblPr>
       <w:tblGrid>
-        <w:gridCol w:w="1977"/>
-        <w:gridCol w:w="1977"/>
-        <w:gridCol w:w="2007"/>
-        <w:gridCol w:w="1977"/>
+        <w:gridCol w:w="1974"/>
+        <w:gridCol w:w="1974"/>
+        <w:gridCol w:w="2015"/>
+        <w:gridCol w:w="1975"/>
       </w:tblGrid>
       <w:tr>
         <w:trPr>
@@ -4604,7 +4624,7 @@
                 <w:sz w:val="28"/>
                 <w:szCs w:val="28"/>
               </w:rPr>
-              <w:t>0.00003323</w:t>
+              <w:t>0.00003</w:t>
             </w:r>
           </w:p>
         </w:tc>
@@ -4640,7 +4660,7 @@
                 <w:sz w:val="28"/>
                 <w:szCs w:val="28"/>
               </w:rPr>
-              <w:t>0.00004062</w:t>
+              <w:t>0.00004</w:t>
             </w:r>
           </w:p>
         </w:tc>
@@ -4676,7 +4696,17 @@
                 <w:sz w:val="28"/>
                 <w:szCs w:val="28"/>
               </w:rPr>
-              <w:t>0.00130738</w:t>
+              <w:t>0.0013</w:t>
+            </w:r>
+            <w:r>
+              <w:rPr>
+                <w:rFonts w:ascii="Times New Roman" w:eastAsiaTheme="minorEastAsia" w:hAnsi="Times New Roman" w:cs="Times New Roman"/>
+                <w:iCs/>
+                <w:color w:val="000000" w:themeColor="text1"/>
+                <w:sz w:val="28"/>
+                <w:szCs w:val="28"/>
+              </w:rPr>
+              <w:t>1</w:t>
             </w:r>
           </w:p>
         </w:tc>
@@ -4712,7 +4742,17 @@
                 <w:sz w:val="28"/>
                 <w:szCs w:val="28"/>
               </w:rPr>
-              <w:t>0.45288629</w:t>
+              <w:t>0.4528</w:t>
+            </w:r>
+            <w:r>
+              <w:rPr>
+                <w:rFonts w:ascii="Times New Roman" w:eastAsiaTheme="minorEastAsia" w:hAnsi="Times New Roman" w:cs="Times New Roman"/>
+                <w:iCs/>
+                <w:color w:val="000000" w:themeColor="text1"/>
+                <w:sz w:val="28"/>
+                <w:szCs w:val="28"/>
+              </w:rPr>
+              <w:t>9</w:t>
             </w:r>
           </w:p>
         </w:tc>
@@ -12508,7 +12548,7 @@
     <w:rsid w:val="00EC30C7"/>
     <w:rsid w:val="00EF12C6"/>
     <w:rsid w:val="00F24CCE"/>
-    <w:rsid w:val="00F32C64"/>
+    <w:rsid w:val="00F321C1"/>
     <w:rsid w:val="00F34454"/>
     <w:rsid w:val="00F351F6"/>
     <w:rsid w:val="00F35C72"/>

--- a/ПЗ1/ПЗ_1_Вольхин_ПМИ_41.docx
+++ b/ПЗ1/ПЗ_1_Вольхин_ПМИ_41.docx
@@ -3685,7 +3685,6 @@
           <w:color w:val="000000" w:themeColor="text1"/>
           <w:sz w:val="28"/>
           <w:szCs w:val="28"/>
-          <w:lang w:val="en-US"/>
         </w:rPr>
       </w:pPr>
       <w:r>
@@ -3708,7 +3707,47 @@
           <w:sz w:val="28"/>
           <w:szCs w:val="28"/>
         </w:rPr>
-        <w:t xml:space="preserve">При выборе сетки из 20 сегментов значения погрешности производных сплайна и метода конечной разности не достигли необходимой точности в узлах разбиения </w:t>
+        <w:t>При выборе сетки из 20 сегментов значения погрешности производных сплайна и метода конечн</w:t>
+      </w:r>
+      <w:r>
+        <w:rPr>
+          <w:rFonts w:ascii="Times New Roman" w:eastAsiaTheme="minorEastAsia" w:hAnsi="Times New Roman" w:cs="Times New Roman"/>
+          <w:iCs/>
+          <w:color w:val="000000" w:themeColor="text1"/>
+          <w:sz w:val="28"/>
+          <w:szCs w:val="28"/>
+        </w:rPr>
+        <w:t>ых</w:t>
+      </w:r>
+      <w:r>
+        <w:rPr>
+          <w:rFonts w:ascii="Times New Roman" w:eastAsiaTheme="minorEastAsia" w:hAnsi="Times New Roman" w:cs="Times New Roman"/>
+          <w:iCs/>
+          <w:color w:val="000000" w:themeColor="text1"/>
+          <w:sz w:val="28"/>
+          <w:szCs w:val="28"/>
+        </w:rPr>
+        <w:t xml:space="preserve"> разност</w:t>
+      </w:r>
+      <w:r>
+        <w:rPr>
+          <w:rFonts w:ascii="Times New Roman" w:eastAsiaTheme="minorEastAsia" w:hAnsi="Times New Roman" w:cs="Times New Roman"/>
+          <w:iCs/>
+          <w:color w:val="000000" w:themeColor="text1"/>
+          <w:sz w:val="28"/>
+          <w:szCs w:val="28"/>
+        </w:rPr>
+        <w:t>ей</w:t>
+      </w:r>
+      <w:r>
+        <w:rPr>
+          <w:rFonts w:ascii="Times New Roman" w:eastAsiaTheme="minorEastAsia" w:hAnsi="Times New Roman" w:cs="Times New Roman"/>
+          <w:iCs/>
+          <w:color w:val="000000" w:themeColor="text1"/>
+          <w:sz w:val="28"/>
+          <w:szCs w:val="28"/>
+        </w:rPr>
+        <w:t xml:space="preserve"> не достигли необходимой точности в узлах разбиения </w:t>
       </w:r>
       <w:r>
         <w:rPr>
@@ -3738,7 +3777,6 @@
           <w:color w:val="000000" w:themeColor="text1"/>
           <w:sz w:val="28"/>
           <w:szCs w:val="28"/>
-          <w:lang w:val="en-US"/>
         </w:rPr>
         <w:br/>
       </w:r>
@@ -5071,7 +5109,18 @@
           <w:szCs w:val="28"/>
         </w:rPr>
         <w:br/>
-        <w:t>В качестве ИИ</w:t>
+        <w:t xml:space="preserve">В качестве </w:t>
+      </w:r>
+      <w:r>
+        <w:rPr>
+          <w:rFonts w:ascii="Times New Roman" w:eastAsiaTheme="minorEastAsia" w:hAnsi="Times New Roman" w:cs="Times New Roman"/>
+          <w:iCs/>
+          <w:color w:val="000000" w:themeColor="text1"/>
+          <w:sz w:val="28"/>
+          <w:szCs w:val="28"/>
+          <w:lang w:val="en-US"/>
+        </w:rPr>
+        <w:t>AI</w:t>
       </w:r>
       <w:r>
         <w:rPr>
@@ -5908,7 +5957,77 @@
           <w:sz w:val="28"/>
           <w:szCs w:val="28"/>
         </w:rPr>
-        <w:t>воспользовался теоретическими оценками погрешности кубического сплайна и пришел к аналогичному числу сегментов</w:t>
+        <w:t>воспользовался теоретическими оценками погрешности кубического сплайна</w:t>
+      </w:r>
+      <w:r>
+        <w:rPr>
+          <w:rFonts w:ascii="Times New Roman" w:eastAsiaTheme="minorEastAsia" w:hAnsi="Times New Roman" w:cs="Times New Roman"/>
+          <w:iCs/>
+          <w:color w:val="000000" w:themeColor="text1"/>
+          <w:sz w:val="28"/>
+          <w:szCs w:val="28"/>
+        </w:rPr>
+        <w:t xml:space="preserve"> </w:t>
+      </w:r>
+      <w:r>
+        <w:rPr>
+          <w:rFonts w:ascii="Times New Roman" w:eastAsiaTheme="minorEastAsia" w:hAnsi="Times New Roman" w:cs="Times New Roman"/>
+          <w:iCs/>
+          <w:color w:val="000000" w:themeColor="text1"/>
+          <w:sz w:val="28"/>
+          <w:szCs w:val="28"/>
+        </w:rPr>
+        <w:t>и</w:t>
+      </w:r>
+      <w:r>
+        <w:rPr>
+          <w:rFonts w:ascii="Times New Roman" w:eastAsiaTheme="minorEastAsia" w:hAnsi="Times New Roman" w:cs="Times New Roman"/>
+          <w:iCs/>
+          <w:color w:val="000000" w:themeColor="text1"/>
+          <w:sz w:val="28"/>
+          <w:szCs w:val="28"/>
+        </w:rPr>
+        <w:t xml:space="preserve"> </w:t>
+      </w:r>
+      <w:r>
+        <w:rPr>
+          <w:rFonts w:ascii="Times New Roman" w:eastAsiaTheme="minorEastAsia" w:hAnsi="Times New Roman" w:cs="Times New Roman"/>
+          <w:iCs/>
+          <w:color w:val="000000" w:themeColor="text1"/>
+          <w:sz w:val="28"/>
+          <w:szCs w:val="28"/>
+        </w:rPr>
+        <w:t>методом конечных разностей 2-го порядка точности</w:t>
+      </w:r>
+      <w:r>
+        <w:rPr>
+          <w:rFonts w:ascii="Times New Roman" w:eastAsiaTheme="minorEastAsia" w:hAnsi="Times New Roman" w:cs="Times New Roman"/>
+          <w:iCs/>
+          <w:color w:val="000000" w:themeColor="text1"/>
+          <w:sz w:val="28"/>
+          <w:szCs w:val="28"/>
+        </w:rPr>
+        <w:t xml:space="preserve">, </w:t>
+      </w:r>
+      <w:r>
+        <w:rPr>
+          <w:rFonts w:ascii="Times New Roman" w:eastAsiaTheme="minorEastAsia" w:hAnsi="Times New Roman" w:cs="Times New Roman"/>
+          <w:iCs/>
+          <w:color w:val="000000" w:themeColor="text1"/>
+          <w:sz w:val="28"/>
+          <w:szCs w:val="28"/>
+        </w:rPr>
+        <w:t>после чего</w:t>
+      </w:r>
+      <w:r>
+        <w:rPr>
+          <w:rFonts w:ascii="Times New Roman" w:eastAsiaTheme="minorEastAsia" w:hAnsi="Times New Roman" w:cs="Times New Roman"/>
+          <w:iCs/>
+          <w:color w:val="000000" w:themeColor="text1"/>
+          <w:sz w:val="28"/>
+          <w:szCs w:val="28"/>
+        </w:rPr>
+        <w:t xml:space="preserve"> пришел к аналогичному числу сегментов</w:t>
       </w:r>
       <w:r>
         <w:rPr>
@@ -6050,16 +6169,6 @@
           <w:szCs w:val="28"/>
         </w:rPr>
       </w:pPr>
-      <w:r>
-        <w:rPr>
-          <w:rFonts w:ascii="Times New Roman" w:eastAsiaTheme="minorEastAsia" w:hAnsi="Times New Roman" w:cs="Times New Roman"/>
-          <w:iCs/>
-          <w:color w:val="000000" w:themeColor="text1"/>
-          <w:sz w:val="28"/>
-          <w:szCs w:val="28"/>
-        </w:rPr>
-        <w:br/>
-      </w:r>
     </w:p>
     <w:p>
       <w:pPr>
@@ -6197,7 +6306,27 @@
           <w:sz w:val="28"/>
           <w:szCs w:val="28"/>
         </w:rPr>
-        <w:t xml:space="preserve"> и самопроверки при необходимых вводных</w:t>
+        <w:t xml:space="preserve"> и </w:t>
+      </w:r>
+      <w:r>
+        <w:rPr>
+          <w:rFonts w:ascii="Times New Roman" w:eastAsiaTheme="minorEastAsia" w:hAnsi="Times New Roman" w:cs="Times New Roman"/>
+          <w:iCs/>
+          <w:color w:val="000000" w:themeColor="text1"/>
+          <w:sz w:val="28"/>
+          <w:szCs w:val="28"/>
+        </w:rPr>
+        <w:t xml:space="preserve">служить для </w:t>
+      </w:r>
+      <w:r>
+        <w:rPr>
+          <w:rFonts w:ascii="Times New Roman" w:eastAsiaTheme="minorEastAsia" w:hAnsi="Times New Roman" w:cs="Times New Roman"/>
+          <w:iCs/>
+          <w:color w:val="000000" w:themeColor="text1"/>
+          <w:sz w:val="28"/>
+          <w:szCs w:val="28"/>
+        </w:rPr>
+        <w:t>самопроверки при необходимых вводных</w:t>
       </w:r>
       <w:r>
         <w:rPr>
@@ -12393,6 +12522,7 @@
     <w:rsid w:val="004852A6"/>
     <w:rsid w:val="004B2C9E"/>
     <w:rsid w:val="004C2E9D"/>
+    <w:rsid w:val="004C4F9C"/>
     <w:rsid w:val="004C6668"/>
     <w:rsid w:val="004E0E10"/>
     <w:rsid w:val="004E34E8"/>
@@ -12548,7 +12678,6 @@
     <w:rsid w:val="00EC30C7"/>
     <w:rsid w:val="00EF12C6"/>
     <w:rsid w:val="00F24CCE"/>
-    <w:rsid w:val="00F321C1"/>
     <w:rsid w:val="00F34454"/>
     <w:rsid w:val="00F351F6"/>
     <w:rsid w:val="00F35C72"/>

--- a/ПЗ1/ПЗ_1_Вольхин_ПМИ_41.docx
+++ b/ПЗ1/ПЗ_1_Вольхин_ПМИ_41.docx
@@ -2947,16 +2947,7 @@
             <w:sz w:val="28"/>
             <w:szCs w:val="28"/>
           </w:rPr>
-          <m:t>y</m:t>
-        </m:r>
-        <m:r>
-          <w:rPr>
-            <w:rFonts w:ascii="Cambria Math" w:eastAsiaTheme="minorEastAsia" w:hAnsi="Cambria Math" w:cs="Times New Roman"/>
-            <w:color w:val="000000" w:themeColor="text1"/>
-            <w:sz w:val="28"/>
-            <w:szCs w:val="28"/>
-          </w:rPr>
-          <m:t>=</m:t>
+          <m:t>y=</m:t>
         </m:r>
         <m:r>
           <m:rPr>
@@ -6524,34 +6515,7 @@
             <w:sz w:val="28"/>
             <w:szCs w:val="28"/>
           </w:rPr>
-          <m:t>C[a</m:t>
-        </m:r>
-        <m:r>
-          <w:rPr>
-            <w:rFonts w:ascii="Cambria Math" w:eastAsiaTheme="minorEastAsia" w:hAnsi="Cambria Math" w:cs="Times New Roman"/>
-            <w:color w:val="000000" w:themeColor="text1"/>
-            <w:sz w:val="28"/>
-            <w:szCs w:val="28"/>
-          </w:rPr>
-          <m:t>,</m:t>
-        </m:r>
-        <m:r>
-          <w:rPr>
-            <w:rFonts w:ascii="Cambria Math" w:eastAsiaTheme="minorEastAsia" w:hAnsi="Cambria Math" w:cs="Times New Roman"/>
-            <w:color w:val="000000" w:themeColor="text1"/>
-            <w:sz w:val="28"/>
-            <w:szCs w:val="28"/>
-          </w:rPr>
-          <m:t>b</m:t>
-        </m:r>
-        <m:r>
-          <w:rPr>
-            <w:rFonts w:ascii="Cambria Math" w:eastAsiaTheme="minorEastAsia" w:hAnsi="Cambria Math" w:cs="Times New Roman"/>
-            <w:color w:val="000000" w:themeColor="text1"/>
-            <w:sz w:val="28"/>
-            <w:szCs w:val="28"/>
-          </w:rPr>
-          <m:t>]</m:t>
+          <m:t>C[a,b]</m:t>
         </m:r>
       </m:oMath>
       <w:r>
@@ -6926,16 +6890,7 @@
             <w:sz w:val="28"/>
             <w:szCs w:val="28"/>
           </w:rPr>
-          <m:t>y</m:t>
-        </m:r>
-        <m:r>
-          <w:rPr>
-            <w:rFonts w:ascii="Cambria Math" w:eastAsiaTheme="minorEastAsia" w:hAnsi="Cambria Math" w:cs="Times New Roman"/>
-            <w:color w:val="000000" w:themeColor="text1"/>
-            <w:sz w:val="28"/>
-            <w:szCs w:val="28"/>
-          </w:rPr>
-          <m:t>=</m:t>
+          <m:t>y=</m:t>
         </m:r>
         <m:r>
           <m:rPr>
@@ -9330,7 +9285,6 @@
           <w:color w:val="000000" w:themeColor="text1"/>
           <w:sz w:val="28"/>
           <w:szCs w:val="28"/>
-          <w:lang w:val="en-US"/>
         </w:rPr>
       </w:pPr>
     </w:p>
@@ -12519,34 +12473,7 @@
             <w:sz w:val="28"/>
             <w:szCs w:val="28"/>
           </w:rPr>
-          <m:t>C[a</m:t>
-        </m:r>
-        <m:r>
-          <w:rPr>
-            <w:rFonts w:ascii="Cambria Math" w:eastAsiaTheme="minorEastAsia" w:hAnsi="Cambria Math" w:cs="Times New Roman"/>
-            <w:color w:val="000000" w:themeColor="text1"/>
-            <w:sz w:val="28"/>
-            <w:szCs w:val="28"/>
-          </w:rPr>
-          <m:t>,</m:t>
-        </m:r>
-        <m:r>
-          <w:rPr>
-            <w:rFonts w:ascii="Cambria Math" w:eastAsiaTheme="minorEastAsia" w:hAnsi="Cambria Math" w:cs="Times New Roman"/>
-            <w:color w:val="000000" w:themeColor="text1"/>
-            <w:sz w:val="28"/>
-            <w:szCs w:val="28"/>
-          </w:rPr>
-          <m:t>b</m:t>
-        </m:r>
-        <m:r>
-          <w:rPr>
-            <w:rFonts w:ascii="Cambria Math" w:eastAsiaTheme="minorEastAsia" w:hAnsi="Cambria Math" w:cs="Times New Roman"/>
-            <w:color w:val="000000" w:themeColor="text1"/>
-            <w:sz w:val="28"/>
-            <w:szCs w:val="28"/>
-          </w:rPr>
-          <m:t>]</m:t>
+          <m:t>C[a,b]</m:t>
         </m:r>
       </m:oMath>
       <w:r>
@@ -12963,16 +12890,7 @@
             <w:sz w:val="28"/>
             <w:szCs w:val="28"/>
           </w:rPr>
-          <m:t>y</m:t>
-        </m:r>
-        <m:r>
-          <w:rPr>
-            <w:rFonts w:ascii="Cambria Math" w:eastAsiaTheme="minorEastAsia" w:hAnsi="Cambria Math" w:cs="Times New Roman"/>
-            <w:color w:val="000000" w:themeColor="text1"/>
-            <w:sz w:val="28"/>
-            <w:szCs w:val="28"/>
-          </w:rPr>
-          <m:t>=</m:t>
+          <m:t>y=</m:t>
         </m:r>
         <m:r>
           <m:rPr>
@@ -13056,7 +12974,17 @@
           <w:sz w:val="28"/>
           <w:szCs w:val="28"/>
         </w:rPr>
-        <w:t>0 точкам</w:t>
+        <w:t xml:space="preserve">0 </w:t>
+      </w:r>
+      <w:r>
+        <w:rPr>
+          <w:rFonts w:ascii="Times New Roman" w:eastAsiaTheme="minorEastAsia" w:hAnsi="Times New Roman" w:cs="Times New Roman"/>
+          <w:iCs/>
+          <w:color w:val="000000" w:themeColor="text1"/>
+          <w:sz w:val="28"/>
+          <w:szCs w:val="28"/>
+        </w:rPr>
+        <w:t>сегментам</w:t>
       </w:r>
       <w:r>
         <w:rPr>
@@ -13075,7 +13003,6 @@
           <w:color w:val="000000" w:themeColor="text1"/>
           <w:sz w:val="28"/>
           <w:szCs w:val="28"/>
-          <w:lang w:val="en-US"/>
         </w:rPr>
         <w:br/>
       </w:r>
@@ -17387,7 +17314,6 @@
           <w:color w:val="000000" w:themeColor="text1"/>
           <w:sz w:val="28"/>
           <w:szCs w:val="28"/>
-          <w:lang w:val="en-US"/>
         </w:rPr>
         <w:br/>
       </w:r>
@@ -23496,7 +23422,6 @@
           <w:color w:val="000000" w:themeColor="text1"/>
           <w:sz w:val="28"/>
           <w:szCs w:val="28"/>
-          <w:lang w:val="en-US"/>
         </w:rPr>
         <w:br/>
       </w:r>
@@ -23507,7 +23432,6 @@
           <w:color w:val="000000" w:themeColor="text1"/>
           <w:sz w:val="28"/>
           <w:szCs w:val="28"/>
-          <w:lang w:val="en-US"/>
         </w:rPr>
         <w:br/>
       </w:r>
@@ -23540,34 +23464,7 @@
             <w:sz w:val="28"/>
             <w:szCs w:val="28"/>
           </w:rPr>
-          <m:t>C[a</m:t>
-        </m:r>
-        <m:r>
-          <w:rPr>
-            <w:rFonts w:ascii="Cambria Math" w:eastAsiaTheme="minorEastAsia" w:hAnsi="Cambria Math" w:cs="Times New Roman"/>
-            <w:color w:val="000000" w:themeColor="text1"/>
-            <w:sz w:val="28"/>
-            <w:szCs w:val="28"/>
-          </w:rPr>
-          <m:t>,</m:t>
-        </m:r>
-        <m:r>
-          <w:rPr>
-            <w:rFonts w:ascii="Cambria Math" w:eastAsiaTheme="minorEastAsia" w:hAnsi="Cambria Math" w:cs="Times New Roman"/>
-            <w:color w:val="000000" w:themeColor="text1"/>
-            <w:sz w:val="28"/>
-            <w:szCs w:val="28"/>
-          </w:rPr>
-          <m:t>b</m:t>
-        </m:r>
-        <m:r>
-          <w:rPr>
-            <w:rFonts w:ascii="Cambria Math" w:eastAsiaTheme="minorEastAsia" w:hAnsi="Cambria Math" w:cs="Times New Roman"/>
-            <w:color w:val="000000" w:themeColor="text1"/>
-            <w:sz w:val="28"/>
-            <w:szCs w:val="28"/>
-          </w:rPr>
-          <m:t>]</m:t>
+          <m:t>C[a,b]</m:t>
         </m:r>
       </m:oMath>
       <w:r>
@@ -23922,7 +23819,6 @@
           <w:color w:val="000000" w:themeColor="text1"/>
           <w:sz w:val="28"/>
           <w:szCs w:val="28"/>
-          <w:lang w:val="en-US"/>
         </w:rPr>
       </w:pPr>
       <w:r>
@@ -26311,7 +26207,27 @@
           <w:szCs w:val="28"/>
         </w:rPr>
         <w:lastRenderedPageBreak/>
-        <w:t>После чего были установлены следующие погрешности аппроксимации</w:t>
+        <w:t>После чего были установл</w:t>
+      </w:r>
+      <w:r>
+        <w:rPr>
+          <w:rFonts w:ascii="Times New Roman" w:eastAsiaTheme="minorEastAsia" w:hAnsi="Times New Roman" w:cs="Times New Roman"/>
+          <w:iCs/>
+          <w:color w:val="000000" w:themeColor="text1"/>
+          <w:sz w:val="28"/>
+          <w:szCs w:val="28"/>
+        </w:rPr>
+        <w:t>ены</w:t>
+      </w:r>
+      <w:r>
+        <w:rPr>
+          <w:rFonts w:ascii="Times New Roman" w:eastAsiaTheme="minorEastAsia" w:hAnsi="Times New Roman" w:cs="Times New Roman"/>
+          <w:iCs/>
+          <w:color w:val="000000" w:themeColor="text1"/>
+          <w:sz w:val="28"/>
+          <w:szCs w:val="28"/>
+        </w:rPr>
+        <w:t xml:space="preserve"> следующие погрешности аппроксимации</w:t>
       </w:r>
       <w:r>
         <w:rPr>
@@ -26937,25 +26853,7 @@
                   <w:sz w:val="28"/>
                   <w:szCs w:val="28"/>
                 </w:rPr>
-                <m:t>∂</m:t>
-              </m:r>
-              <m:r>
-                <w:rPr>
-                  <w:rFonts w:ascii="Cambria Math" w:hAnsi="Cambria Math" w:cs="Times New Roman"/>
-                  <w:color w:val="000000" w:themeColor="text1"/>
-                  <w:sz w:val="28"/>
-                  <w:szCs w:val="28"/>
-                </w:rPr>
-                <m:t>f</m:t>
-              </m:r>
-              <m:r>
-                <w:rPr>
-                  <w:rFonts w:ascii="Cambria Math" w:hAnsi="Cambria Math" w:cs="Times New Roman"/>
-                  <w:color w:val="000000" w:themeColor="text1"/>
-                  <w:sz w:val="28"/>
-                  <w:szCs w:val="28"/>
-                </w:rPr>
-                <m:t>(</m:t>
+                <m:t>∂f(</m:t>
               </m:r>
               <m:sSub>
                 <m:sSubPr>
@@ -27118,16 +27016,7 @@
                           <w:sz w:val="28"/>
                           <w:szCs w:val="28"/>
                         </w:rPr>
-                        <m:t>+</m:t>
-                      </m:r>
-                      <m:r>
-                        <w:rPr>
-                          <w:rFonts w:ascii="Cambria Math" w:hAnsi="Cambria Math" w:cs="Times New Roman"/>
-                          <w:color w:val="000000" w:themeColor="text1"/>
-                          <w:sz w:val="28"/>
-                          <w:szCs w:val="28"/>
-                        </w:rPr>
-                        <m:t>1</m:t>
+                        <m:t>+1</m:t>
                       </m:r>
                     </m:sub>
                   </m:sSub>
@@ -27140,25 +27029,7 @@
                   <w:sz w:val="28"/>
                   <w:szCs w:val="28"/>
                 </w:rPr>
-                <m:t>-</m:t>
-              </m:r>
-              <m:r>
-                <w:rPr>
-                  <w:rFonts w:ascii="Cambria Math" w:hAnsi="Cambria Math" w:cs="Times New Roman"/>
-                  <w:color w:val="000000" w:themeColor="text1"/>
-                  <w:sz w:val="28"/>
-                  <w:szCs w:val="28"/>
-                </w:rPr>
-                <m:t>f</m:t>
-              </m:r>
-              <m:r>
-                <w:rPr>
-                  <w:rFonts w:ascii="Cambria Math" w:hAnsi="Cambria Math" w:cs="Times New Roman"/>
-                  <w:color w:val="000000" w:themeColor="text1"/>
-                  <w:sz w:val="28"/>
-                  <w:szCs w:val="28"/>
-                </w:rPr>
-                <m:t>(</m:t>
+                <m:t>-f(</m:t>
               </m:r>
               <m:sSub>
                 <m:sSubPr>
@@ -27242,16 +27113,7 @@
                       <w:sz w:val="28"/>
                       <w:szCs w:val="28"/>
                     </w:rPr>
-                    <m:t>i</m:t>
-                  </m:r>
-                  <m:r>
-                    <w:rPr>
-                      <w:rFonts w:ascii="Cambria Math" w:eastAsiaTheme="minorEastAsia" w:hAnsi="Cambria Math" w:cs="Times New Roman"/>
-                      <w:color w:val="000000" w:themeColor="text1"/>
-                      <w:sz w:val="28"/>
-                      <w:szCs w:val="28"/>
-                    </w:rPr>
-                    <m:t>+1</m:t>
+                    <m:t>i+1</m:t>
                   </m:r>
                 </m:sub>
               </m:sSub>
@@ -27312,16 +27174,7 @@
                       <w:sz w:val="28"/>
                       <w:szCs w:val="28"/>
                     </w:rPr>
-                    <m:t>i</m:t>
-                  </m:r>
-                  <m:r>
-                    <w:rPr>
-                      <w:rFonts w:ascii="Cambria Math" w:eastAsiaTheme="minorEastAsia" w:hAnsi="Cambria Math" w:cs="Times New Roman"/>
-                      <w:color w:val="000000" w:themeColor="text1"/>
-                      <w:sz w:val="28"/>
-                      <w:szCs w:val="28"/>
-                    </w:rPr>
-                    <m:t>+1</m:t>
+                    <m:t>i+1</m:t>
                   </m:r>
                 </m:sub>
               </m:sSub>
@@ -27395,16 +27248,7 @@
                   <w:sz w:val="28"/>
                   <w:szCs w:val="28"/>
                 </w:rPr>
-                <m:t>f</m:t>
-              </m:r>
-              <m:r>
-                <w:rPr>
-                  <w:rFonts w:ascii="Cambria Math" w:hAnsi="Cambria Math" w:cs="Times New Roman"/>
-                  <w:color w:val="000000" w:themeColor="text1"/>
-                  <w:sz w:val="28"/>
-                  <w:szCs w:val="28"/>
-                </w:rPr>
-                <m:t>(</m:t>
+                <m:t>f(</m:t>
               </m:r>
               <m:r>
                 <w:rPr>
@@ -27475,9 +27319,25 @@
             </m:den>
           </m:f>
           <m:r>
+            <m:rPr>
+              <m:sty m:val="p"/>
+            </m:rPr>
             <w:rPr>
               <w:rFonts w:ascii="Times New Roman" w:eastAsiaTheme="minorEastAsia" w:hAnsi="Times New Roman" w:cs="Times New Roman"/>
-              <w:iCs/>
+              <w:color w:val="000000" w:themeColor="text1"/>
+              <w:sz w:val="28"/>
+              <w:szCs w:val="28"/>
+            </w:rPr>
+            <w:br/>
+          </m:r>
+        </m:oMath>
+        <m:oMath>
+          <m:r>
+            <m:rPr>
+              <m:sty m:val="p"/>
+            </m:rPr>
+            <w:rPr>
+              <w:rFonts w:ascii="Times New Roman" w:eastAsiaTheme="minorEastAsia" w:hAnsi="Times New Roman" w:cs="Times New Roman"/>
               <w:color w:val="000000" w:themeColor="text1"/>
               <w:sz w:val="28"/>
               <w:szCs w:val="28"/>
@@ -27485,15 +27345,16 @@
             <w:br/>
           </m:r>
           <m:r>
+            <m:rPr>
+              <m:sty m:val="p"/>
+            </m:rPr>
             <w:rPr>
               <w:rFonts w:ascii="Times New Roman" w:eastAsiaTheme="minorEastAsia" w:hAnsi="Times New Roman" w:cs="Times New Roman"/>
-              <w:iCs/>
               <w:color w:val="000000" w:themeColor="text1"/>
               <w:sz w:val="28"/>
               <w:szCs w:val="28"/>
             </w:rPr>
-            <w:br/>
-            <w:t xml:space="preserve"> , где следующая часть формулы – погрешность</w:t>
+            <m:t xml:space="preserve"> , где следующая часть формулы – погрешность</m:t>
           </m:r>
         </m:oMath>
       </m:oMathPara>
@@ -27516,6 +27377,16 @@
           <w:szCs w:val="28"/>
         </w:rPr>
         <w:t>в виде остаточного члена в форме Лагранжа</w:t>
+      </w:r>
+      <w:r>
+        <w:rPr>
+          <w:rFonts w:ascii="Times New Roman" w:eastAsiaTheme="minorEastAsia" w:hAnsi="Times New Roman" w:cs="Times New Roman"/>
+          <w:iCs/>
+          <w:color w:val="000000" w:themeColor="text1"/>
+          <w:sz w:val="28"/>
+          <w:szCs w:val="28"/>
+        </w:rPr>
+        <w:t>:</w:t>
       </w:r>
       <w:r>
         <w:rPr>
@@ -27585,16 +27456,7 @@
                       <w:sz w:val="28"/>
                       <w:szCs w:val="28"/>
                     </w:rPr>
-                    <m:t>i</m:t>
-                  </m:r>
-                  <m:r>
-                    <w:rPr>
-                      <w:rFonts w:ascii="Cambria Math" w:eastAsiaTheme="minorEastAsia" w:hAnsi="Cambria Math" w:cs="Times New Roman"/>
-                      <w:color w:val="000000" w:themeColor="text1"/>
-                      <w:sz w:val="28"/>
-                      <w:szCs w:val="28"/>
-                    </w:rPr>
-                    <m:t>+1</m:t>
+                    <m:t>i+1</m:t>
                   </m:r>
                 </m:sub>
               </m:sSub>
@@ -27668,16 +27530,7 @@
                   <w:sz w:val="28"/>
                   <w:szCs w:val="28"/>
                 </w:rPr>
-                <m:t>f</m:t>
-              </m:r>
-              <m:r>
-                <w:rPr>
-                  <w:rFonts w:ascii="Cambria Math" w:hAnsi="Cambria Math" w:cs="Times New Roman"/>
-                  <w:color w:val="000000" w:themeColor="text1"/>
-                  <w:sz w:val="28"/>
-                  <w:szCs w:val="28"/>
-                </w:rPr>
-                <m:t>(</m:t>
+                <m:t>f(</m:t>
               </m:r>
               <m:r>
                 <w:rPr>
@@ -27748,28 +27601,39 @@
             </m:den>
           </m:f>
           <m:r>
+            <m:rPr>
+              <m:sty m:val="p"/>
+            </m:rPr>
             <w:rPr>
               <w:rFonts w:ascii="Times New Roman" w:eastAsiaTheme="minorEastAsia" w:hAnsi="Times New Roman" w:cs="Times New Roman"/>
-              <w:iCs/>
               <w:color w:val="000000" w:themeColor="text1"/>
               <w:sz w:val="28"/>
               <w:szCs w:val="28"/>
             </w:rPr>
             <w:br/>
           </m:r>
-          <m:r>
-            <w:rPr>
-              <w:rFonts w:ascii="Times New Roman" w:eastAsiaTheme="minorEastAsia" w:hAnsi="Times New Roman" w:cs="Times New Roman"/>
-              <w:iCs/>
-              <w:color w:val="000000" w:themeColor="text1"/>
-              <w:sz w:val="28"/>
-              <w:szCs w:val="28"/>
-            </w:rPr>
-            <w:br/>
-            <w:t>Следовательно двухточечный шаблон первого порядка точности принимает вид</w:t>
-          </m:r>
         </m:oMath>
       </m:oMathPara>
+      <w:r>
+        <w:rPr>
+          <w:rFonts w:ascii="Times New Roman" w:eastAsiaTheme="minorEastAsia" w:hAnsi="Times New Roman" w:cs="Times New Roman"/>
+          <w:iCs/>
+          <w:color w:val="000000" w:themeColor="text1"/>
+          <w:sz w:val="28"/>
+          <w:szCs w:val="28"/>
+        </w:rPr>
+        <w:br/>
+      </w:r>
+      <w:r>
+        <w:rPr>
+          <w:rFonts w:ascii="Times New Roman" w:eastAsiaTheme="minorEastAsia" w:hAnsi="Times New Roman" w:cs="Times New Roman"/>
+          <w:iCs/>
+          <w:color w:val="000000" w:themeColor="text1"/>
+          <w:sz w:val="28"/>
+          <w:szCs w:val="28"/>
+        </w:rPr>
+        <w:t>Следовательно двухточечный шаблон первого порядка точности принимает вид</w:t>
+      </w:r>
       <w:r>
         <w:rPr>
           <w:rFonts w:ascii="Times New Roman" w:eastAsiaTheme="minorEastAsia" w:hAnsi="Times New Roman" w:cs="Times New Roman"/>
@@ -28063,16 +27927,7 @@
                 <w:sz w:val="28"/>
                 <w:szCs w:val="28"/>
               </w:rPr>
-              <m:t>f</m:t>
-            </m:r>
-            <m:r>
-              <w:rPr>
-                <w:rFonts w:ascii="Cambria Math" w:hAnsi="Cambria Math" w:cs="Times New Roman"/>
-                <w:color w:val="000000" w:themeColor="text1"/>
-                <w:sz w:val="28"/>
-                <w:szCs w:val="28"/>
-              </w:rPr>
-              <m:t>(</m:t>
+              <m:t>f(</m:t>
             </m:r>
             <m:r>
               <w:rPr>
@@ -28149,16 +28004,7 @@
             <w:sz w:val="28"/>
             <w:szCs w:val="28"/>
           </w:rPr>
-          <m:t>=</m:t>
-        </m:r>
-        <m:r>
-          <w:rPr>
-            <w:rFonts w:ascii="Cambria Math" w:eastAsiaTheme="minorEastAsia" w:hAnsi="Cambria Math" w:cs="Times New Roman"/>
-            <w:color w:val="000000" w:themeColor="text1"/>
-            <w:sz w:val="28"/>
-            <w:szCs w:val="28"/>
-          </w:rPr>
-          <m:t>-</m:t>
+          <m:t>=-</m:t>
         </m:r>
         <m:func>
           <m:funcPr>
@@ -28247,34 +28093,7 @@
             <w:sz w:val="28"/>
             <w:szCs w:val="28"/>
           </w:rPr>
-          <m:t>ξ∈</m:t>
-        </m:r>
-        <m:r>
-          <w:rPr>
-            <w:rFonts w:ascii="Cambria Math" w:eastAsiaTheme="minorEastAsia" w:hAnsi="Cambria Math" w:cs="Times New Roman"/>
-            <w:color w:val="000000" w:themeColor="text1"/>
-            <w:sz w:val="28"/>
-            <w:szCs w:val="28"/>
-          </w:rPr>
-          <m:t>[</m:t>
-        </m:r>
-        <m:r>
-          <w:rPr>
-            <w:rFonts w:ascii="Cambria Math" w:eastAsiaTheme="minorEastAsia" w:hAnsi="Cambria Math" w:cs="Times New Roman"/>
-            <w:color w:val="000000" w:themeColor="text1"/>
-            <w:sz w:val="28"/>
-            <w:szCs w:val="28"/>
-          </w:rPr>
-          <m:t>0.</m:t>
-        </m:r>
-        <m:r>
-          <w:rPr>
-            <w:rFonts w:ascii="Cambria Math" w:eastAsiaTheme="minorEastAsia" w:hAnsi="Cambria Math" w:cs="Times New Roman"/>
-            <w:color w:val="000000" w:themeColor="text1"/>
-            <w:sz w:val="28"/>
-            <w:szCs w:val="28"/>
-          </w:rPr>
-          <m:t>47-</m:t>
+          <m:t>ξ∈[0.47-</m:t>
         </m:r>
         <m:sSub>
           <m:sSubPr>
@@ -28330,34 +28149,7 @@
             <w:sz w:val="28"/>
             <w:szCs w:val="28"/>
           </w:rPr>
-          <m:t>,0.</m:t>
-        </m:r>
-        <m:r>
-          <w:rPr>
-            <w:rFonts w:ascii="Cambria Math" w:eastAsiaTheme="minorEastAsia" w:hAnsi="Cambria Math" w:cs="Times New Roman"/>
-            <w:color w:val="000000" w:themeColor="text1"/>
-            <w:sz w:val="28"/>
-            <w:szCs w:val="28"/>
-          </w:rPr>
-          <m:t>4</m:t>
-        </m:r>
-        <m:r>
-          <w:rPr>
-            <w:rFonts w:ascii="Cambria Math" w:eastAsiaTheme="minorEastAsia" w:hAnsi="Cambria Math" w:cs="Times New Roman"/>
-            <w:color w:val="000000" w:themeColor="text1"/>
-            <w:sz w:val="28"/>
-            <w:szCs w:val="28"/>
-          </w:rPr>
-          <m:t>7</m:t>
-        </m:r>
-        <m:r>
-          <w:rPr>
-            <w:rFonts w:ascii="Cambria Math" w:eastAsiaTheme="minorEastAsia" w:hAnsi="Cambria Math" w:cs="Times New Roman"/>
-            <w:color w:val="000000" w:themeColor="text1"/>
-            <w:sz w:val="28"/>
-            <w:szCs w:val="28"/>
-          </w:rPr>
-          <m:t>]</m:t>
+          <m:t>,0.47]</m:t>
         </m:r>
       </m:oMath>
       <w:r>
@@ -28512,25 +28304,7 @@
                       <w:sz w:val="28"/>
                       <w:szCs w:val="28"/>
                     </w:rPr>
-                    <m:t>ξ∈</m:t>
-                  </m:r>
-                  <m:r>
-                    <w:rPr>
-                      <w:rFonts w:ascii="Cambria Math" w:eastAsiaTheme="minorEastAsia" w:hAnsi="Cambria Math" w:cs="Times New Roman"/>
-                      <w:color w:val="000000" w:themeColor="text1"/>
-                      <w:sz w:val="28"/>
-                      <w:szCs w:val="28"/>
-                    </w:rPr>
-                    <m:t>[0.</m:t>
-                  </m:r>
-                  <m:r>
-                    <w:rPr>
-                      <w:rFonts w:ascii="Cambria Math" w:eastAsiaTheme="minorEastAsia" w:hAnsi="Cambria Math" w:cs="Times New Roman"/>
-                      <w:color w:val="000000" w:themeColor="text1"/>
-                      <w:sz w:val="28"/>
-                      <w:szCs w:val="28"/>
-                    </w:rPr>
-                    <m:t>47-</m:t>
+                    <m:t>ξ∈[0.47-</m:t>
                   </m:r>
                   <m:sSub>
                     <m:sSubPr>
@@ -28586,34 +28360,7 @@
                       <w:sz w:val="28"/>
                       <w:szCs w:val="28"/>
                     </w:rPr>
-                    <m:t>,0.</m:t>
-                  </m:r>
-                  <m:r>
-                    <w:rPr>
-                      <w:rFonts w:ascii="Cambria Math" w:eastAsiaTheme="minorEastAsia" w:hAnsi="Cambria Math" w:cs="Times New Roman"/>
-                      <w:color w:val="000000" w:themeColor="text1"/>
-                      <w:sz w:val="28"/>
-                      <w:szCs w:val="28"/>
-                    </w:rPr>
-                    <m:t>4</m:t>
-                  </m:r>
-                  <m:r>
-                    <w:rPr>
-                      <w:rFonts w:ascii="Cambria Math" w:eastAsiaTheme="minorEastAsia" w:hAnsi="Cambria Math" w:cs="Times New Roman"/>
-                      <w:color w:val="000000" w:themeColor="text1"/>
-                      <w:sz w:val="28"/>
-                      <w:szCs w:val="28"/>
-                    </w:rPr>
-                    <m:t>7</m:t>
-                  </m:r>
-                  <m:r>
-                    <w:rPr>
-                      <w:rFonts w:ascii="Cambria Math" w:eastAsiaTheme="minorEastAsia" w:hAnsi="Cambria Math" w:cs="Times New Roman"/>
-                      <w:color w:val="000000" w:themeColor="text1"/>
-                      <w:sz w:val="28"/>
-                      <w:szCs w:val="28"/>
-                    </w:rPr>
-                    <m:t>]</m:t>
+                    <m:t>,0.47]</m:t>
                   </m:r>
                 </m:lim>
               </m:limLow>
@@ -28789,17 +28536,7 @@
               <w:szCs w:val="28"/>
               <w:lang w:val="en-US"/>
             </w:rPr>
-            <m:t>|</m:t>
-          </m:r>
-          <m:r>
-            <w:rPr>
-              <w:rFonts w:ascii="Cambria Math" w:eastAsiaTheme="minorEastAsia" w:hAnsi="Cambria Math" w:cs="Times New Roman"/>
-              <w:color w:val="000000" w:themeColor="text1"/>
-              <w:sz w:val="28"/>
-              <w:szCs w:val="28"/>
-              <w:lang w:val="en-US"/>
-            </w:rPr>
-            <m:t>&lt;0.0001</m:t>
+            <m:t>|&lt;0.0001</m:t>
           </m:r>
         </m:oMath>
       </m:oMathPara>
@@ -28842,7 +28579,6 @@
           <w:color w:val="000000" w:themeColor="text1"/>
           <w:sz w:val="28"/>
           <w:szCs w:val="28"/>
-          <w:lang w:val="en-US"/>
         </w:rPr>
       </w:pPr>
       <w:r>
@@ -28888,16 +28624,7 @@
                 <w:sz w:val="28"/>
                 <w:szCs w:val="28"/>
               </w:rPr>
-              <m:t>i</m:t>
-            </m:r>
-            <m:r>
-              <w:rPr>
-                <w:rFonts w:ascii="Cambria Math" w:eastAsiaTheme="minorEastAsia" w:hAnsi="Cambria Math" w:cs="Times New Roman"/>
-                <w:color w:val="000000" w:themeColor="text1"/>
-                <w:sz w:val="28"/>
-                <w:szCs w:val="28"/>
-              </w:rPr>
-              <m:t>+1</m:t>
+              <m:t>i+1</m:t>
             </m:r>
           </m:sub>
         </m:sSub>
@@ -28908,52 +28635,7 @@
             <w:sz w:val="28"/>
             <w:szCs w:val="28"/>
           </w:rPr>
-          <m:t>=</m:t>
-        </m:r>
-        <m:r>
-          <w:rPr>
-            <w:rFonts w:ascii="Cambria Math" w:eastAsiaTheme="minorEastAsia" w:hAnsi="Cambria Math" w:cs="Times New Roman"/>
-            <w:color w:val="000000" w:themeColor="text1"/>
-            <w:sz w:val="28"/>
-            <w:szCs w:val="28"/>
-          </w:rPr>
-          <m:t>0.</m:t>
-        </m:r>
-        <m:r>
-          <w:rPr>
-            <w:rFonts w:ascii="Cambria Math" w:eastAsiaTheme="minorEastAsia" w:hAnsi="Cambria Math" w:cs="Times New Roman"/>
-            <w:color w:val="000000" w:themeColor="text1"/>
-            <w:sz w:val="28"/>
-            <w:szCs w:val="28"/>
-          </w:rPr>
-          <m:t>0</m:t>
-        </m:r>
-        <m:r>
-          <w:rPr>
-            <w:rFonts w:ascii="Cambria Math" w:eastAsiaTheme="minorEastAsia" w:hAnsi="Cambria Math" w:cs="Times New Roman"/>
-            <w:color w:val="000000" w:themeColor="text1"/>
-            <w:sz w:val="28"/>
-            <w:szCs w:val="28"/>
-          </w:rPr>
-          <m:t>0</m:t>
-        </m:r>
-        <m:r>
-          <w:rPr>
-            <w:rFonts w:ascii="Cambria Math" w:eastAsiaTheme="minorEastAsia" w:hAnsi="Cambria Math" w:cs="Times New Roman"/>
-            <w:color w:val="000000" w:themeColor="text1"/>
-            <w:sz w:val="28"/>
-            <w:szCs w:val="28"/>
-          </w:rPr>
-          <m:t>0</m:t>
-        </m:r>
-        <m:r>
-          <w:rPr>
-            <w:rFonts w:ascii="Cambria Math" w:eastAsiaTheme="minorEastAsia" w:hAnsi="Cambria Math" w:cs="Times New Roman"/>
-            <w:color w:val="000000" w:themeColor="text1"/>
-            <w:sz w:val="28"/>
-            <w:szCs w:val="28"/>
-          </w:rPr>
-          <m:t>4</m:t>
+          <m:t>=0.0004</m:t>
         </m:r>
       </m:oMath>
       <w:r>
@@ -29464,7 +29146,6 @@
           <w:color w:val="000000" w:themeColor="text1"/>
           <w:sz w:val="28"/>
           <w:szCs w:val="28"/>
-          <w:lang w:val="en-US"/>
         </w:rPr>
       </w:pPr>
       <w:r>
@@ -30101,7 +29782,6 @@
           <w:color w:val="000000" w:themeColor="text1"/>
           <w:sz w:val="28"/>
           <w:szCs w:val="28"/>
-          <w:lang w:val="en-US"/>
         </w:rPr>
       </w:pPr>
       <w:r>
@@ -30122,7 +29802,6 @@
           <w:color w:val="000000" w:themeColor="text1"/>
           <w:sz w:val="28"/>
           <w:szCs w:val="28"/>
-          <w:lang w:val="en-US"/>
         </w:rPr>
         <w:t>:</w:t>
       </w:r>
@@ -30144,7 +29823,6 @@
           <w:color w:val="000000" w:themeColor="text1"/>
           <w:sz w:val="28"/>
           <w:szCs w:val="28"/>
-          <w:lang w:val="en-US"/>
         </w:rPr>
       </w:pPr>
     </w:p>
@@ -30495,17 +30173,7 @@
           <w:sz w:val="28"/>
           <w:szCs w:val="28"/>
         </w:rPr>
-        <w:t xml:space="preserve">В ходе выполнения данного практического задания были сформированы </w:t>
-      </w:r>
-      <w:r>
-        <w:rPr>
-          <w:rFonts w:ascii="Times New Roman" w:eastAsiaTheme="minorEastAsia" w:hAnsi="Times New Roman" w:cs="Times New Roman"/>
-          <w:iCs/>
-          <w:color w:val="000000" w:themeColor="text1"/>
-          <w:sz w:val="28"/>
-          <w:szCs w:val="28"/>
-        </w:rPr>
-        <w:t>практические навыки интерполяции табличных функций и численного дифференцирования.</w:t>
+        <w:t>В ходе выполнения данного практического задания были сформированы практические навыки интерполяции табличных функций и численного дифференцирования.</w:t>
       </w:r>
       <w:r>
         <w:rPr>
@@ -35841,6 +35509,7 @@
   <w:style w:type="character" w:default="1" w:styleId="DefaultParagraphFont">
     <w:name w:val="Default Paragraph Font"/>
     <w:uiPriority w:val="1"/>
+    <w:semiHidden/>
     <w:unhideWhenUsed/>
   </w:style>
   <w:style w:type="table" w:default="1" w:styleId="TableNormal">
@@ -36797,6 +36466,7 @@
     <w:rsid w:val="002E62CA"/>
     <w:rsid w:val="00307E51"/>
     <w:rsid w:val="00315B34"/>
+    <w:rsid w:val="003348A1"/>
     <w:rsid w:val="0034175F"/>
     <w:rsid w:val="00342CF4"/>
     <w:rsid w:val="003549C1"/>
@@ -36823,6 +36493,7 @@
     <w:rsid w:val="00597878"/>
     <w:rsid w:val="005A4BBF"/>
     <w:rsid w:val="005C3470"/>
+    <w:rsid w:val="005E35FF"/>
     <w:rsid w:val="005F0297"/>
     <w:rsid w:val="005F228B"/>
     <w:rsid w:val="005F316A"/>
@@ -36934,6 +36605,7 @@
     <w:rsid w:val="00C60FA1"/>
     <w:rsid w:val="00C70E2C"/>
     <w:rsid w:val="00C74BC9"/>
+    <w:rsid w:val="00CB0D2E"/>
     <w:rsid w:val="00CB19AF"/>
     <w:rsid w:val="00CF285B"/>
     <w:rsid w:val="00D01644"/>
@@ -37435,7 +37107,7 @@
     <w:basedOn w:val="DefaultParagraphFont"/>
     <w:uiPriority w:val="99"/>
     <w:semiHidden/>
-    <w:rsid w:val="00F35C72"/>
+    <w:rsid w:val="005E35FF"/>
     <w:rPr>
       <w:color w:val="808080"/>
     </w:rPr>
